--- a/contenu/textes-yunma-fr.docx
+++ b/contenu/textes-yunma-fr.docx
@@ -2584,6 +2584,111 @@
           <w:sz w:val="19"/>
           <w:szCs w:val="19"/>
         </w:rPr>
+        <w:t xml:space="preserve">Ferme : nom</w:t>
+      </w:r>
+      <w:r>
+        <w:rPr>
+          <w:color w:val="B95F2C"/>
+          <w:sz w:val="19"/>
+          <w:szCs w:val="19"/>
+        </w:rPr>
+        <w:t xml:space="preserve">   [produit.lot-23-01-baoshan.ferme.nom]</w:t>
+      </w:r>
+    </w:p>
+    <w:p>
+      <w:pPr>
+        <w:spacing w:after="0"/>
+      </w:pPr>
+      <w:r>
+        <w:rPr>
+          <w:sz w:val="22"/>
+          <w:szCs w:val="22"/>
+        </w:rPr>
+        <w:t xml:space="preserve">Ferme des Yang</w:t>
+      </w:r>
+    </w:p>
+    <w:p>
+      <w:pPr>
+        <w:spacing w:after="40" w:before="200"/>
+      </w:pPr>
+      <w:r>
+        <w:rPr>
+          <w:b/>
+          <w:bCs/>
+          <w:color w:val="55524A"/>
+          <w:sz w:val="19"/>
+          <w:szCs w:val="19"/>
+        </w:rPr>
+        <w:t xml:space="preserve">Ferme : lieu</w:t>
+      </w:r>
+      <w:r>
+        <w:rPr>
+          <w:color w:val="B95F2C"/>
+          <w:sz w:val="19"/>
+          <w:szCs w:val="19"/>
+        </w:rPr>
+        <w:t xml:space="preserve">   [produit.lot-23-01-baoshan.ferme.lieu]</w:t>
+      </w:r>
+    </w:p>
+    <w:p>
+      <w:pPr>
+        <w:spacing w:after="0"/>
+      </w:pPr>
+      <w:r>
+        <w:rPr>
+          <w:sz w:val="22"/>
+          <w:szCs w:val="22"/>
+        </w:rPr>
+        <w:t xml:space="preserve">Baoshan, Yunnan</w:t>
+      </w:r>
+    </w:p>
+    <w:p>
+      <w:pPr>
+        <w:spacing w:after="40" w:before="200"/>
+      </w:pPr>
+      <w:r>
+        <w:rPr>
+          <w:b/>
+          <w:bCs/>
+          <w:color w:val="55524A"/>
+          <w:sz w:val="19"/>
+          <w:szCs w:val="19"/>
+        </w:rPr>
+        <w:t xml:space="preserve">Ferme : présentation</w:t>
+      </w:r>
+      <w:r>
+        <w:rPr>
+          <w:color w:val="B95F2C"/>
+          <w:sz w:val="19"/>
+          <w:szCs w:val="19"/>
+        </w:rPr>
+        <w:t xml:space="preserve">   [produit.lot-23-01-baoshan.ferme.texte]</w:t>
+      </w:r>
+    </w:p>
+    <w:p>
+      <w:pPr>
+        <w:spacing w:after="0"/>
+      </w:pPr>
+      <w:r>
+        <w:rPr>
+          <w:sz w:val="22"/>
+          <w:szCs w:val="22"/>
+        </w:rPr>
+        <w:t xml:space="preserve">La famille Yang cultive 3,5 hectares à 1 500 mètres, sur un versant orienté à l'est, planté d'arbres d'ombrage. Trois générations y travaillent : les parents à la parcelle, le fils à la station de lavage qu'ils ont construite en 2021. Nous achetons chez eux depuis notre première récolte, à un prix fixé avant la saison.</w:t>
+      </w:r>
+    </w:p>
+    <w:p>
+      <w:pPr>
+        <w:spacing w:after="40" w:before="200"/>
+      </w:pPr>
+      <w:r>
+        <w:rPr>
+          <w:b/>
+          <w:bCs/>
+          <w:color w:val="55524A"/>
+          <w:sz w:val="19"/>
+          <w:szCs w:val="19"/>
+        </w:rPr>
         <w:t xml:space="preserve">Format et prix</w:t>
       </w:r>
       <w:r>
@@ -3118,6 +3223,111 @@
           <w:sz w:val="19"/>
           <w:szCs w:val="19"/>
         </w:rPr>
+        <w:t xml:space="preserve">Ferme : nom</w:t>
+      </w:r>
+      <w:r>
+        <w:rPr>
+          <w:color w:val="B95F2C"/>
+          <w:sz w:val="19"/>
+          <w:szCs w:val="19"/>
+        </w:rPr>
+        <w:t xml:space="preserve">   [produit.lot-23-03-puer.ferme.nom]</w:t>
+      </w:r>
+    </w:p>
+    <w:p>
+      <w:pPr>
+        <w:spacing w:after="0"/>
+      </w:pPr>
+      <w:r>
+        <w:rPr>
+          <w:sz w:val="22"/>
+          <w:szCs w:val="22"/>
+        </w:rPr>
+        <w:t xml:space="preserve">Jardin de Manlao</w:t>
+      </w:r>
+    </w:p>
+    <w:p>
+      <w:pPr>
+        <w:spacing w:after="40" w:before="200"/>
+      </w:pPr>
+      <w:r>
+        <w:rPr>
+          <w:b/>
+          <w:bCs/>
+          <w:color w:val="55524A"/>
+          <w:sz w:val="19"/>
+          <w:szCs w:val="19"/>
+        </w:rPr>
+        <w:t xml:space="preserve">Ferme : lieu</w:t>
+      </w:r>
+      <w:r>
+        <w:rPr>
+          <w:color w:val="B95F2C"/>
+          <w:sz w:val="19"/>
+          <w:szCs w:val="19"/>
+        </w:rPr>
+        <w:t xml:space="preserve">   [produit.lot-23-03-puer.ferme.lieu]</w:t>
+      </w:r>
+    </w:p>
+    <w:p>
+      <w:pPr>
+        <w:spacing w:after="0"/>
+      </w:pPr>
+      <w:r>
+        <w:rPr>
+          <w:sz w:val="22"/>
+          <w:szCs w:val="22"/>
+        </w:rPr>
+        <w:t xml:space="preserve">Pu'er, Yunnan</w:t>
+      </w:r>
+    </w:p>
+    <w:p>
+      <w:pPr>
+        <w:spacing w:after="40" w:before="200"/>
+      </w:pPr>
+      <w:r>
+        <w:rPr>
+          <w:b/>
+          <w:bCs/>
+          <w:color w:val="55524A"/>
+          <w:sz w:val="19"/>
+          <w:szCs w:val="19"/>
+        </w:rPr>
+        <w:t xml:space="preserve">Ferme : présentation</w:t>
+      </w:r>
+      <w:r>
+        <w:rPr>
+          <w:color w:val="B95F2C"/>
+          <w:sz w:val="19"/>
+          <w:szCs w:val="19"/>
+        </w:rPr>
+        <w:t xml:space="preserve">   [produit.lot-23-03-puer.ferme.texte]</w:t>
+      </w:r>
+    </w:p>
+    <w:p>
+      <w:pPr>
+        <w:spacing w:after="0"/>
+      </w:pPr>
+      <w:r>
+        <w:rPr>
+          <w:sz w:val="22"/>
+          <w:szCs w:val="22"/>
+        </w:rPr>
+        <w:t xml:space="preserve">Une parcelle de 1,8 hectare en lisière des jardins de thé, conduite sans intrant de synthèse depuis 2017. Les caféiers y poussent sous des arbres fruitiers, ce qui allonge la maturation de deux à trois semaines. La récolte est traitée en honey, séchée à l'ombre, sur des lits que la famille couvre chaque soir.</w:t>
+      </w:r>
+    </w:p>
+    <w:p>
+      <w:pPr>
+        <w:spacing w:after="40" w:before="200"/>
+      </w:pPr>
+      <w:r>
+        <w:rPr>
+          <w:b/>
+          <w:bCs/>
+          <w:color w:val="55524A"/>
+          <w:sz w:val="19"/>
+          <w:szCs w:val="19"/>
+        </w:rPr>
         <w:t xml:space="preserve">Format et prix</w:t>
       </w:r>
       <w:r>
@@ -3652,6 +3862,111 @@
           <w:sz w:val="19"/>
           <w:szCs w:val="19"/>
         </w:rPr>
+        <w:t xml:space="preserve">Ferme : nom</w:t>
+      </w:r>
+      <w:r>
+        <w:rPr>
+          <w:color w:val="B95F2C"/>
+          <w:sz w:val="19"/>
+          <w:szCs w:val="19"/>
+        </w:rPr>
+        <w:t xml:space="preserve">   [produit.lot-23-05-menglian.ferme.nom]</w:t>
+      </w:r>
+    </w:p>
+    <w:p>
+      <w:pPr>
+        <w:spacing w:after="0"/>
+      </w:pPr>
+      <w:r>
+        <w:rPr>
+          <w:sz w:val="22"/>
+          <w:szCs w:val="22"/>
+        </w:rPr>
+        <w:t xml:space="preserve">Coopérative de Menglian</w:t>
+      </w:r>
+    </w:p>
+    <w:p>
+      <w:pPr>
+        <w:spacing w:after="40" w:before="200"/>
+      </w:pPr>
+      <w:r>
+        <w:rPr>
+          <w:b/>
+          <w:bCs/>
+          <w:color w:val="55524A"/>
+          <w:sz w:val="19"/>
+          <w:szCs w:val="19"/>
+        </w:rPr>
+        <w:t xml:space="preserve">Ferme : lieu</w:t>
+      </w:r>
+      <w:r>
+        <w:rPr>
+          <w:color w:val="B95F2C"/>
+          <w:sz w:val="19"/>
+          <w:szCs w:val="19"/>
+        </w:rPr>
+        <w:t xml:space="preserve">   [produit.lot-23-05-menglian.ferme.lieu]</w:t>
+      </w:r>
+    </w:p>
+    <w:p>
+      <w:pPr>
+        <w:spacing w:after="0"/>
+      </w:pPr>
+      <w:r>
+        <w:rPr>
+          <w:sz w:val="22"/>
+          <w:szCs w:val="22"/>
+        </w:rPr>
+        <w:t xml:space="preserve">Menglian, Yunnan</w:t>
+      </w:r>
+    </w:p>
+    <w:p>
+      <w:pPr>
+        <w:spacing w:after="40" w:before="200"/>
+      </w:pPr>
+      <w:r>
+        <w:rPr>
+          <w:b/>
+          <w:bCs/>
+          <w:color w:val="55524A"/>
+          <w:sz w:val="19"/>
+          <w:szCs w:val="19"/>
+        </w:rPr>
+        <w:t xml:space="preserve">Ferme : présentation</w:t>
+      </w:r>
+      <w:r>
+        <w:rPr>
+          <w:color w:val="B95F2C"/>
+          <w:sz w:val="19"/>
+          <w:szCs w:val="19"/>
+        </w:rPr>
+        <w:t xml:space="preserve">   [produit.lot-23-05-menglian.ferme.texte]</w:t>
+      </w:r>
+    </w:p>
+    <w:p>
+      <w:pPr>
+        <w:spacing w:after="0"/>
+      </w:pPr>
+      <w:r>
+        <w:rPr>
+          <w:sz w:val="22"/>
+          <w:szCs w:val="22"/>
+        </w:rPr>
+        <w:t xml:space="preserve">Sept familles réunies en coopérative, le long de la frontière birmane. Elles mettent en commun l'aire de séchage et le trieur optique, ce qu'aucune ne pourrait financer seule. Ce lot naturel est le fruit de cette mise en commun : vingt et un jours de séchage demandent une surveillance que l'on ne tient pas à une seule paire de bras.</w:t>
+      </w:r>
+    </w:p>
+    <w:p>
+      <w:pPr>
+        <w:spacing w:after="40" w:before="200"/>
+      </w:pPr>
+      <w:r>
+        <w:rPr>
+          <w:b/>
+          <w:bCs/>
+          <w:color w:val="55524A"/>
+          <w:sz w:val="19"/>
+          <w:szCs w:val="19"/>
+        </w:rPr>
         <w:t xml:space="preserve">Format et prix</w:t>
       </w:r>
       <w:r>
@@ -4186,7 +4501,7 @@
           <w:sz w:val="19"/>
           <w:szCs w:val="19"/>
         </w:rPr>
-        <w:t xml:space="preserve">Contenu du coffret, ligne 1</w:t>
+        <w:t xml:space="preserve">Contenu, ligne 1</w:t>
       </w:r>
       <w:r>
         <w:rPr>
@@ -4221,7 +4536,7 @@
           <w:sz w:val="19"/>
           <w:szCs w:val="19"/>
         </w:rPr>
-        <w:t xml:space="preserve">Contenu du coffret, ligne 2</w:t>
+        <w:t xml:space="preserve">Contenu, ligne 2</w:t>
       </w:r>
       <w:r>
         <w:rPr>
@@ -4256,7 +4571,7 @@
           <w:sz w:val="19"/>
           <w:szCs w:val="19"/>
         </w:rPr>
-        <w:t xml:space="preserve">Contenu du coffret, ligne 3</w:t>
+        <w:t xml:space="preserve">Contenu, ligne 3</w:t>
       </w:r>
       <w:r>
         <w:rPr>
@@ -4277,6 +4592,111 @@
           <w:szCs w:val="22"/>
         </w:rPr>
         <w:t xml:space="preserve">Boîte recyclable</w:t>
+      </w:r>
+    </w:p>
+    <w:p>
+      <w:pPr>
+        <w:spacing w:after="40" w:before="200"/>
+      </w:pPr>
+      <w:r>
+        <w:rPr>
+          <w:b/>
+          <w:bCs/>
+          <w:color w:val="55524A"/>
+          <w:sz w:val="19"/>
+          <w:szCs w:val="19"/>
+        </w:rPr>
+        <w:t xml:space="preserve">Ferme : nom</w:t>
+      </w:r>
+      <w:r>
+        <w:rPr>
+          <w:color w:val="B95F2C"/>
+          <w:sz w:val="19"/>
+          <w:szCs w:val="19"/>
+        </w:rPr>
+        <w:t xml:space="preserve">   [produit.drip-bags-x8.ferme.nom]</w:t>
+      </w:r>
+    </w:p>
+    <w:p>
+      <w:pPr>
+        <w:spacing w:after="0"/>
+      </w:pPr>
+      <w:r>
+        <w:rPr>
+          <w:sz w:val="22"/>
+          <w:szCs w:val="22"/>
+        </w:rPr>
+        <w:t xml:space="preserve">Baoshan &amp; Pu’er</w:t>
+      </w:r>
+    </w:p>
+    <w:p>
+      <w:pPr>
+        <w:spacing w:after="40" w:before="200"/>
+      </w:pPr>
+      <w:r>
+        <w:rPr>
+          <w:b/>
+          <w:bCs/>
+          <w:color w:val="55524A"/>
+          <w:sz w:val="19"/>
+          <w:szCs w:val="19"/>
+        </w:rPr>
+        <w:t xml:space="preserve">Ferme : lieu</w:t>
+      </w:r>
+      <w:r>
+        <w:rPr>
+          <w:color w:val="B95F2C"/>
+          <w:sz w:val="19"/>
+          <w:szCs w:val="19"/>
+        </w:rPr>
+        <w:t xml:space="preserve">   [produit.drip-bags-x8.ferme.lieu]</w:t>
+      </w:r>
+    </w:p>
+    <w:p>
+      <w:pPr>
+        <w:spacing w:after="0"/>
+      </w:pPr>
+      <w:r>
+        <w:rPr>
+          <w:sz w:val="22"/>
+          <w:szCs w:val="22"/>
+        </w:rPr>
+        <w:t xml:space="preserve">Deux fermes partenaires</w:t>
+      </w:r>
+    </w:p>
+    <w:p>
+      <w:pPr>
+        <w:spacing w:after="40" w:before="200"/>
+      </w:pPr>
+      <w:r>
+        <w:rPr>
+          <w:b/>
+          <w:bCs/>
+          <w:color w:val="55524A"/>
+          <w:sz w:val="19"/>
+          <w:szCs w:val="19"/>
+        </w:rPr>
+        <w:t xml:space="preserve">Ferme : présentation</w:t>
+      </w:r>
+      <w:r>
+        <w:rPr>
+          <w:color w:val="B95F2C"/>
+          <w:sz w:val="19"/>
+          <w:szCs w:val="19"/>
+        </w:rPr>
+        <w:t xml:space="preserve">   [produit.drip-bags-x8.ferme.texte]</w:t>
+      </w:r>
+    </w:p>
+    <w:p>
+      <w:pPr>
+        <w:spacing w:after="0"/>
+      </w:pPr>
+      <w:r>
+        <w:rPr>
+          <w:sz w:val="22"/>
+          <w:szCs w:val="22"/>
+        </w:rPr>
+        <w:t xml:space="preserve">Cet assemblage réunit le lavé de la famille Yang, à Baoshan, et le honey du jardin de Manlao, à Pu'er. Le premier apporte la structure et la propreté, le second la douceur et le parfum. Les proportions sont réajustées à chaque récolte pour que la tasse reste la même d'une boîte à l'autre.</w:t>
       </w:r>
     </w:p>
     <w:p>
@@ -4320,6 +4740,820 @@
         <w:spacing w:after="140" w:before="340"/>
       </w:pPr>
       <w:r>
+        <w:t xml:space="preserve">Drip Bags — Composez votre boîte — Ferme de Gaoshen, Baoshan</w:t>
+      </w:r>
+    </w:p>
+    <w:p>
+      <w:pPr>
+        <w:spacing w:after="40" w:before="200"/>
+      </w:pPr>
+      <w:r>
+        <w:rPr>
+          <w:b/>
+          <w:bCs/>
+          <w:color w:val="55524A"/>
+          <w:sz w:val="19"/>
+          <w:szCs w:val="19"/>
+        </w:rPr>
+        <w:t xml:space="preserve">Nom</w:t>
+      </w:r>
+      <w:r>
+        <w:rPr>
+          <w:color w:val="B95F2C"/>
+          <w:sz w:val="19"/>
+          <w:szCs w:val="19"/>
+        </w:rPr>
+        <w:t xml:space="preserve">   [produit.drip-bags-a-composer.nom]</w:t>
+      </w:r>
+    </w:p>
+    <w:p>
+      <w:pPr>
+        <w:spacing w:after="0"/>
+      </w:pPr>
+      <w:r>
+        <w:rPr>
+          <w:sz w:val="22"/>
+          <w:szCs w:val="22"/>
+        </w:rPr>
+        <w:t xml:space="preserve">Drip Bags — Composez votre boîte</w:t>
+      </w:r>
+    </w:p>
+    <w:p>
+      <w:pPr>
+        <w:spacing w:after="40" w:before="200"/>
+      </w:pPr>
+      <w:r>
+        <w:rPr>
+          <w:b/>
+          <w:bCs/>
+          <w:color w:val="55524A"/>
+          <w:sz w:val="19"/>
+          <w:szCs w:val="19"/>
+        </w:rPr>
+        <w:t xml:space="preserve">Sous-titre</w:t>
+      </w:r>
+      <w:r>
+        <w:rPr>
+          <w:color w:val="B95F2C"/>
+          <w:sz w:val="19"/>
+          <w:szCs w:val="19"/>
+        </w:rPr>
+        <w:t xml:space="preserve">   [produit.drip-bags-a-composer.sousTitre]</w:t>
+      </w:r>
+    </w:p>
+    <w:p>
+      <w:pPr>
+        <w:spacing w:after="0"/>
+      </w:pPr>
+      <w:r>
+        <w:rPr>
+          <w:sz w:val="22"/>
+          <w:szCs w:val="22"/>
+        </w:rPr>
+        <w:t xml:space="preserve">Ferme de Gaoshen, Baoshan</w:t>
+      </w:r>
+    </w:p>
+    <w:p>
+      <w:pPr>
+        <w:spacing w:after="40" w:before="200"/>
+      </w:pPr>
+      <w:r>
+        <w:rPr>
+          <w:b/>
+          <w:bCs/>
+          <w:color w:val="55524A"/>
+          <w:sz w:val="19"/>
+          <w:szCs w:val="19"/>
+        </w:rPr>
+        <w:t xml:space="preserve">Accroche (une phrase, sous le prix)</w:t>
+      </w:r>
+      <w:r>
+        <w:rPr>
+          <w:color w:val="B95F2C"/>
+          <w:sz w:val="19"/>
+          <w:szCs w:val="19"/>
+        </w:rPr>
+        <w:t xml:space="preserve">   [produit.drip-bags-a-composer.accroche]</w:t>
+      </w:r>
+    </w:p>
+    <w:p>
+      <w:pPr>
+        <w:spacing w:after="0"/>
+      </w:pPr>
+      <w:r>
+        <w:rPr>
+          <w:sz w:val="22"/>
+          <w:szCs w:val="22"/>
+        </w:rPr>
+        <w:t xml:space="preserve">Huit sachets, deux variétés, votre choix.</w:t>
+      </w:r>
+    </w:p>
+    <w:p>
+      <w:pPr>
+        <w:spacing w:after="40" w:before="200"/>
+      </w:pPr>
+      <w:r>
+        <w:rPr>
+          <w:b/>
+          <w:bCs/>
+          <w:color w:val="55524A"/>
+          <w:sz w:val="19"/>
+          <w:szCs w:val="19"/>
+        </w:rPr>
+        <w:t xml:space="preserve">Description</w:t>
+      </w:r>
+      <w:r>
+        <w:rPr>
+          <w:color w:val="B95F2C"/>
+          <w:sz w:val="19"/>
+          <w:szCs w:val="19"/>
+        </w:rPr>
+        <w:t xml:space="preserve">   [produit.drip-bags-a-composer.description]</w:t>
+      </w:r>
+    </w:p>
+    <w:p>
+      <w:pPr>
+        <w:spacing w:after="0"/>
+      </w:pPr>
+      <w:r>
+        <w:rPr>
+          <w:sz w:val="22"/>
+          <w:szCs w:val="22"/>
+        </w:rPr>
+        <w:t xml:space="preserve">Une boîte de huit drip bags composée par vous, à partir de deux variétés cultivées sur la même ferme, à Gaoshen : le Catimor, rond et cacaoté, et le Bourbon jaune, plus fin et floral. Prenez-en huit d'une seule, ou quatre de chaque pour les comparer tasse après tasse.</w:t>
+      </w:r>
+    </w:p>
+    <w:p>
+      <w:pPr>
+        <w:spacing w:after="40" w:before="200"/>
+      </w:pPr>
+      <w:r>
+        <w:rPr>
+          <w:b/>
+          <w:bCs/>
+          <w:color w:val="55524A"/>
+          <w:sz w:val="19"/>
+          <w:szCs w:val="19"/>
+        </w:rPr>
+        <w:t xml:space="preserve">Histoire du lot</w:t>
+      </w:r>
+      <w:r>
+        <w:rPr>
+          <w:color w:val="B95F2C"/>
+          <w:sz w:val="19"/>
+          <w:szCs w:val="19"/>
+        </w:rPr>
+        <w:t xml:space="preserve">   [produit.drip-bags-a-composer.histoire]</w:t>
+      </w:r>
+    </w:p>
+    <w:p>
+      <w:pPr>
+        <w:spacing w:after="0"/>
+      </w:pPr>
+      <w:r>
+        <w:rPr>
+          <w:sz w:val="22"/>
+          <w:szCs w:val="22"/>
+        </w:rPr>
+        <w:t xml:space="preserve">Même terre, même altitude, même traitement, même torréfaction : seule la variété change. C'est la comparaison la plus honnête que l'on puisse proposer, et la plus instructive. La plupart des gens ne s'entendent pas dire « je préfère le Bourbon jaune » avant d'avoir bu les deux à la suite.</w:t>
+      </w:r>
+    </w:p>
+    <w:p>
+      <w:pPr>
+        <w:spacing w:after="40" w:before="200"/>
+      </w:pPr>
+      <w:r>
+        <w:rPr>
+          <w:b/>
+          <w:bCs/>
+          <w:color w:val="55524A"/>
+          <w:sz w:val="19"/>
+          <w:szCs w:val="19"/>
+        </w:rPr>
+        <w:t xml:space="preserve">Fiche : origine</w:t>
+      </w:r>
+      <w:r>
+        <w:rPr>
+          <w:color w:val="B95F2C"/>
+          <w:sz w:val="19"/>
+          <w:szCs w:val="19"/>
+        </w:rPr>
+        <w:t xml:space="preserve">   [produit.drip-bags-a-composer.origine]</w:t>
+      </w:r>
+    </w:p>
+    <w:p>
+      <w:pPr>
+        <w:spacing w:after="0"/>
+      </w:pPr>
+      <w:r>
+        <w:rPr>
+          <w:sz w:val="22"/>
+          <w:szCs w:val="22"/>
+        </w:rPr>
+        <w:t xml:space="preserve">Yunnan, Chine — Gaoshen, Baoshan</w:t>
+      </w:r>
+    </w:p>
+    <w:p>
+      <w:pPr>
+        <w:spacing w:after="40" w:before="200"/>
+      </w:pPr>
+      <w:r>
+        <w:rPr>
+          <w:b/>
+          <w:bCs/>
+          <w:color w:val="55524A"/>
+          <w:sz w:val="19"/>
+          <w:szCs w:val="19"/>
+        </w:rPr>
+        <w:t xml:space="preserve">Fiche : altitude</w:t>
+      </w:r>
+      <w:r>
+        <w:rPr>
+          <w:color w:val="B95F2C"/>
+          <w:sz w:val="19"/>
+          <w:szCs w:val="19"/>
+        </w:rPr>
+        <w:t xml:space="preserve">   [produit.drip-bags-a-composer.altitude]</w:t>
+      </w:r>
+    </w:p>
+    <w:p>
+      <w:pPr>
+        <w:spacing w:after="0"/>
+      </w:pPr>
+      <w:r>
+        <w:rPr>
+          <w:sz w:val="22"/>
+          <w:szCs w:val="22"/>
+        </w:rPr>
+        <w:t xml:space="preserve">1 550 – 1 750 m</w:t>
+      </w:r>
+    </w:p>
+    <w:p>
+      <w:pPr>
+        <w:spacing w:after="40" w:before="200"/>
+      </w:pPr>
+      <w:r>
+        <w:rPr>
+          <w:b/>
+          <w:bCs/>
+          <w:color w:val="55524A"/>
+          <w:sz w:val="19"/>
+          <w:szCs w:val="19"/>
+        </w:rPr>
+        <w:t xml:space="preserve">Fiche : variété</w:t>
+      </w:r>
+      <w:r>
+        <w:rPr>
+          <w:color w:val="B95F2C"/>
+          <w:sz w:val="19"/>
+          <w:szCs w:val="19"/>
+        </w:rPr>
+        <w:t xml:space="preserve">   [produit.drip-bags-a-composer.variete]</w:t>
+      </w:r>
+    </w:p>
+    <w:p>
+      <w:pPr>
+        <w:spacing w:after="0"/>
+      </w:pPr>
+      <w:r>
+        <w:rPr>
+          <w:sz w:val="22"/>
+          <w:szCs w:val="22"/>
+        </w:rPr>
+        <w:t xml:space="preserve">Catimor ou Bourbon jaune</w:t>
+      </w:r>
+    </w:p>
+    <w:p>
+      <w:pPr>
+        <w:spacing w:after="40" w:before="200"/>
+      </w:pPr>
+      <w:r>
+        <w:rPr>
+          <w:b/>
+          <w:bCs/>
+          <w:color w:val="55524A"/>
+          <w:sz w:val="19"/>
+          <w:szCs w:val="19"/>
+        </w:rPr>
+        <w:t xml:space="preserve">Fiche : process</w:t>
+      </w:r>
+      <w:r>
+        <w:rPr>
+          <w:color w:val="B95F2C"/>
+          <w:sz w:val="19"/>
+          <w:szCs w:val="19"/>
+        </w:rPr>
+        <w:t xml:space="preserve">   [produit.drip-bags-a-composer.process]</w:t>
+      </w:r>
+    </w:p>
+    <w:p>
+      <w:pPr>
+        <w:spacing w:after="0"/>
+      </w:pPr>
+      <w:r>
+        <w:rPr>
+          <w:sz w:val="22"/>
+          <w:szCs w:val="22"/>
+        </w:rPr>
+        <w:t xml:space="preserve">Lavé</w:t>
+      </w:r>
+    </w:p>
+    <w:p>
+      <w:pPr>
+        <w:spacing w:after="40" w:before="200"/>
+      </w:pPr>
+      <w:r>
+        <w:rPr>
+          <w:b/>
+          <w:bCs/>
+          <w:color w:val="55524A"/>
+          <w:sz w:val="19"/>
+          <w:szCs w:val="19"/>
+        </w:rPr>
+        <w:t xml:space="preserve">Fiche : notes de dégustation</w:t>
+      </w:r>
+      <w:r>
+        <w:rPr>
+          <w:color w:val="B95F2C"/>
+          <w:sz w:val="19"/>
+          <w:szCs w:val="19"/>
+        </w:rPr>
+        <w:t xml:space="preserve">   [produit.drip-bags-a-composer.notes]</w:t>
+      </w:r>
+    </w:p>
+    <w:p>
+      <w:pPr>
+        <w:spacing w:after="0"/>
+      </w:pPr>
+      <w:r>
+        <w:rPr>
+          <w:sz w:val="22"/>
+          <w:szCs w:val="22"/>
+        </w:rPr>
+        <w:t xml:space="preserve">Catimor : cacao, noisette · Bourbon jaune : jasmin, sucre roux</w:t>
+      </w:r>
+    </w:p>
+    <w:p>
+      <w:pPr>
+        <w:spacing w:after="40" w:before="200"/>
+      </w:pPr>
+      <w:r>
+        <w:rPr>
+          <w:b/>
+          <w:bCs/>
+          <w:color w:val="55524A"/>
+          <w:sz w:val="19"/>
+          <w:szCs w:val="19"/>
+        </w:rPr>
+        <w:t xml:space="preserve">Fiche : séchage</w:t>
+      </w:r>
+      <w:r>
+        <w:rPr>
+          <w:color w:val="B95F2C"/>
+          <w:sz w:val="19"/>
+          <w:szCs w:val="19"/>
+        </w:rPr>
+        <w:t xml:space="preserve">   [produit.drip-bags-a-composer.sechage]</w:t>
+      </w:r>
+    </w:p>
+    <w:p>
+      <w:pPr>
+        <w:spacing w:after="0"/>
+      </w:pPr>
+      <w:r>
+        <w:rPr>
+          <w:sz w:val="22"/>
+          <w:szCs w:val="22"/>
+        </w:rPr>
+        <w:t xml:space="preserve">Lits africains surélevés, 14 jours</w:t>
+      </w:r>
+    </w:p>
+    <w:p>
+      <w:pPr>
+        <w:spacing w:after="40" w:before="200"/>
+      </w:pPr>
+      <w:r>
+        <w:rPr>
+          <w:b/>
+          <w:bCs/>
+          <w:color w:val="55524A"/>
+          <w:sz w:val="19"/>
+          <w:szCs w:val="19"/>
+        </w:rPr>
+        <w:t xml:space="preserve">Fiche : récolte</w:t>
+      </w:r>
+      <w:r>
+        <w:rPr>
+          <w:color w:val="B95F2C"/>
+          <w:sz w:val="19"/>
+          <w:szCs w:val="19"/>
+        </w:rPr>
+        <w:t xml:space="preserve">   [produit.drip-bags-a-composer.recolte]</w:t>
+      </w:r>
+    </w:p>
+    <w:p>
+      <w:pPr>
+        <w:spacing w:after="0"/>
+      </w:pPr>
+      <w:r>
+        <w:rPr>
+          <w:sz w:val="22"/>
+          <w:szCs w:val="22"/>
+        </w:rPr>
+        <w:t xml:space="preserve">À la main, cerises mûres</w:t>
+      </w:r>
+    </w:p>
+    <w:p>
+      <w:pPr>
+        <w:spacing w:after="40" w:before="200"/>
+      </w:pPr>
+      <w:r>
+        <w:rPr>
+          <w:b/>
+          <w:bCs/>
+          <w:color w:val="55524A"/>
+          <w:sz w:val="19"/>
+          <w:szCs w:val="19"/>
+        </w:rPr>
+        <w:t xml:space="preserve">Fiche : torréfaction</w:t>
+      </w:r>
+      <w:r>
+        <w:rPr>
+          <w:color w:val="B95F2C"/>
+          <w:sz w:val="19"/>
+          <w:szCs w:val="19"/>
+        </w:rPr>
+        <w:t xml:space="preserve">   [produit.drip-bags-a-composer.torrefaction]</w:t>
+      </w:r>
+    </w:p>
+    <w:p>
+      <w:pPr>
+        <w:spacing w:after="0"/>
+      </w:pPr>
+      <w:r>
+        <w:rPr>
+          <w:sz w:val="22"/>
+          <w:szCs w:val="22"/>
+        </w:rPr>
+        <w:t xml:space="preserve">Moyenne — mouture filtre</w:t>
+      </w:r>
+    </w:p>
+    <w:p>
+      <w:pPr>
+        <w:spacing w:after="40" w:before="200"/>
+      </w:pPr>
+      <w:r>
+        <w:rPr>
+          <w:b/>
+          <w:bCs/>
+          <w:color w:val="55524A"/>
+          <w:sz w:val="19"/>
+          <w:szCs w:val="19"/>
+        </w:rPr>
+        <w:t xml:space="preserve">Conseils de préparation</w:t>
+      </w:r>
+      <w:r>
+        <w:rPr>
+          <w:color w:val="B95F2C"/>
+          <w:sz w:val="19"/>
+          <w:szCs w:val="19"/>
+        </w:rPr>
+        <w:t xml:space="preserve">   [produit.drip-bags-a-composer.preparation]</w:t>
+      </w:r>
+    </w:p>
+    <w:p>
+      <w:pPr>
+        <w:spacing w:after="0"/>
+      </w:pPr>
+      <w:r>
+        <w:rPr>
+          <w:sz w:val="22"/>
+          <w:szCs w:val="22"/>
+        </w:rPr>
+        <w:t xml:space="preserve">Posez le sachet sur la tasse, versez 30 ml pour humidifier, attendez 30 secondes, puis complétez à 180 ml en deux versements.</w:t>
+      </w:r>
+    </w:p>
+    <w:p>
+      <w:pPr>
+        <w:spacing w:after="40" w:before="200"/>
+      </w:pPr>
+      <w:r>
+        <w:rPr>
+          <w:b/>
+          <w:bCs/>
+          <w:color w:val="55524A"/>
+          <w:sz w:val="19"/>
+          <w:szCs w:val="19"/>
+        </w:rPr>
+        <w:t xml:space="preserve">Contenu, ligne 1</w:t>
+      </w:r>
+      <w:r>
+        <w:rPr>
+          <w:color w:val="B95F2C"/>
+          <w:sz w:val="19"/>
+          <w:szCs w:val="19"/>
+        </w:rPr>
+        <w:t xml:space="preserve">   [produit.drip-bags-a-composer.contenu.1]</w:t>
+      </w:r>
+    </w:p>
+    <w:p>
+      <w:pPr>
+        <w:spacing w:after="0"/>
+      </w:pPr>
+      <w:r>
+        <w:rPr>
+          <w:sz w:val="22"/>
+          <w:szCs w:val="22"/>
+        </w:rPr>
+        <w:t xml:space="preserve">8 sachets filtres de 10 g, moulus du jour</w:t>
+      </w:r>
+    </w:p>
+    <w:p>
+      <w:pPr>
+        <w:spacing w:after="40" w:before="200"/>
+      </w:pPr>
+      <w:r>
+        <w:rPr>
+          <w:b/>
+          <w:bCs/>
+          <w:color w:val="55524A"/>
+          <w:sz w:val="19"/>
+          <w:szCs w:val="19"/>
+        </w:rPr>
+        <w:t xml:space="preserve">Contenu, ligne 2</w:t>
+      </w:r>
+      <w:r>
+        <w:rPr>
+          <w:color w:val="B95F2C"/>
+          <w:sz w:val="19"/>
+          <w:szCs w:val="19"/>
+        </w:rPr>
+        <w:t xml:space="preserve">   [produit.drip-bags-a-composer.contenu.2]</w:t>
+      </w:r>
+    </w:p>
+    <w:p>
+      <w:pPr>
+        <w:spacing w:after="0"/>
+      </w:pPr>
+      <w:r>
+        <w:rPr>
+          <w:sz w:val="22"/>
+          <w:szCs w:val="22"/>
+        </w:rPr>
+        <w:t xml:space="preserve">Une seule ferme, une seule récolte</w:t>
+      </w:r>
+    </w:p>
+    <w:p>
+      <w:pPr>
+        <w:spacing w:after="40" w:before="200"/>
+      </w:pPr>
+      <w:r>
+        <w:rPr>
+          <w:b/>
+          <w:bCs/>
+          <w:color w:val="55524A"/>
+          <w:sz w:val="19"/>
+          <w:szCs w:val="19"/>
+        </w:rPr>
+        <w:t xml:space="preserve">Contenu, ligne 3</w:t>
+      </w:r>
+      <w:r>
+        <w:rPr>
+          <w:color w:val="B95F2C"/>
+          <w:sz w:val="19"/>
+          <w:szCs w:val="19"/>
+        </w:rPr>
+        <w:t xml:space="preserve">   [produit.drip-bags-a-composer.contenu.3]</w:t>
+      </w:r>
+    </w:p>
+    <w:p>
+      <w:pPr>
+        <w:spacing w:after="0"/>
+      </w:pPr>
+      <w:r>
+        <w:rPr>
+          <w:sz w:val="22"/>
+          <w:szCs w:val="22"/>
+        </w:rPr>
+        <w:t xml:space="preserve">Boîte recyclable</w:t>
+      </w:r>
+    </w:p>
+    <w:p>
+      <w:pPr>
+        <w:spacing w:after="40" w:before="200"/>
+      </w:pPr>
+      <w:r>
+        <w:rPr>
+          <w:b/>
+          <w:bCs/>
+          <w:color w:val="55524A"/>
+          <w:sz w:val="19"/>
+          <w:szCs w:val="19"/>
+        </w:rPr>
+        <w:t xml:space="preserve">Ferme : nom</w:t>
+      </w:r>
+      <w:r>
+        <w:rPr>
+          <w:color w:val="B95F2C"/>
+          <w:sz w:val="19"/>
+          <w:szCs w:val="19"/>
+        </w:rPr>
+        <w:t xml:space="preserve">   [produit.drip-bags-a-composer.ferme.nom]</w:t>
+      </w:r>
+    </w:p>
+    <w:p>
+      <w:pPr>
+        <w:spacing w:after="0"/>
+      </w:pPr>
+      <w:r>
+        <w:rPr>
+          <w:sz w:val="22"/>
+          <w:szCs w:val="22"/>
+        </w:rPr>
+        <w:t xml:space="preserve">Ferme de Gaoshen</w:t>
+      </w:r>
+    </w:p>
+    <w:p>
+      <w:pPr>
+        <w:spacing w:after="40" w:before="200"/>
+      </w:pPr>
+      <w:r>
+        <w:rPr>
+          <w:b/>
+          <w:bCs/>
+          <w:color w:val="55524A"/>
+          <w:sz w:val="19"/>
+          <w:szCs w:val="19"/>
+        </w:rPr>
+        <w:t xml:space="preserve">Ferme : lieu</w:t>
+      </w:r>
+      <w:r>
+        <w:rPr>
+          <w:color w:val="B95F2C"/>
+          <w:sz w:val="19"/>
+          <w:szCs w:val="19"/>
+        </w:rPr>
+        <w:t xml:space="preserve">   [produit.drip-bags-a-composer.ferme.lieu]</w:t>
+      </w:r>
+    </w:p>
+    <w:p>
+      <w:pPr>
+        <w:spacing w:after="0"/>
+      </w:pPr>
+      <w:r>
+        <w:rPr>
+          <w:sz w:val="22"/>
+          <w:szCs w:val="22"/>
+        </w:rPr>
+        <w:t xml:space="preserve">Baoshan, Yunnan</w:t>
+      </w:r>
+    </w:p>
+    <w:p>
+      <w:pPr>
+        <w:spacing w:after="40" w:before="200"/>
+      </w:pPr>
+      <w:r>
+        <w:rPr>
+          <w:b/>
+          <w:bCs/>
+          <w:color w:val="55524A"/>
+          <w:sz w:val="19"/>
+          <w:szCs w:val="19"/>
+        </w:rPr>
+        <w:t xml:space="preserve">Ferme : présentation</w:t>
+      </w:r>
+      <w:r>
+        <w:rPr>
+          <w:color w:val="B95F2C"/>
+          <w:sz w:val="19"/>
+          <w:szCs w:val="19"/>
+        </w:rPr>
+        <w:t xml:space="preserve">   [produit.drip-bags-a-composer.ferme.texte]</w:t>
+      </w:r>
+    </w:p>
+    <w:p>
+      <w:pPr>
+        <w:spacing w:after="0"/>
+      </w:pPr>
+      <w:r>
+        <w:rPr>
+          <w:sz w:val="22"/>
+          <w:szCs w:val="22"/>
+        </w:rPr>
+        <w:t xml:space="preserve">À Gaoshen, sur les hauteurs de Baoshan, une même exploitation conduit côte à côte deux variétés que tout oppose en tasse. Le Catimor occupe les parcelles basses, plus exposées ; le Bourbon jaune, plus fragile et deux fois moins productif, est réservé aux terrasses hautes. Les deux sont récoltés, lavés et séchés exactement de la même manière — c'est ce qui rend la comparaison possible.</w:t>
+      </w:r>
+    </w:p>
+    <w:p>
+      <w:pPr>
+        <w:spacing w:after="40" w:before="200"/>
+      </w:pPr>
+      <w:r>
+        <w:rPr>
+          <w:b/>
+          <w:bCs/>
+          <w:color w:val="55524A"/>
+          <w:sz w:val="19"/>
+          <w:szCs w:val="19"/>
+        </w:rPr>
+        <w:t xml:space="preserve">Format et prix</w:t>
+      </w:r>
+      <w:r>
+        <w:rPr>
+          <w:color w:val="B95F2C"/>
+          <w:sz w:val="19"/>
+          <w:szCs w:val="19"/>
+        </w:rPr>
+        <w:t xml:space="preserve">   [produit.drip-bags-a-composer.prix.1]</w:t>
+      </w:r>
+    </w:p>
+    <w:p>
+      <w:pPr>
+        <w:spacing w:after="0"/>
+      </w:pPr>
+      <w:r>
+        <w:rPr>
+          <w:sz w:val="22"/>
+          <w:szCs w:val="22"/>
+        </w:rPr>
+        <w:t xml:space="preserve">8 × Catimor — 15.00 €</w:t>
+      </w:r>
+    </w:p>
+    <w:p>
+      <w:pPr>
+        <w:spacing w:after="40" w:before="200"/>
+      </w:pPr>
+      <w:r>
+        <w:rPr>
+          <w:b/>
+          <w:bCs/>
+          <w:color w:val="55524A"/>
+          <w:sz w:val="19"/>
+          <w:szCs w:val="19"/>
+        </w:rPr>
+        <w:t xml:space="preserve">Format et prix</w:t>
+      </w:r>
+      <w:r>
+        <w:rPr>
+          <w:color w:val="B95F2C"/>
+          <w:sz w:val="19"/>
+          <w:szCs w:val="19"/>
+        </w:rPr>
+        <w:t xml:space="preserve">   [produit.drip-bags-a-composer.prix.2]</w:t>
+      </w:r>
+    </w:p>
+    <w:p>
+      <w:pPr>
+        <w:spacing w:after="0"/>
+      </w:pPr>
+      <w:r>
+        <w:rPr>
+          <w:sz w:val="22"/>
+          <w:szCs w:val="22"/>
+        </w:rPr>
+        <w:t xml:space="preserve">8 × Bourbon jaune — 15.00 €</w:t>
+      </w:r>
+    </w:p>
+    <w:p>
+      <w:pPr>
+        <w:spacing w:after="40" w:before="200"/>
+      </w:pPr>
+      <w:r>
+        <w:rPr>
+          <w:b/>
+          <w:bCs/>
+          <w:color w:val="55524A"/>
+          <w:sz w:val="19"/>
+          <w:szCs w:val="19"/>
+        </w:rPr>
+        <w:t xml:space="preserve">Format et prix</w:t>
+      </w:r>
+      <w:r>
+        <w:rPr>
+          <w:color w:val="B95F2C"/>
+          <w:sz w:val="19"/>
+          <w:szCs w:val="19"/>
+        </w:rPr>
+        <w:t xml:space="preserve">   [produit.drip-bags-a-composer.prix.3]</w:t>
+      </w:r>
+    </w:p>
+    <w:p>
+      <w:pPr>
+        <w:spacing w:after="0"/>
+      </w:pPr>
+      <w:r>
+        <w:rPr>
+          <w:sz w:val="22"/>
+          <w:szCs w:val="22"/>
+        </w:rPr>
+        <w:t xml:space="preserve">4 × Catimor + 4 × Bourbon jaune — 15.00 €</w:t>
+      </w:r>
+    </w:p>
+    <w:p>
+      <w:pPr>
+        <w:pStyle w:val="Heading2"/>
+        <w:spacing w:after="140" w:before="340"/>
+      </w:pPr>
+      <w:r>
         <w:t xml:space="preserve">Coffret Découverte — 3 × 200 g + 1 boîte de drip bags</w:t>
       </w:r>
     </w:p>
@@ -4825,7 +6059,7 @@
           <w:sz w:val="19"/>
           <w:szCs w:val="19"/>
         </w:rPr>
-        <w:t xml:space="preserve">Contenu du coffret, ligne 1</w:t>
+        <w:t xml:space="preserve">Contenu, ligne 1</w:t>
       </w:r>
       <w:r>
         <w:rPr>
@@ -4860,7 +6094,7 @@
           <w:sz w:val="19"/>
           <w:szCs w:val="19"/>
         </w:rPr>
-        <w:t xml:space="preserve">Contenu du coffret, ligne 2</w:t>
+        <w:t xml:space="preserve">Contenu, ligne 2</w:t>
       </w:r>
       <w:r>
         <w:rPr>
@@ -4895,7 +6129,7 @@
           <w:sz w:val="19"/>
           <w:szCs w:val="19"/>
         </w:rPr>
-        <w:t xml:space="preserve">Contenu du coffret, ligne 3</w:t>
+        <w:t xml:space="preserve">Contenu, ligne 3</w:t>
       </w:r>
       <w:r>
         <w:rPr>
@@ -4930,7 +6164,7 @@
           <w:sz w:val="19"/>
           <w:szCs w:val="19"/>
         </w:rPr>
-        <w:t xml:space="preserve">Contenu du coffret, ligne 4</w:t>
+        <w:t xml:space="preserve">Contenu, ligne 4</w:t>
       </w:r>
       <w:r>
         <w:rPr>
@@ -4965,7 +6199,7 @@
           <w:sz w:val="19"/>
           <w:szCs w:val="19"/>
         </w:rPr>
-        <w:t xml:space="preserve">Contenu du coffret, ligne 5</w:t>
+        <w:t xml:space="preserve">Contenu, ligne 5</w:t>
       </w:r>
       <w:r>
         <w:rPr>
@@ -4986,6 +6220,111 @@
           <w:szCs w:val="22"/>
         </w:rPr>
         <w:t xml:space="preserve">Fiche de dégustation</w:t>
+      </w:r>
+    </w:p>
+    <w:p>
+      <w:pPr>
+        <w:spacing w:after="40" w:before="200"/>
+      </w:pPr>
+      <w:r>
+        <w:rPr>
+          <w:b/>
+          <w:bCs/>
+          <w:color w:val="55524A"/>
+          <w:sz w:val="19"/>
+          <w:szCs w:val="19"/>
+        </w:rPr>
+        <w:t xml:space="preserve">Ferme : nom</w:t>
+      </w:r>
+      <w:r>
+        <w:rPr>
+          <w:color w:val="B95F2C"/>
+          <w:sz w:val="19"/>
+          <w:szCs w:val="19"/>
+        </w:rPr>
+        <w:t xml:space="preserve">   [produit.coffret-decouverte.ferme.nom]</w:t>
+      </w:r>
+    </w:p>
+    <w:p>
+      <w:pPr>
+        <w:spacing w:after="0"/>
+      </w:pPr>
+      <w:r>
+        <w:rPr>
+          <w:sz w:val="22"/>
+          <w:szCs w:val="22"/>
+        </w:rPr>
+        <w:t xml:space="preserve">Nos trois fermes</w:t>
+      </w:r>
+    </w:p>
+    <w:p>
+      <w:pPr>
+        <w:spacing w:after="40" w:before="200"/>
+      </w:pPr>
+      <w:r>
+        <w:rPr>
+          <w:b/>
+          <w:bCs/>
+          <w:color w:val="55524A"/>
+          <w:sz w:val="19"/>
+          <w:szCs w:val="19"/>
+        </w:rPr>
+        <w:t xml:space="preserve">Ferme : lieu</w:t>
+      </w:r>
+      <w:r>
+        <w:rPr>
+          <w:color w:val="B95F2C"/>
+          <w:sz w:val="19"/>
+          <w:szCs w:val="19"/>
+        </w:rPr>
+        <w:t xml:space="preserve">   [produit.coffret-decouverte.ferme.lieu]</w:t>
+      </w:r>
+    </w:p>
+    <w:p>
+      <w:pPr>
+        <w:spacing w:after="0"/>
+      </w:pPr>
+      <w:r>
+        <w:rPr>
+          <w:sz w:val="22"/>
+          <w:szCs w:val="22"/>
+        </w:rPr>
+        <w:t xml:space="preserve">Baoshan, Pu’er, Menglian</w:t>
+      </w:r>
+    </w:p>
+    <w:p>
+      <w:pPr>
+        <w:spacing w:after="40" w:before="200"/>
+      </w:pPr>
+      <w:r>
+        <w:rPr>
+          <w:b/>
+          <w:bCs/>
+          <w:color w:val="55524A"/>
+          <w:sz w:val="19"/>
+          <w:szCs w:val="19"/>
+        </w:rPr>
+        <w:t xml:space="preserve">Ferme : présentation</w:t>
+      </w:r>
+      <w:r>
+        <w:rPr>
+          <w:color w:val="B95F2C"/>
+          <w:sz w:val="19"/>
+          <w:szCs w:val="19"/>
+        </w:rPr>
+        <w:t xml:space="preserve">   [produit.coffret-decouverte.ferme.texte]</w:t>
+      </w:r>
+    </w:p>
+    <w:p>
+      <w:pPr>
+        <w:spacing w:after="0"/>
+      </w:pPr>
+      <w:r>
+        <w:rPr>
+          <w:sz w:val="22"/>
+          <w:szCs w:val="22"/>
+        </w:rPr>
+        <w:t xml:space="preserve">Le coffret rassemble le travail des trois fermes avec lesquelles nous travaillons depuis le début : la famille Yang à Baoshan, le jardin de Manlao à Pu'er, la coopérative de Menglian. Trois altitudes, trois traitements, trois façons de faire — c'est en les goûtant côte à côte qu'on entend ce que chacune apporte.</w:t>
       </w:r>
     </w:p>
     <w:p>
@@ -5032,7 +6371,20 @@
         <w:spacing w:after="200" w:before="520"/>
       </w:pPr>
       <w:r>
-        <w:t xml:space="preserve">Page « Origine »</w:t>
+        <w:t xml:space="preserve">Page « Origine » (terroir, histoire et savoir-faire)</w:t>
+      </w:r>
+    </w:p>
+    <w:p>
+      <w:pPr>
+        <w:spacing w:after="140"/>
+      </w:pPr>
+      <w:r>
+        <w:rPr>
+          <w:i/>
+          <w:iCs/>
+          <w:color w:val="55524A"/>
+        </w:rPr>
+        <w:t xml:space="preserve">Cette page réunit trois anciennes pages. Le sommaire en haut de page permet de sauter d’une partie à l’autre.</w:t>
       </w:r>
     </w:p>
     <w:p>
@@ -5076,7 +6428,7 @@
           <w:sz w:val="22"/>
           <w:szCs w:val="22"/>
         </w:rPr>
-        <w:t xml:space="preserve">Le Yunnan, origine des cafés Yunma</w:t>
+        <w:t xml:space="preserve">Origine, histoire et savoir-faire — Yunma, cafés du Yunnan</w:t>
       </w:r>
     </w:p>
     <w:p>
@@ -5111,7 +6463,7 @@
           <w:sz w:val="22"/>
           <w:szCs w:val="22"/>
         </w:rPr>
-        <w:t xml:space="preserve">Le Yunnan, province du sud-ouest de la Chine : altitude, terroirs de Baoshan, Pu’er et Menglian, familles productrices partenaires de Yunma.</w:t>
+        <w:t xml:space="preserve">Le Yunnan et ses terroirs, l’histoire de Yunma, et notre savoir-faire de la cerise à la tasse : récolte, traitement, séchage, torréfaction.</w:t>
       </w:r>
     </w:p>
     <w:p>
@@ -5725,6 +7077,304 @@
     </w:p>
     <w:p>
       <w:pPr>
+        <w:pStyle w:val="Heading2"/>
+        <w:spacing w:after="140" w:before="340"/>
+      </w:pPr>
+      <w:r>
+        <w:t xml:space="preserve">Sommaire de la page</w:t>
+      </w:r>
+    </w:p>
+    <w:p>
+      <w:pPr>
+        <w:spacing w:after="40" w:before="200"/>
+      </w:pPr>
+      <w:r>
+        <w:rPr>
+          <w:b/>
+          <w:bCs/>
+          <w:color w:val="55524A"/>
+          <w:sz w:val="19"/>
+          <w:szCs w:val="19"/>
+        </w:rPr>
+        <w:t xml:space="preserve">Entrée du sommaire</w:t>
+      </w:r>
+      <w:r>
+        <w:rPr>
+          <w:color w:val="B95F2C"/>
+          <w:sz w:val="19"/>
+          <w:szCs w:val="19"/>
+        </w:rPr>
+        <w:t xml:space="preserve">   [origine.sommaire.terroir]</w:t>
+      </w:r>
+    </w:p>
+    <w:p>
+      <w:pPr>
+        <w:spacing w:after="0"/>
+      </w:pPr>
+      <w:r>
+        <w:rPr>
+          <w:sz w:val="22"/>
+          <w:szCs w:val="22"/>
+        </w:rPr>
+        <w:t xml:space="preserve">Le Yunnan</w:t>
+      </w:r>
+    </w:p>
+    <w:p>
+      <w:pPr>
+        <w:spacing w:after="40" w:before="200"/>
+      </w:pPr>
+      <w:r>
+        <w:rPr>
+          <w:b/>
+          <w:bCs/>
+          <w:color w:val="55524A"/>
+          <w:sz w:val="19"/>
+          <w:szCs w:val="19"/>
+        </w:rPr>
+        <w:t xml:space="preserve">Entrée du sommaire</w:t>
+      </w:r>
+      <w:r>
+        <w:rPr>
+          <w:color w:val="B95F2C"/>
+          <w:sz w:val="19"/>
+          <w:szCs w:val="19"/>
+        </w:rPr>
+        <w:t xml:space="preserve">   [origine.sommaire.histoire]</w:t>
+      </w:r>
+    </w:p>
+    <w:p>
+      <w:pPr>
+        <w:spacing w:after="0"/>
+      </w:pPr>
+      <w:r>
+        <w:rPr>
+          <w:sz w:val="22"/>
+          <w:szCs w:val="22"/>
+        </w:rPr>
+        <w:t xml:space="preserve">Notre histoire</w:t>
+      </w:r>
+    </w:p>
+    <w:p>
+      <w:pPr>
+        <w:spacing w:after="40" w:before="200"/>
+      </w:pPr>
+      <w:r>
+        <w:rPr>
+          <w:b/>
+          <w:bCs/>
+          <w:color w:val="55524A"/>
+          <w:sz w:val="19"/>
+          <w:szCs w:val="19"/>
+        </w:rPr>
+        <w:t xml:space="preserve">Entrée du sommaire</w:t>
+      </w:r>
+      <w:r>
+        <w:rPr>
+          <w:color w:val="B95F2C"/>
+          <w:sz w:val="19"/>
+          <w:szCs w:val="19"/>
+        </w:rPr>
+        <w:t xml:space="preserve">   [origine.sommaire.savoirFaire]</w:t>
+      </w:r>
+    </w:p>
+    <w:p>
+      <w:pPr>
+        <w:spacing w:after="0"/>
+      </w:pPr>
+      <w:r>
+        <w:rPr>
+          <w:sz w:val="22"/>
+          <w:szCs w:val="22"/>
+        </w:rPr>
+        <w:t xml:space="preserve">Savoir-faire</w:t>
+      </w:r>
+    </w:p>
+    <w:p>
+      <w:pPr>
+        <w:spacing w:after="40" w:before="200"/>
+      </w:pPr>
+      <w:r>
+        <w:rPr>
+          <w:b/>
+          <w:bCs/>
+          <w:color w:val="55524A"/>
+          <w:sz w:val="19"/>
+          <w:szCs w:val="19"/>
+        </w:rPr>
+        <w:t xml:space="preserve">Entrée du sommaire</w:t>
+      </w:r>
+      <w:r>
+        <w:rPr>
+          <w:color w:val="B95F2C"/>
+          <w:sz w:val="19"/>
+          <w:szCs w:val="19"/>
+        </w:rPr>
+        <w:t xml:space="preserve">   [origine.sommaire.engagements]</w:t>
+      </w:r>
+    </w:p>
+    <w:p>
+      <w:pPr>
+        <w:spacing w:after="0"/>
+      </w:pPr>
+      <w:r>
+        <w:rPr>
+          <w:sz w:val="22"/>
+          <w:szCs w:val="22"/>
+        </w:rPr>
+        <w:t xml:space="preserve">Engagements</w:t>
+      </w:r>
+    </w:p>
+    <w:p>
+      <w:pPr>
+        <w:pStyle w:val="Heading2"/>
+        <w:spacing w:after="140" w:before="340"/>
+      </w:pPr>
+      <w:r>
+        <w:t xml:space="preserve">Soutien d’ORO Yunnan</w:t>
+      </w:r>
+    </w:p>
+    <w:p>
+      <w:pPr>
+        <w:spacing w:after="40" w:before="200"/>
+      </w:pPr>
+      <w:r>
+        <w:rPr>
+          <w:b/>
+          <w:bCs/>
+          <w:color w:val="55524A"/>
+          <w:sz w:val="19"/>
+          <w:szCs w:val="19"/>
+        </w:rPr>
+        <w:t xml:space="preserve">Sur-titre</w:t>
+      </w:r>
+      <w:r>
+        <w:rPr>
+          <w:color w:val="B95F2C"/>
+          <w:sz w:val="19"/>
+          <w:szCs w:val="19"/>
+        </w:rPr>
+        <w:t xml:space="preserve">   [origine.oro.surTitre]</w:t>
+      </w:r>
+    </w:p>
+    <w:p>
+      <w:pPr>
+        <w:spacing w:after="0"/>
+      </w:pPr>
+      <w:r>
+        <w:rPr>
+          <w:sz w:val="22"/>
+          <w:szCs w:val="22"/>
+        </w:rPr>
+        <w:t xml:space="preserve">Avec le soutien de</w:t>
+      </w:r>
+    </w:p>
+    <w:p>
+      <w:pPr>
+        <w:spacing w:after="40" w:before="200"/>
+      </w:pPr>
+      <w:r>
+        <w:rPr>
+          <w:b/>
+          <w:bCs/>
+          <w:color w:val="55524A"/>
+          <w:sz w:val="19"/>
+          <w:szCs w:val="19"/>
+        </w:rPr>
+        <w:t xml:space="preserve">Nom</w:t>
+      </w:r>
+      <w:r>
+        <w:rPr>
+          <w:color w:val="B95F2C"/>
+          <w:sz w:val="19"/>
+          <w:szCs w:val="19"/>
+        </w:rPr>
+        <w:t xml:space="preserve">   [origine.oro.nom]</w:t>
+      </w:r>
+    </w:p>
+    <w:p>
+      <w:pPr>
+        <w:spacing w:after="0"/>
+      </w:pPr>
+      <w:r>
+        <w:rPr>
+          <w:sz w:val="22"/>
+          <w:szCs w:val="22"/>
+        </w:rPr>
+        <w:t xml:space="preserve">ORO Yunnan</w:t>
+      </w:r>
+    </w:p>
+    <w:p>
+      <w:pPr>
+        <w:spacing w:after="40" w:before="200"/>
+      </w:pPr>
+      <w:r>
+        <w:rPr>
+          <w:b/>
+          <w:bCs/>
+          <w:color w:val="55524A"/>
+          <w:sz w:val="19"/>
+          <w:szCs w:val="19"/>
+        </w:rPr>
+        <w:t xml:space="preserve">Nom complet</w:t>
+      </w:r>
+      <w:r>
+        <w:rPr>
+          <w:color w:val="B95F2C"/>
+          <w:sz w:val="19"/>
+          <w:szCs w:val="19"/>
+        </w:rPr>
+        <w:t xml:space="preserve">   [origine.oro.nomComplet]</w:t>
+      </w:r>
+    </w:p>
+    <w:p>
+      <w:pPr>
+        <w:spacing w:after="0"/>
+      </w:pPr>
+      <w:r>
+        <w:rPr>
+          <w:sz w:val="22"/>
+          <w:szCs w:val="22"/>
+        </w:rPr>
+        <w:t xml:space="preserve">Bureau de représentation commerciale du Yunnan en France (Paris)</w:t>
+      </w:r>
+    </w:p>
+    <w:p>
+      <w:pPr>
+        <w:spacing w:after="40" w:before="200"/>
+      </w:pPr>
+      <w:r>
+        <w:rPr>
+          <w:b/>
+          <w:bCs/>
+          <w:color w:val="55524A"/>
+          <w:sz w:val="19"/>
+          <w:szCs w:val="19"/>
+        </w:rPr>
+        <w:t xml:space="preserve">Texte</w:t>
+      </w:r>
+      <w:r>
+        <w:rPr>
+          <w:color w:val="B95F2C"/>
+          <w:sz w:val="19"/>
+          <w:szCs w:val="19"/>
+        </w:rPr>
+        <w:t xml:space="preserve">   [origine.oro.texte]</w:t>
+      </w:r>
+    </w:p>
+    <w:p>
+      <w:pPr>
+        <w:spacing w:after="0"/>
+      </w:pPr>
+      <w:r>
+        <w:rPr>
+          <w:sz w:val="22"/>
+          <w:szCs w:val="22"/>
+        </w:rPr>
+        <w:t xml:space="preserve">ORO Yunnan accompagne notre travail auprès des producteurs et la promotion de la province en France : son agriculture de montagne, ses paysages, et les démarches écologiques qui s'y développent. Un appui précieux pour acheter en direct à dix mille kilomètres, et pour faire connaître ici un terroir que l'on découvre à peine.</w:t>
+      </w:r>
+    </w:p>
+    <w:p>
+      <w:pPr>
         <w:pStyle w:val="Heading1"/>
         <w:pBdr>
           <w:bottom w:val="single" w:color="C9C3B4" w:sz="6" w:space="6"/>
@@ -5732,7 +7382,7 @@
         <w:spacing w:after="200" w:before="520"/>
       </w:pPr>
       <w:r>
-        <w:t xml:space="preserve">Page « Savoir-faire »</w:t>
+        <w:t xml:space="preserve">Origine — partie « Savoir-faire »</w:t>
       </w:r>
     </w:p>
     <w:p>
@@ -6704,7 +8354,7 @@
         <w:spacing w:after="200" w:before="520"/>
       </w:pPr>
       <w:r>
-        <w:t xml:space="preserve">Page « Notre histoire »</w:t>
+        <w:t xml:space="preserve">Origine — partie « Notre histoire »</w:t>
       </w:r>
     </w:p>
     <w:p>
@@ -10325,7 +11975,7 @@
         <w:spacing w:after="140" w:before="340"/>
       </w:pPr>
       <w:r>
-        <w:t xml:space="preserve">Encadrés</w:t>
+        <w:t xml:space="preserve">Les trois interlocuteurs</w:t>
       </w:r>
     </w:p>
     <w:p>
@@ -10360,7 +12010,42 @@
           <w:sz w:val="22"/>
           <w:szCs w:val="22"/>
         </w:rPr>
-        <w:t xml:space="preserve">Questions générales</w:t>
+        <w:t xml:space="preserve">Une question sur nos cafés</w:t>
+      </w:r>
+    </w:p>
+    <w:p>
+      <w:pPr>
+        <w:spacing w:after="40" w:before="200"/>
+      </w:pPr>
+      <w:r>
+        <w:rPr>
+          <w:b/>
+          <w:bCs/>
+          <w:color w:val="55524A"/>
+          <w:sz w:val="19"/>
+          <w:szCs w:val="19"/>
+        </w:rPr>
+        <w:t xml:space="preserve">Texte</w:t>
+      </w:r>
+      <w:r>
+        <w:rPr>
+          <w:color w:val="B95F2C"/>
+          <w:sz w:val="19"/>
+          <w:szCs w:val="19"/>
+        </w:rPr>
+        <w:t xml:space="preserve">   [contact.generalText]</w:t>
+      </w:r>
+    </w:p>
+    <w:p>
+      <w:pPr>
+        <w:spacing w:after="0"/>
+      </w:pPr>
+      <w:r>
+        <w:rPr>
+          <w:sz w:val="22"/>
+          <w:szCs w:val="22"/>
+        </w:rPr>
+        <w:t xml:space="preserve">Un conseil sur le lot qui vous conviendrait, une commande à suivre, un doute sur une mouture ou une méthode : écrivez-nous, c’est nous qui répondons.</w:t>
       </w:r>
     </w:p>
     <w:p>
@@ -10395,7 +12080,42 @@
           <w:sz w:val="22"/>
           <w:szCs w:val="22"/>
         </w:rPr>
-        <w:t xml:space="preserve">Professionnels</w:t>
+        <w:t xml:space="preserve">Cafés, hôtels, restaurants</w:t>
+      </w:r>
+    </w:p>
+    <w:p>
+      <w:pPr>
+        <w:spacing w:after="40" w:before="200"/>
+      </w:pPr>
+      <w:r>
+        <w:rPr>
+          <w:b/>
+          <w:bCs/>
+          <w:color w:val="55524A"/>
+          <w:sz w:val="19"/>
+          <w:szCs w:val="19"/>
+        </w:rPr>
+        <w:t xml:space="preserve">Texte</w:t>
+      </w:r>
+      <w:r>
+        <w:rPr>
+          <w:color w:val="B95F2C"/>
+          <w:sz w:val="19"/>
+          <w:szCs w:val="19"/>
+        </w:rPr>
+        <w:t xml:space="preserve">   [contact.proText]</w:t>
+      </w:r>
+    </w:p>
+    <w:p>
+      <w:pPr>
+        <w:spacing w:after="0"/>
+      </w:pPr>
+      <w:r>
+        <w:rPr>
+          <w:sz w:val="22"/>
+          <w:szCs w:val="22"/>
+        </w:rPr>
+        <w:t xml:space="preserve">Tarifs dégressifs, grains en 1 kg, drip bags à votre marque, réglages sur site et formation. Dites-nous ce que vous servez, nous vous envoyons des échantillons.</w:t>
       </w:r>
     </w:p>
     <w:p>
@@ -10445,62 +12165,27 @@
           <w:sz w:val="19"/>
           <w:szCs w:val="19"/>
         </w:rPr>
-        <w:t xml:space="preserve">Titre</w:t>
-      </w:r>
-      <w:r>
-        <w:rPr>
-          <w:color w:val="B95F2C"/>
-          <w:sz w:val="19"/>
-          <w:szCs w:val="19"/>
-        </w:rPr>
-        <w:t xml:space="preserve">   [contact.hoursTitle]</w:t>
-      </w:r>
-    </w:p>
-    <w:p>
-      <w:pPr>
-        <w:spacing w:after="0"/>
-      </w:pPr>
-      <w:r>
-        <w:rPr>
-          <w:sz w:val="22"/>
-          <w:szCs w:val="22"/>
-        </w:rPr>
-        <w:t xml:space="preserve">Atelier</w:t>
-      </w:r>
-    </w:p>
-    <w:p>
-      <w:pPr>
-        <w:spacing w:after="40" w:before="200"/>
-      </w:pPr>
-      <w:r>
-        <w:rPr>
-          <w:b/>
-          <w:bCs/>
-          <w:color w:val="55524A"/>
-          <w:sz w:val="19"/>
-          <w:szCs w:val="19"/>
-        </w:rPr>
-        <w:t xml:space="preserve">Précision</w:t>
-      </w:r>
-      <w:r>
-        <w:rPr>
-          <w:color w:val="B95F2C"/>
-          <w:sz w:val="19"/>
-          <w:szCs w:val="19"/>
-        </w:rPr>
-        <w:t xml:space="preserve">   [contact.hoursText]</w:t>
-      </w:r>
-    </w:p>
-    <w:p>
-      <w:pPr>
-        <w:spacing w:after="0"/>
-      </w:pPr>
-      <w:r>
-        <w:rPr>
-          <w:sz w:val="22"/>
-          <w:szCs w:val="22"/>
-        </w:rPr>
-        <w:t xml:space="preserve">Visites sur rendez-vous, du mardi au vendredi.</w:t>
+        <w:t xml:space="preserve">Texte</w:t>
+      </w:r>
+      <w:r>
+        <w:rPr>
+          <w:color w:val="B95F2C"/>
+          <w:sz w:val="19"/>
+          <w:szCs w:val="19"/>
+        </w:rPr>
+        <w:t xml:space="preserve">   [contact.pressText]</w:t>
+      </w:r>
+    </w:p>
+    <w:p>
+      <w:pPr>
+        <w:spacing w:after="0"/>
+      </w:pPr>
+      <w:r>
+        <w:rPr>
+          <w:sz w:val="22"/>
+          <w:szCs w:val="22"/>
+        </w:rPr>
+        <w:t xml:space="preserve">Visuels, informations sur les fermes partenaires, visites de l’atelier : nous répondons volontiers, et nous préférons les sujets qui vont regarder d’un peu plus près.</w:t>
       </w:r>
     </w:p>
     <w:p>
@@ -10509,7 +12194,7 @@
         <w:spacing w:after="140" w:before="340"/>
       </w:pPr>
       <w:r>
-        <w:t xml:space="preserve">Formulaire</w:t>
+        <w:t xml:space="preserve">Atelier</w:t>
       </w:r>
     </w:p>
     <w:p>
@@ -10532,229 +12217,54 @@
           <w:sz w:val="19"/>
           <w:szCs w:val="19"/>
         </w:rPr>
-        <w:t xml:space="preserve">   [contact.formTitle]</w:t>
-      </w:r>
-    </w:p>
-    <w:p>
-      <w:pPr>
-        <w:spacing w:after="0"/>
-      </w:pPr>
-      <w:r>
-        <w:rPr>
-          <w:sz w:val="22"/>
-          <w:szCs w:val="22"/>
-        </w:rPr>
-        <w:t xml:space="preserve">Formulaire</w:t>
-      </w:r>
-    </w:p>
-    <w:p>
-      <w:pPr>
-        <w:spacing w:after="40" w:before="200"/>
-      </w:pPr>
-      <w:r>
-        <w:rPr>
-          <w:b/>
-          <w:bCs/>
-          <w:color w:val="55524A"/>
-          <w:sz w:val="19"/>
-          <w:szCs w:val="19"/>
-        </w:rPr>
-        <w:t xml:space="preserve">Mention sous le formulaire</w:t>
-      </w:r>
-      <w:r>
-        <w:rPr>
-          <w:color w:val="B95F2C"/>
-          <w:sz w:val="19"/>
-          <w:szCs w:val="19"/>
-        </w:rPr>
-        <w:t xml:space="preserve">   [contact.formNote]</w:t>
-      </w:r>
-    </w:p>
-    <w:p>
-      <w:pPr>
-        <w:spacing w:after="0"/>
-      </w:pPr>
-      <w:r>
-        <w:rPr>
-          <w:sz w:val="22"/>
-          <w:szCs w:val="22"/>
-        </w:rPr>
-        <w:t xml:space="preserve">En envoyant ce message, vous acceptez que vos données soient utilisées pour vous répondre.</w:t>
-      </w:r>
-    </w:p>
-    <w:p>
-      <w:pPr>
-        <w:spacing w:after="40" w:before="200"/>
-      </w:pPr>
-      <w:r>
-        <w:rPr>
-          <w:b/>
-          <w:bCs/>
-          <w:color w:val="55524A"/>
-          <w:sz w:val="19"/>
-          <w:szCs w:val="19"/>
-        </w:rPr>
-        <w:t xml:space="preserve">subject</w:t>
-      </w:r>
-      <w:r>
-        <w:rPr>
-          <w:color w:val="B95F2C"/>
-          <w:sz w:val="19"/>
-          <w:szCs w:val="19"/>
-        </w:rPr>
-        <w:t xml:space="preserve">   [contact.subject]</w:t>
-      </w:r>
-    </w:p>
-    <w:p>
-      <w:pPr>
-        <w:spacing w:after="0"/>
-      </w:pPr>
-      <w:r>
-        <w:rPr>
-          <w:sz w:val="22"/>
-          <w:szCs w:val="22"/>
-        </w:rPr>
-        <w:t xml:space="preserve">Sujet</w:t>
-      </w:r>
-    </w:p>
-    <w:p>
-      <w:pPr>
-        <w:spacing w:after="40" w:before="200"/>
-      </w:pPr>
-      <w:r>
-        <w:rPr>
-          <w:b/>
-          <w:bCs/>
-          <w:color w:val="55524A"/>
-          <w:sz w:val="19"/>
-          <w:szCs w:val="19"/>
-        </w:rPr>
-        <w:t xml:space="preserve">Sujet 1</w:t>
-      </w:r>
-      <w:r>
-        <w:rPr>
-          <w:color w:val="B95F2C"/>
-          <w:sz w:val="19"/>
-          <w:szCs w:val="19"/>
-        </w:rPr>
-        <w:t xml:space="preserve">   [contact.sujet.1]</w:t>
-      </w:r>
-    </w:p>
-    <w:p>
-      <w:pPr>
-        <w:spacing w:after="0"/>
-      </w:pPr>
-      <w:r>
-        <w:rPr>
-          <w:sz w:val="22"/>
-          <w:szCs w:val="22"/>
-        </w:rPr>
-        <w:t xml:space="preserve">Une commande</w:t>
-      </w:r>
-    </w:p>
-    <w:p>
-      <w:pPr>
-        <w:spacing w:after="40" w:before="200"/>
-      </w:pPr>
-      <w:r>
-        <w:rPr>
-          <w:b/>
-          <w:bCs/>
-          <w:color w:val="55524A"/>
-          <w:sz w:val="19"/>
-          <w:szCs w:val="19"/>
-        </w:rPr>
-        <w:t xml:space="preserve">Sujet 2</w:t>
-      </w:r>
-      <w:r>
-        <w:rPr>
-          <w:color w:val="B95F2C"/>
-          <w:sz w:val="19"/>
-          <w:szCs w:val="19"/>
-        </w:rPr>
-        <w:t xml:space="preserve">   [contact.sujet.2]</w:t>
-      </w:r>
-    </w:p>
-    <w:p>
-      <w:pPr>
-        <w:spacing w:after="0"/>
-      </w:pPr>
-      <w:r>
-        <w:rPr>
-          <w:sz w:val="22"/>
-          <w:szCs w:val="22"/>
-        </w:rPr>
-        <w:t xml:space="preserve">Un conseil café</w:t>
-      </w:r>
-    </w:p>
-    <w:p>
-      <w:pPr>
-        <w:spacing w:after="40" w:before="200"/>
-      </w:pPr>
-      <w:r>
-        <w:rPr>
-          <w:b/>
-          <w:bCs/>
-          <w:color w:val="55524A"/>
-          <w:sz w:val="19"/>
-          <w:szCs w:val="19"/>
-        </w:rPr>
-        <w:t xml:space="preserve">Sujet 3</w:t>
-      </w:r>
-      <w:r>
-        <w:rPr>
-          <w:color w:val="B95F2C"/>
-          <w:sz w:val="19"/>
-          <w:szCs w:val="19"/>
-        </w:rPr>
-        <w:t xml:space="preserve">   [contact.sujet.3]</w:t>
-      </w:r>
-    </w:p>
-    <w:p>
-      <w:pPr>
-        <w:spacing w:after="0"/>
-      </w:pPr>
-      <w:r>
-        <w:rPr>
-          <w:sz w:val="22"/>
-          <w:szCs w:val="22"/>
-        </w:rPr>
-        <w:t xml:space="preserve">Une demande pro</w:t>
-      </w:r>
-    </w:p>
-    <w:p>
-      <w:pPr>
-        <w:spacing w:after="40" w:before="200"/>
-      </w:pPr>
-      <w:r>
-        <w:rPr>
-          <w:b/>
-          <w:bCs/>
-          <w:color w:val="55524A"/>
-          <w:sz w:val="19"/>
-          <w:szCs w:val="19"/>
-        </w:rPr>
-        <w:t xml:space="preserve">Sujet 4</w:t>
-      </w:r>
-      <w:r>
-        <w:rPr>
-          <w:color w:val="B95F2C"/>
-          <w:sz w:val="19"/>
-          <w:szCs w:val="19"/>
-        </w:rPr>
-        <w:t xml:space="preserve">   [contact.sujet.4]</w:t>
-      </w:r>
-    </w:p>
-    <w:p>
-      <w:pPr>
-        <w:spacing w:after="0"/>
-      </w:pPr>
-      <w:r>
-        <w:rPr>
-          <w:sz w:val="22"/>
-          <w:szCs w:val="22"/>
-        </w:rPr>
-        <w:t xml:space="preserve">Autre</w:t>
+        <w:t xml:space="preserve">   [contact.hoursTitle]</w:t>
+      </w:r>
+    </w:p>
+    <w:p>
+      <w:pPr>
+        <w:spacing w:after="0"/>
+      </w:pPr>
+      <w:r>
+        <w:rPr>
+          <w:sz w:val="22"/>
+          <w:szCs w:val="22"/>
+        </w:rPr>
+        <w:t xml:space="preserve">Atelier</w:t>
+      </w:r>
+    </w:p>
+    <w:p>
+      <w:pPr>
+        <w:spacing w:after="40" w:before="200"/>
+      </w:pPr>
+      <w:r>
+        <w:rPr>
+          <w:b/>
+          <w:bCs/>
+          <w:color w:val="55524A"/>
+          <w:sz w:val="19"/>
+          <w:szCs w:val="19"/>
+        </w:rPr>
+        <w:t xml:space="preserve">Précision</w:t>
+      </w:r>
+      <w:r>
+        <w:rPr>
+          <w:color w:val="B95F2C"/>
+          <w:sz w:val="19"/>
+          <w:szCs w:val="19"/>
+        </w:rPr>
+        <w:t xml:space="preserve">   [contact.hoursText]</w:t>
+      </w:r>
+    </w:p>
+    <w:p>
+      <w:pPr>
+        <w:spacing w:after="0"/>
+      </w:pPr>
+      <w:r>
+        <w:rPr>
+          <w:sz w:val="22"/>
+          <w:szCs w:val="22"/>
+        </w:rPr>
+        <w:t xml:space="preserve">Visites sur rendez-vous, du mardi au vendredi.</w:t>
       </w:r>
     </w:p>
     <w:p>
@@ -12911,41 +14421,6 @@
           <w:szCs w:val="22"/>
         </w:rPr>
         <w:t xml:space="preserve">Vous aimerez aussi</w:t>
-      </w:r>
-    </w:p>
-    <w:p>
-      <w:pPr>
-        <w:spacing w:after="40" w:before="200"/>
-      </w:pPr>
-      <w:r>
-        <w:rPr>
-          <w:b/>
-          <w:bCs/>
-          <w:color w:val="55524A"/>
-          <w:sz w:val="19"/>
-          <w:szCs w:val="19"/>
-        </w:rPr>
-        <w:t xml:space="preserve">Lien « Découvrir la ferme »</w:t>
-      </w:r>
-      <w:r>
-        <w:rPr>
-          <w:color w:val="B95F2C"/>
-          <w:sz w:val="19"/>
-          <w:szCs w:val="19"/>
-        </w:rPr>
-        <w:t xml:space="preserve">   [produit.fermeCta]</w:t>
-      </w:r>
-    </w:p>
-    <w:p>
-      <w:pPr>
-        <w:spacing w:after="0"/>
-      </w:pPr>
-      <w:r>
-        <w:rPr>
-          <w:sz w:val="22"/>
-          <w:szCs w:val="22"/>
-        </w:rPr>
-        <w:t xml:space="preserve">Découvrir la ferme</w:t>
       </w:r>
     </w:p>
     <w:p>

--- a/contenu/textes-yunma-fr.docx
+++ b/contenu/textes-yunma-fr.docx
@@ -902,7 +902,7 @@
           <w:sz w:val="22"/>
           <w:szCs w:val="22"/>
         </w:rPr>
-        <w:t xml:space="preserve">Au sud-ouest de la Chine, entre 1 200 et 1 900 mètres d’altitude, le Yunnan cultive un café encore méconnu. Nous y sélectionnons des micro-lots auprès de familles productrices, parcelle par parcelle, récolte après récolte.</w:t>
+        <w:t xml:space="preserve">Au sud-ouest de la Chine, entre 1 300 et 1 800 mètres d’altitude, le Yunnan cultive un café encore méconnu. Nous y sélectionnons des micro-lots auprès de trois fermes partenaires, parcelle par parcelle, récolte après récolte.</w:t>
       </w:r>
     </w:p>
     <w:p>
@@ -2057,7 +2057,7 @@
         <w:spacing w:after="200" w:before="520"/>
       </w:pPr>
       <w:r>
-        <w:t xml:space="preserve">Les cinq produits</w:t>
+        <w:t xml:space="preserve">Les six produits</w:t>
       </w:r>
     </w:p>
     <w:p>
@@ -2079,7 +2079,7 @@
         <w:spacing w:after="140" w:before="340"/>
       </w:pPr>
       <w:r>
-        <w:t xml:space="preserve">Sélection Lot N°23-01 — Baoshan, Yunnan</w:t>
+        <w:t xml:space="preserve">Torch Estate, Lot.01 — Pu’er</w:t>
       </w:r>
     </w:p>
     <w:p>
@@ -2102,19 +2102,19 @@
           <w:sz w:val="19"/>
           <w:szCs w:val="19"/>
         </w:rPr>
-        <w:t xml:space="preserve">   [produit.lot-23-01-baoshan.nom]</w:t>
-      </w:r>
-    </w:p>
-    <w:p>
-      <w:pPr>
-        <w:spacing w:after="0"/>
-      </w:pPr>
-      <w:r>
-        <w:rPr>
-          <w:sz w:val="22"/>
-          <w:szCs w:val="22"/>
-        </w:rPr>
-        <w:t xml:space="preserve">Sélection Lot N°23-01</w:t>
+        <w:t xml:space="preserve">   [produit.torch-estate-lot-01.nom]</w:t>
+      </w:r>
+    </w:p>
+    <w:p>
+      <w:pPr>
+        <w:spacing w:after="0"/>
+      </w:pPr>
+      <w:r>
+        <w:rPr>
+          <w:sz w:val="22"/>
+          <w:szCs w:val="22"/>
+        </w:rPr>
+        <w:t xml:space="preserve">Torch Estate, Lot.01</w:t>
       </w:r>
     </w:p>
     <w:p>
@@ -2137,19 +2137,19 @@
           <w:sz w:val="19"/>
           <w:szCs w:val="19"/>
         </w:rPr>
-        <w:t xml:space="preserve">   [produit.lot-23-01-baoshan.sousTitre]</w:t>
-      </w:r>
-    </w:p>
-    <w:p>
-      <w:pPr>
-        <w:spacing w:after="0"/>
-      </w:pPr>
-      <w:r>
-        <w:rPr>
-          <w:sz w:val="22"/>
-          <w:szCs w:val="22"/>
-        </w:rPr>
-        <w:t xml:space="preserve">Baoshan, Yunnan</w:t>
+        <w:t xml:space="preserve">   [produit.torch-estate-lot-01.sousTitre]</w:t>
+      </w:r>
+    </w:p>
+    <w:p>
+      <w:pPr>
+        <w:spacing w:after="0"/>
+      </w:pPr>
+      <w:r>
+        <w:rPr>
+          <w:sz w:val="22"/>
+          <w:szCs w:val="22"/>
+        </w:rPr>
+        <w:t xml:space="preserve">Pu’er</w:t>
       </w:r>
     </w:p>
     <w:p>
@@ -2172,19 +2172,19 @@
           <w:sz w:val="19"/>
           <w:szCs w:val="19"/>
         </w:rPr>
-        <w:t xml:space="preserve">   [produit.lot-23-01-baoshan.accroche]</w:t>
-      </w:r>
-    </w:p>
-    <w:p>
-      <w:pPr>
-        <w:spacing w:after="0"/>
-      </w:pPr>
-      <w:r>
-        <w:rPr>
-          <w:sz w:val="22"/>
-          <w:szCs w:val="22"/>
-        </w:rPr>
-        <w:t xml:space="preserve">Thé noir, abricot, chocolat noir.</w:t>
+        <w:t xml:space="preserve">   [produit.torch-estate-lot-01.accroche]</w:t>
+      </w:r>
+    </w:p>
+    <w:p>
+      <w:pPr>
+        <w:spacing w:after="0"/>
+      </w:pPr>
+      <w:r>
+        <w:rPr>
+          <w:sz w:val="22"/>
+          <w:szCs w:val="22"/>
+        </w:rPr>
+        <w:t xml:space="preserve">Fruits tropicaux, baies, vin rouge.</w:t>
       </w:r>
     </w:p>
     <w:p>
@@ -2207,19 +2207,19 @@
           <w:sz w:val="19"/>
           <w:szCs w:val="19"/>
         </w:rPr>
-        <w:t xml:space="preserve">   [produit.lot-23-01-baoshan.description]</w:t>
-      </w:r>
-    </w:p>
-    <w:p>
-      <w:pPr>
-        <w:spacing w:after="0"/>
-      </w:pPr>
-      <w:r>
-        <w:rPr>
-          <w:sz w:val="22"/>
-          <w:szCs w:val="22"/>
-        </w:rPr>
-        <w:t xml:space="preserve">Cultivé dans les montagnes de Baoshan, ce lot lavé révèle une tasse propre et équilibrée, aux notes de thé noir et d'abricot. Une entrée en matière idéale dans les cafés du Yunnan : douce, ronde, sans aspérité.</w:t>
+        <w:t xml:space="preserve">   [produit.torch-estate-lot-01.description]</w:t>
+      </w:r>
+    </w:p>
+    <w:p>
+      <w:pPr>
+        <w:spacing w:after="0"/>
+      </w:pPr>
+      <w:r>
+        <w:rPr>
+          <w:sz w:val="22"/>
+          <w:szCs w:val="22"/>
+        </w:rPr>
+        <w:t xml:space="preserve">Une double fermentation anaérobie, menée en cuve fermée avant le séchage en honey. Le résultat est franchement aromatique : fruits tropicaux mûrs, baies, une finale qui tire vers le vin rouge. C’est notre lot le plus démonstratif, celui que l’on sert quand quelqu’un doute encore de ce que le Yunnan sait faire.</w:t>
       </w:r>
     </w:p>
     <w:p>
@@ -2242,19 +2242,19 @@
           <w:sz w:val="19"/>
           <w:szCs w:val="19"/>
         </w:rPr>
-        <w:t xml:space="preserve">   [produit.lot-23-01-baoshan.histoire]</w:t>
-      </w:r>
-    </w:p>
-    <w:p>
-      <w:pPr>
-        <w:spacing w:after="0"/>
-      </w:pPr>
-      <w:r>
-        <w:rPr>
-          <w:sz w:val="22"/>
-          <w:szCs w:val="22"/>
-        </w:rPr>
-        <w:t xml:space="preserve">La famille Yang cultive 3,5 hectares à 1 500 mètres, sur un versant orienté à l'est. Les cerises sont dépulpées le soir même de la récolte, fermentées 18 heures en cuve puis lavées à l'eau de source.</w:t>
+        <w:t xml:space="preserve">   [produit.torch-estate-lot-01.histoire]</w:t>
+      </w:r>
+    </w:p>
+    <w:p>
+      <w:pPr>
+        <w:spacing w:after="0"/>
+      </w:pPr>
+      <w:r>
+        <w:rPr>
+          <w:sz w:val="22"/>
+          <w:szCs w:val="22"/>
+        </w:rPr>
+        <w:t xml:space="preserve">La fermentation anaérobie double demande une discipline que peu de fermes acceptent : deux cycles en cuve fermée, chacun suivi en température et en pH, sans marge d’erreur. Un degré de trop et le lot part en vinaigre. Torch Estate s’y est mise il y a trois récoltes, en commençant par des micro-lots de quelques sacs.</w:t>
       </w:r>
     </w:p>
     <w:p>
@@ -2277,19 +2277,19 @@
           <w:sz w:val="19"/>
           <w:szCs w:val="19"/>
         </w:rPr>
-        <w:t xml:space="preserve">   [produit.lot-23-01-baoshan.origine]</w:t>
-      </w:r>
-    </w:p>
-    <w:p>
-      <w:pPr>
-        <w:spacing w:after="0"/>
-      </w:pPr>
-      <w:r>
-        <w:rPr>
-          <w:sz w:val="22"/>
-          <w:szCs w:val="22"/>
-        </w:rPr>
-        <w:t xml:space="preserve">Yunnan, Chine — Baoshan</w:t>
+        <w:t xml:space="preserve">   [produit.torch-estate-lot-01.origine]</w:t>
+      </w:r>
+    </w:p>
+    <w:p>
+      <w:pPr>
+        <w:spacing w:after="0"/>
+      </w:pPr>
+      <w:r>
+        <w:rPr>
+          <w:sz w:val="22"/>
+          <w:szCs w:val="22"/>
+        </w:rPr>
+        <w:t xml:space="preserve">Yunnan, Chine — Pu’er</w:t>
       </w:r>
     </w:p>
     <w:p>
@@ -2312,19 +2312,19 @@
           <w:sz w:val="19"/>
           <w:szCs w:val="19"/>
         </w:rPr>
-        <w:t xml:space="preserve">   [produit.lot-23-01-baoshan.altitude]</w:t>
-      </w:r>
-    </w:p>
-    <w:p>
-      <w:pPr>
-        <w:spacing w:after="0"/>
-      </w:pPr>
-      <w:r>
-        <w:rPr>
-          <w:sz w:val="22"/>
-          <w:szCs w:val="22"/>
-        </w:rPr>
-        <w:t xml:space="preserve">1 500 – 1 800 m</w:t>
+        <w:t xml:space="preserve">   [produit.torch-estate-lot-01.altitude]</w:t>
+      </w:r>
+    </w:p>
+    <w:p>
+      <w:pPr>
+        <w:spacing w:after="0"/>
+      </w:pPr>
+      <w:r>
+        <w:rPr>
+          <w:sz w:val="22"/>
+          <w:szCs w:val="22"/>
+        </w:rPr>
+        <w:t xml:space="preserve">1 450 m</w:t>
       </w:r>
     </w:p>
     <w:p>
@@ -2347,7 +2347,7 @@
           <w:sz w:val="19"/>
           <w:szCs w:val="19"/>
         </w:rPr>
-        <w:t xml:space="preserve">   [produit.lot-23-01-baoshan.variete]</w:t>
+        <w:t xml:space="preserve">   [produit.torch-estate-lot-01.variete]</w:t>
       </w:r>
     </w:p>
     <w:p>
@@ -2382,19 +2382,19 @@
           <w:sz w:val="19"/>
           <w:szCs w:val="19"/>
         </w:rPr>
-        <w:t xml:space="preserve">   [produit.lot-23-01-baoshan.process]</w:t>
-      </w:r>
-    </w:p>
-    <w:p>
-      <w:pPr>
-        <w:spacing w:after="0"/>
-      </w:pPr>
-      <w:r>
-        <w:rPr>
-          <w:sz w:val="22"/>
-          <w:szCs w:val="22"/>
-        </w:rPr>
-        <w:t xml:space="preserve">Lavé</w:t>
+        <w:t xml:space="preserve">   [produit.torch-estate-lot-01.process]</w:t>
+      </w:r>
+    </w:p>
+    <w:p>
+      <w:pPr>
+        <w:spacing w:after="0"/>
+      </w:pPr>
+      <w:r>
+        <w:rPr>
+          <w:sz w:val="22"/>
+          <w:szCs w:val="22"/>
+        </w:rPr>
+        <w:t xml:space="preserve">Honey anaérobie double</w:t>
       </w:r>
     </w:p>
     <w:p>
@@ -2417,19 +2417,19 @@
           <w:sz w:val="19"/>
           <w:szCs w:val="19"/>
         </w:rPr>
-        <w:t xml:space="preserve">   [produit.lot-23-01-baoshan.notes]</w:t>
-      </w:r>
-    </w:p>
-    <w:p>
-      <w:pPr>
-        <w:spacing w:after="0"/>
-      </w:pPr>
-      <w:r>
-        <w:rPr>
-          <w:sz w:val="22"/>
-          <w:szCs w:val="22"/>
-        </w:rPr>
-        <w:t xml:space="preserve">Thé noir, abricot, chocolat noir</w:t>
+        <w:t xml:space="preserve">   [produit.torch-estate-lot-01.notes]</w:t>
+      </w:r>
+    </w:p>
+    <w:p>
+      <w:pPr>
+        <w:spacing w:after="0"/>
+      </w:pPr>
+      <w:r>
+        <w:rPr>
+          <w:sz w:val="22"/>
+          <w:szCs w:val="22"/>
+        </w:rPr>
+        <w:t xml:space="preserve">Fruits tropicaux, baies, vin rouge</w:t>
       </w:r>
     </w:p>
     <w:p>
@@ -2452,7 +2452,7 @@
           <w:sz w:val="19"/>
           <w:szCs w:val="19"/>
         </w:rPr>
-        <w:t xml:space="preserve">   [produit.lot-23-01-baoshan.sechage]</w:t>
+        <w:t xml:space="preserve">   [produit.torch-estate-lot-01.sechage]</w:t>
       </w:r>
     </w:p>
     <w:p>
@@ -2487,7 +2487,7 @@
           <w:sz w:val="19"/>
           <w:szCs w:val="19"/>
         </w:rPr>
-        <w:t xml:space="preserve">   [produit.lot-23-01-baoshan.recolte]</w:t>
+        <w:t xml:space="preserve">   [produit.torch-estate-lot-01.recolte]</w:t>
       </w:r>
     </w:p>
     <w:p>
@@ -2514,27 +2514,27 @@
           <w:sz w:val="19"/>
           <w:szCs w:val="19"/>
         </w:rPr>
-        <w:t xml:space="preserve">Fiche : torréfaction</w:t>
-      </w:r>
-      <w:r>
-        <w:rPr>
-          <w:color w:val="B95F2C"/>
-          <w:sz w:val="19"/>
-          <w:szCs w:val="19"/>
-        </w:rPr>
-        <w:t xml:space="preserve">   [produit.lot-23-01-baoshan.torrefaction]</w:t>
-      </w:r>
-    </w:p>
-    <w:p>
-      <w:pPr>
-        <w:spacing w:after="0"/>
-      </w:pPr>
-      <w:r>
-        <w:rPr>
-          <w:sz w:val="22"/>
-          <w:szCs w:val="22"/>
-        </w:rPr>
-        <w:t xml:space="preserve">Claire — filtre &amp; espresso</w:t>
+        <w:t xml:space="preserve">Fiche : profil (filtre ou espresso)</w:t>
+      </w:r>
+      <w:r>
+        <w:rPr>
+          <w:color w:val="B95F2C"/>
+          <w:sz w:val="19"/>
+          <w:szCs w:val="19"/>
+        </w:rPr>
+        <w:t xml:space="preserve">   [produit.torch-estate-lot-01.profil]</w:t>
+      </w:r>
+    </w:p>
+    <w:p>
+      <w:pPr>
+        <w:spacing w:after="0"/>
+      </w:pPr>
+      <w:r>
+        <w:rPr>
+          <w:sz w:val="22"/>
+          <w:szCs w:val="22"/>
+        </w:rPr>
+        <w:t xml:space="preserve">Filtre</w:t>
       </w:r>
     </w:p>
     <w:p>
@@ -2557,19 +2557,19 @@
           <w:sz w:val="19"/>
           <w:szCs w:val="19"/>
         </w:rPr>
-        <w:t xml:space="preserve">   [produit.lot-23-01-baoshan.preparation]</w:t>
-      </w:r>
-    </w:p>
-    <w:p>
-      <w:pPr>
-        <w:spacing w:after="0"/>
-      </w:pPr>
-      <w:r>
-        <w:rPr>
-          <w:sz w:val="22"/>
-          <w:szCs w:val="22"/>
-        </w:rPr>
-        <w:t xml:space="preserve">Filtre : 15 g pour 250 ml, eau à 93 °C, 2 min 45. Espresso : 18 g pour 40 g en 26 secondes.</w:t>
+        <w:t xml:space="preserve">   [produit.torch-estate-lot-01.preparation]</w:t>
+      </w:r>
+    </w:p>
+    <w:p>
+      <w:pPr>
+        <w:spacing w:after="0"/>
+      </w:pPr>
+      <w:r>
+        <w:rPr>
+          <w:sz w:val="22"/>
+          <w:szCs w:val="22"/>
+        </w:rPr>
+        <w:t xml:space="preserve">Filtre : 15 g pour 250 ml, eau à 93 °C, 2 min 45. Versements courts pour ne pas écraser le fruit.</w:t>
       </w:r>
     </w:p>
     <w:p>
@@ -2592,19 +2592,19 @@
           <w:sz w:val="19"/>
           <w:szCs w:val="19"/>
         </w:rPr>
-        <w:t xml:space="preserve">   [produit.lot-23-01-baoshan.ferme.nom]</w:t>
-      </w:r>
-    </w:p>
-    <w:p>
-      <w:pPr>
-        <w:spacing w:after="0"/>
-      </w:pPr>
-      <w:r>
-        <w:rPr>
-          <w:sz w:val="22"/>
-          <w:szCs w:val="22"/>
-        </w:rPr>
-        <w:t xml:space="preserve">Ferme des Yang</w:t>
+        <w:t xml:space="preserve">   [produit.torch-estate-lot-01.ferme.nom]</w:t>
+      </w:r>
+    </w:p>
+    <w:p>
+      <w:pPr>
+        <w:spacing w:after="0"/>
+      </w:pPr>
+      <w:r>
+        <w:rPr>
+          <w:sz w:val="22"/>
+          <w:szCs w:val="22"/>
+        </w:rPr>
+        <w:t xml:space="preserve">Torch Estate</w:t>
       </w:r>
     </w:p>
     <w:p>
@@ -2627,19 +2627,19 @@
           <w:sz w:val="19"/>
           <w:szCs w:val="19"/>
         </w:rPr>
-        <w:t xml:space="preserve">   [produit.lot-23-01-baoshan.ferme.lieu]</w:t>
-      </w:r>
-    </w:p>
-    <w:p>
-      <w:pPr>
-        <w:spacing w:after="0"/>
-      </w:pPr>
-      <w:r>
-        <w:rPr>
-          <w:sz w:val="22"/>
-          <w:szCs w:val="22"/>
-        </w:rPr>
-        <w:t xml:space="preserve">Baoshan, Yunnan</w:t>
+        <w:t xml:space="preserve">   [produit.torch-estate-lot-01.ferme.lieu]</w:t>
+      </w:r>
+    </w:p>
+    <w:p>
+      <w:pPr>
+        <w:spacing w:after="0"/>
+      </w:pPr>
+      <w:r>
+        <w:rPr>
+          <w:sz w:val="22"/>
+          <w:szCs w:val="22"/>
+        </w:rPr>
+        <w:t xml:space="preserve">Pu’er, Yunnan</w:t>
       </w:r>
     </w:p>
     <w:p>
@@ -2662,19 +2662,19 @@
           <w:sz w:val="19"/>
           <w:szCs w:val="19"/>
         </w:rPr>
-        <w:t xml:space="preserve">   [produit.lot-23-01-baoshan.ferme.texte]</w:t>
-      </w:r>
-    </w:p>
-    <w:p>
-      <w:pPr>
-        <w:spacing w:after="0"/>
-      </w:pPr>
-      <w:r>
-        <w:rPr>
-          <w:sz w:val="22"/>
-          <w:szCs w:val="22"/>
-        </w:rPr>
-        <w:t xml:space="preserve">La famille Yang cultive 3,5 hectares à 1 500 mètres, sur un versant orienté à l'est, planté d'arbres d'ombrage. Trois générations y travaillent : les parents à la parcelle, le fils à la station de lavage qu'ils ont construite en 2021. Nous achetons chez eux depuis notre première récolte, à un prix fixé avant la saison.</w:t>
+        <w:t xml:space="preserve">   [produit.torch-estate-lot-01.ferme.texte]</w:t>
+      </w:r>
+    </w:p>
+    <w:p>
+      <w:pPr>
+        <w:spacing w:after="0"/>
+      </w:pPr>
+      <w:r>
+        <w:rPr>
+          <w:sz w:val="22"/>
+          <w:szCs w:val="22"/>
+        </w:rPr>
+        <w:t xml:space="preserve">Torch Estate cultive ses parcelles dans les collines de Pu’er, autour de 1 450 mètres. C’est de cette même ferme que viennent nos deux lots honey : le Lot.01 en fermentation anaérobie double, le Lot.02 en honey traditionnel. Même terre, même variété, deux traitements — et deux tasses qui n’ont presque rien en commun.</w:t>
       </w:r>
     </w:p>
     <w:p>
@@ -2697,19 +2697,19 @@
           <w:sz w:val="19"/>
           <w:szCs w:val="19"/>
         </w:rPr>
-        <w:t xml:space="preserve">   [produit.lot-23-01-baoshan.prix.1]</w:t>
-      </w:r>
-    </w:p>
-    <w:p>
-      <w:pPr>
-        <w:spacing w:after="0"/>
-      </w:pPr>
-      <w:r>
-        <w:rPr>
-          <w:sz w:val="22"/>
-          <w:szCs w:val="22"/>
-        </w:rPr>
-        <w:t xml:space="preserve">200 g — 18.00 €</w:t>
+        <w:t xml:space="preserve">   [produit.torch-estate-lot-01.prix.1]</w:t>
+      </w:r>
+    </w:p>
+    <w:p>
+      <w:pPr>
+        <w:spacing w:after="0"/>
+      </w:pPr>
+      <w:r>
+        <w:rPr>
+          <w:sz w:val="22"/>
+          <w:szCs w:val="22"/>
+        </w:rPr>
+        <w:t xml:space="preserve">200 g — 19.00 €</w:t>
       </w:r>
     </w:p>
     <w:p>
@@ -2718,7 +2718,7 @@
         <w:spacing w:after="140" w:before="340"/>
       </w:pPr>
       <w:r>
-        <w:t xml:space="preserve">Sélection Lot N°23-03 — Pu'er, Yunnan</w:t>
+        <w:t xml:space="preserve">Torch Estate, Lot.02 — Pu’er</w:t>
       </w:r>
     </w:p>
     <w:p>
@@ -2741,19 +2741,19 @@
           <w:sz w:val="19"/>
           <w:szCs w:val="19"/>
         </w:rPr>
-        <w:t xml:space="preserve">   [produit.lot-23-03-puer.nom]</w:t>
-      </w:r>
-    </w:p>
-    <w:p>
-      <w:pPr>
-        <w:spacing w:after="0"/>
-      </w:pPr>
-      <w:r>
-        <w:rPr>
-          <w:sz w:val="22"/>
-          <w:szCs w:val="22"/>
-        </w:rPr>
-        <w:t xml:space="preserve">Sélection Lot N°23-03</w:t>
+        <w:t xml:space="preserve">   [produit.torch-estate-lot-02.nom]</w:t>
+      </w:r>
+    </w:p>
+    <w:p>
+      <w:pPr>
+        <w:spacing w:after="0"/>
+      </w:pPr>
+      <w:r>
+        <w:rPr>
+          <w:sz w:val="22"/>
+          <w:szCs w:val="22"/>
+        </w:rPr>
+        <w:t xml:space="preserve">Torch Estate, Lot.02</w:t>
       </w:r>
     </w:p>
     <w:p>
@@ -2776,19 +2776,19 @@
           <w:sz w:val="19"/>
           <w:szCs w:val="19"/>
         </w:rPr>
-        <w:t xml:space="preserve">   [produit.lot-23-03-puer.sousTitre]</w:t>
-      </w:r>
-    </w:p>
-    <w:p>
-      <w:pPr>
-        <w:spacing w:after="0"/>
-      </w:pPr>
-      <w:r>
-        <w:rPr>
-          <w:sz w:val="22"/>
-          <w:szCs w:val="22"/>
-        </w:rPr>
-        <w:t xml:space="preserve">Pu'er, Yunnan</w:t>
+        <w:t xml:space="preserve">   [produit.torch-estate-lot-02.sousTitre]</w:t>
+      </w:r>
+    </w:p>
+    <w:p>
+      <w:pPr>
+        <w:spacing w:after="0"/>
+      </w:pPr>
+      <w:r>
+        <w:rPr>
+          <w:sz w:val="22"/>
+          <w:szCs w:val="22"/>
+        </w:rPr>
+        <w:t xml:space="preserve">Pu’er</w:t>
       </w:r>
     </w:p>
     <w:p>
@@ -2811,19 +2811,19 @@
           <w:sz w:val="19"/>
           <w:szCs w:val="19"/>
         </w:rPr>
-        <w:t xml:space="preserve">   [produit.lot-23-03-puer.accroche]</w:t>
-      </w:r>
-    </w:p>
-    <w:p>
-      <w:pPr>
-        <w:spacing w:after="0"/>
-      </w:pPr>
-      <w:r>
-        <w:rPr>
-          <w:sz w:val="22"/>
-          <w:szCs w:val="22"/>
-        </w:rPr>
-        <w:t xml:space="preserve">Pêche blanche, miel, jasmin.</w:t>
+        <w:t xml:space="preserve">   [produit.torch-estate-lot-02.accroche]</w:t>
+      </w:r>
+    </w:p>
+    <w:p>
+      <w:pPr>
+        <w:spacing w:after="0"/>
+      </w:pPr>
+      <w:r>
+        <w:rPr>
+          <w:sz w:val="22"/>
+          <w:szCs w:val="22"/>
+        </w:rPr>
+        <w:t xml:space="preserve">Citron vert, olive, liqueur de cacao.</w:t>
       </w:r>
     </w:p>
     <w:p>
@@ -2846,19 +2846,19 @@
           <w:sz w:val="19"/>
           <w:szCs w:val="19"/>
         </w:rPr>
-        <w:t xml:space="preserve">   [produit.lot-23-03-puer.description]</w:t>
-      </w:r>
-    </w:p>
-    <w:p>
-      <w:pPr>
-        <w:spacing w:after="0"/>
-      </w:pPr>
-      <w:r>
-        <w:rPr>
-          <w:sz w:val="22"/>
-          <w:szCs w:val="22"/>
-        </w:rPr>
-        <w:t xml:space="preserve">Un honey délicat, séché lentement à l'ombre. La mucilage laissée sur le grain apporte une texture soyeuse et une douceur miellée, portée par un parfum de fleurs blanches.</w:t>
+        <w:t xml:space="preserve">   [produit.torch-estate-lot-02.description]</w:t>
+      </w:r>
+    </w:p>
+    <w:p>
+      <w:pPr>
+        <w:spacing w:after="0"/>
+      </w:pPr>
+      <w:r>
+        <w:rPr>
+          <w:sz w:val="22"/>
+          <w:szCs w:val="22"/>
+        </w:rPr>
+        <w:t xml:space="preserve">Un honey traditionnel, pensé pour l’espresso. La mucilage laissée sur le grain donne du corps et une douceur de liqueur de cacao, que vient trancher une acidité de citron vert. Cette note d’olive, presque saline, est la signature de la parcelle : on la retrouve d’une récolte à l’autre.</w:t>
       </w:r>
     </w:p>
     <w:p>
@@ -2881,19 +2881,19 @@
           <w:sz w:val="19"/>
           <w:szCs w:val="19"/>
         </w:rPr>
-        <w:t xml:space="preserve">   [produit.lot-23-03-puer.histoire]</w:t>
-      </w:r>
-    </w:p>
-    <w:p>
-      <w:pPr>
-        <w:spacing w:after="0"/>
-      </w:pPr>
-      <w:r>
-        <w:rPr>
-          <w:sz w:val="22"/>
-          <w:szCs w:val="22"/>
-        </w:rPr>
-        <w:t xml:space="preserve">À Pu'er, le café pousse en lisière des jardins de thé. Ce lot provient d'une parcelle de 1,8 hectare travaillée sans intrant de synthèse depuis 2017, où les caféiers sont ombragés par des arbres fruitiers.</w:t>
+        <w:t xml:space="preserve">   [produit.torch-estate-lot-02.histoire]</w:t>
+      </w:r>
+    </w:p>
+    <w:p>
+      <w:pPr>
+        <w:spacing w:after="0"/>
+      </w:pPr>
+      <w:r>
+        <w:rPr>
+          <w:sz w:val="22"/>
+          <w:szCs w:val="22"/>
+        </w:rPr>
+        <w:t xml:space="preserve">C’est le lot que nous buvons le plus souvent à l’atelier, en espresso serré le matin. Il tient aussi remarquablement bien au lait : la liqueur de cacao ressort, l’acidité se range. Si vous n’avez qu’une machine et pas envie de réfléchir, prenez celui-là.</w:t>
       </w:r>
     </w:p>
     <w:p>
@@ -2916,19 +2916,19 @@
           <w:sz w:val="19"/>
           <w:szCs w:val="19"/>
         </w:rPr>
-        <w:t xml:space="preserve">   [produit.lot-23-03-puer.origine]</w:t>
-      </w:r>
-    </w:p>
-    <w:p>
-      <w:pPr>
-        <w:spacing w:after="0"/>
-      </w:pPr>
-      <w:r>
-        <w:rPr>
-          <w:sz w:val="22"/>
-          <w:szCs w:val="22"/>
-        </w:rPr>
-        <w:t xml:space="preserve">Yunnan, Chine — Pu'er</w:t>
+        <w:t xml:space="preserve">   [produit.torch-estate-lot-02.origine]</w:t>
+      </w:r>
+    </w:p>
+    <w:p>
+      <w:pPr>
+        <w:spacing w:after="0"/>
+      </w:pPr>
+      <w:r>
+        <w:rPr>
+          <w:sz w:val="22"/>
+          <w:szCs w:val="22"/>
+        </w:rPr>
+        <w:t xml:space="preserve">Yunnan, Chine — Pu’er</w:t>
       </w:r>
     </w:p>
     <w:p>
@@ -2951,19 +2951,19 @@
           <w:sz w:val="19"/>
           <w:szCs w:val="19"/>
         </w:rPr>
-        <w:t xml:space="preserve">   [produit.lot-23-03-puer.altitude]</w:t>
-      </w:r>
-    </w:p>
-    <w:p>
-      <w:pPr>
-        <w:spacing w:after="0"/>
-      </w:pPr>
-      <w:r>
-        <w:rPr>
-          <w:sz w:val="22"/>
-          <w:szCs w:val="22"/>
-        </w:rPr>
-        <w:t xml:space="preserve">1 400 – 1 650 m</w:t>
+        <w:t xml:space="preserve">   [produit.torch-estate-lot-02.altitude]</w:t>
+      </w:r>
+    </w:p>
+    <w:p>
+      <w:pPr>
+        <w:spacing w:after="0"/>
+      </w:pPr>
+      <w:r>
+        <w:rPr>
+          <w:sz w:val="22"/>
+          <w:szCs w:val="22"/>
+        </w:rPr>
+        <w:t xml:space="preserve">1 300 – 1 500 m</w:t>
       </w:r>
     </w:p>
     <w:p>
@@ -2986,19 +2986,19 @@
           <w:sz w:val="19"/>
           <w:szCs w:val="19"/>
         </w:rPr>
-        <w:t xml:space="preserve">   [produit.lot-23-03-puer.variete]</w:t>
-      </w:r>
-    </w:p>
-    <w:p>
-      <w:pPr>
-        <w:spacing w:after="0"/>
-      </w:pPr>
-      <w:r>
-        <w:rPr>
-          <w:sz w:val="22"/>
-          <w:szCs w:val="22"/>
-        </w:rPr>
-        <w:t xml:space="preserve">Typica, Bourbon</w:t>
+        <w:t xml:space="preserve">   [produit.torch-estate-lot-02.variete]</w:t>
+      </w:r>
+    </w:p>
+    <w:p>
+      <w:pPr>
+        <w:spacing w:after="0"/>
+      </w:pPr>
+      <w:r>
+        <w:rPr>
+          <w:sz w:val="22"/>
+          <w:szCs w:val="22"/>
+        </w:rPr>
+        <w:t xml:space="preserve">Catimor</w:t>
       </w:r>
     </w:p>
     <w:p>
@@ -3021,19 +3021,19 @@
           <w:sz w:val="19"/>
           <w:szCs w:val="19"/>
         </w:rPr>
-        <w:t xml:space="preserve">   [produit.lot-23-03-puer.process]</w:t>
-      </w:r>
-    </w:p>
-    <w:p>
-      <w:pPr>
-        <w:spacing w:after="0"/>
-      </w:pPr>
-      <w:r>
-        <w:rPr>
-          <w:sz w:val="22"/>
-          <w:szCs w:val="22"/>
-        </w:rPr>
-        <w:t xml:space="preserve">Honey</w:t>
+        <w:t xml:space="preserve">   [produit.torch-estate-lot-02.process]</w:t>
+      </w:r>
+    </w:p>
+    <w:p>
+      <w:pPr>
+        <w:spacing w:after="0"/>
+      </w:pPr>
+      <w:r>
+        <w:rPr>
+          <w:sz w:val="22"/>
+          <w:szCs w:val="22"/>
+        </w:rPr>
+        <w:t xml:space="preserve">Honey traditionnel</w:t>
       </w:r>
     </w:p>
     <w:p>
@@ -3056,19 +3056,19 @@
           <w:sz w:val="19"/>
           <w:szCs w:val="19"/>
         </w:rPr>
-        <w:t xml:space="preserve">   [produit.lot-23-03-puer.notes]</w:t>
-      </w:r>
-    </w:p>
-    <w:p>
-      <w:pPr>
-        <w:spacing w:after="0"/>
-      </w:pPr>
-      <w:r>
-        <w:rPr>
-          <w:sz w:val="22"/>
-          <w:szCs w:val="22"/>
-        </w:rPr>
-        <w:t xml:space="preserve">Pêche blanche, miel, jasmin</w:t>
+        <w:t xml:space="preserve">   [produit.torch-estate-lot-02.notes]</w:t>
+      </w:r>
+    </w:p>
+    <w:p>
+      <w:pPr>
+        <w:spacing w:after="0"/>
+      </w:pPr>
+      <w:r>
+        <w:rPr>
+          <w:sz w:val="22"/>
+          <w:szCs w:val="22"/>
+        </w:rPr>
+        <w:t xml:space="preserve">Citron vert, olive, liqueur de cacao</w:t>
       </w:r>
     </w:p>
     <w:p>
@@ -3091,19 +3091,19 @@
           <w:sz w:val="19"/>
           <w:szCs w:val="19"/>
         </w:rPr>
-        <w:t xml:space="preserve">   [produit.lot-23-03-puer.sechage]</w:t>
-      </w:r>
-    </w:p>
-    <w:p>
-      <w:pPr>
-        <w:spacing w:after="0"/>
-      </w:pPr>
-      <w:r>
-        <w:rPr>
-          <w:sz w:val="22"/>
-          <w:szCs w:val="22"/>
-        </w:rPr>
-        <w:t xml:space="preserve">Lits africains, 18 jours à l'ombre</w:t>
+        <w:t xml:space="preserve">   [produit.torch-estate-lot-02.sechage]</w:t>
+      </w:r>
+    </w:p>
+    <w:p>
+      <w:pPr>
+        <w:spacing w:after="0"/>
+      </w:pPr>
+      <w:r>
+        <w:rPr>
+          <w:sz w:val="22"/>
+          <w:szCs w:val="22"/>
+        </w:rPr>
+        <w:t xml:space="preserve">Lits africains surélevés</w:t>
       </w:r>
     </w:p>
     <w:p>
@@ -3126,54 +3126,54 @@
           <w:sz w:val="19"/>
           <w:szCs w:val="19"/>
         </w:rPr>
-        <w:t xml:space="preserve">   [produit.lot-23-03-puer.recolte]</w:t>
-      </w:r>
-    </w:p>
-    <w:p>
-      <w:pPr>
-        <w:spacing w:after="0"/>
-      </w:pPr>
-      <w:r>
-        <w:rPr>
-          <w:sz w:val="22"/>
-          <w:szCs w:val="22"/>
-        </w:rPr>
-        <w:t xml:space="preserve">À la main, tri le jour même</w:t>
-      </w:r>
-    </w:p>
-    <w:p>
-      <w:pPr>
-        <w:spacing w:after="40" w:before="200"/>
-      </w:pPr>
-      <w:r>
-        <w:rPr>
-          <w:b/>
-          <w:bCs/>
-          <w:color w:val="55524A"/>
-          <w:sz w:val="19"/>
-          <w:szCs w:val="19"/>
-        </w:rPr>
-        <w:t xml:space="preserve">Fiche : torréfaction</w:t>
-      </w:r>
-      <w:r>
-        <w:rPr>
-          <w:color w:val="B95F2C"/>
-          <w:sz w:val="19"/>
-          <w:szCs w:val="19"/>
-        </w:rPr>
-        <w:t xml:space="preserve">   [produit.lot-23-03-puer.torrefaction]</w:t>
-      </w:r>
-    </w:p>
-    <w:p>
-      <w:pPr>
-        <w:spacing w:after="0"/>
-      </w:pPr>
-      <w:r>
-        <w:rPr>
-          <w:sz w:val="22"/>
-          <w:szCs w:val="22"/>
-        </w:rPr>
-        <w:t xml:space="preserve">Claire — filtre</w:t>
+        <w:t xml:space="preserve">   [produit.torch-estate-lot-02.recolte]</w:t>
+      </w:r>
+    </w:p>
+    <w:p>
+      <w:pPr>
+        <w:spacing w:after="0"/>
+      </w:pPr>
+      <w:r>
+        <w:rPr>
+          <w:sz w:val="22"/>
+          <w:szCs w:val="22"/>
+        </w:rPr>
+        <w:t xml:space="preserve">À la main, cerises mûres</w:t>
+      </w:r>
+    </w:p>
+    <w:p>
+      <w:pPr>
+        <w:spacing w:after="40" w:before="200"/>
+      </w:pPr>
+      <w:r>
+        <w:rPr>
+          <w:b/>
+          <w:bCs/>
+          <w:color w:val="55524A"/>
+          <w:sz w:val="19"/>
+          <w:szCs w:val="19"/>
+        </w:rPr>
+        <w:t xml:space="preserve">Fiche : profil (filtre ou espresso)</w:t>
+      </w:r>
+      <w:r>
+        <w:rPr>
+          <w:color w:val="B95F2C"/>
+          <w:sz w:val="19"/>
+          <w:szCs w:val="19"/>
+        </w:rPr>
+        <w:t xml:space="preserve">   [produit.torch-estate-lot-02.profil]</w:t>
+      </w:r>
+    </w:p>
+    <w:p>
+      <w:pPr>
+        <w:spacing w:after="0"/>
+      </w:pPr>
+      <w:r>
+        <w:rPr>
+          <w:sz w:val="22"/>
+          <w:szCs w:val="22"/>
+        </w:rPr>
+        <w:t xml:space="preserve">Espresso</w:t>
       </w:r>
     </w:p>
     <w:p>
@@ -3196,19 +3196,19 @@
           <w:sz w:val="19"/>
           <w:szCs w:val="19"/>
         </w:rPr>
-        <w:t xml:space="preserve">   [produit.lot-23-03-puer.preparation]</w:t>
-      </w:r>
-    </w:p>
-    <w:p>
-      <w:pPr>
-        <w:spacing w:after="0"/>
-      </w:pPr>
-      <w:r>
-        <w:rPr>
-          <w:sz w:val="22"/>
-          <w:szCs w:val="22"/>
-        </w:rPr>
-        <w:t xml:space="preserve">Filtre : 15 g pour 250 ml, eau à 92 °C, versements courts. Idéal en V60 ou en cafetière à immersion.</w:t>
+        <w:t xml:space="preserve">   [produit.torch-estate-lot-02.preparation]</w:t>
+      </w:r>
+    </w:p>
+    <w:p>
+      <w:pPr>
+        <w:spacing w:after="0"/>
+      </w:pPr>
+      <w:r>
+        <w:rPr>
+          <w:sz w:val="22"/>
+          <w:szCs w:val="22"/>
+        </w:rPr>
+        <w:t xml:space="preserve">Espresso : 18 g pour 40 g en 26 secondes, eau à 92 °C. En filtre, allonger à 15 g pour 260 ml.</w:t>
       </w:r>
     </w:p>
     <w:p>
@@ -3231,19 +3231,19 @@
           <w:sz w:val="19"/>
           <w:szCs w:val="19"/>
         </w:rPr>
-        <w:t xml:space="preserve">   [produit.lot-23-03-puer.ferme.nom]</w:t>
-      </w:r>
-    </w:p>
-    <w:p>
-      <w:pPr>
-        <w:spacing w:after="0"/>
-      </w:pPr>
-      <w:r>
-        <w:rPr>
-          <w:sz w:val="22"/>
-          <w:szCs w:val="22"/>
-        </w:rPr>
-        <w:t xml:space="preserve">Jardin de Manlao</w:t>
+        <w:t xml:space="preserve">   [produit.torch-estate-lot-02.ferme.nom]</w:t>
+      </w:r>
+    </w:p>
+    <w:p>
+      <w:pPr>
+        <w:spacing w:after="0"/>
+      </w:pPr>
+      <w:r>
+        <w:rPr>
+          <w:sz w:val="22"/>
+          <w:szCs w:val="22"/>
+        </w:rPr>
+        <w:t xml:space="preserve">Torch Estate</w:t>
       </w:r>
     </w:p>
     <w:p>
@@ -3266,19 +3266,19 @@
           <w:sz w:val="19"/>
           <w:szCs w:val="19"/>
         </w:rPr>
-        <w:t xml:space="preserve">   [produit.lot-23-03-puer.ferme.lieu]</w:t>
-      </w:r>
-    </w:p>
-    <w:p>
-      <w:pPr>
-        <w:spacing w:after="0"/>
-      </w:pPr>
-      <w:r>
-        <w:rPr>
-          <w:sz w:val="22"/>
-          <w:szCs w:val="22"/>
-        </w:rPr>
-        <w:t xml:space="preserve">Pu'er, Yunnan</w:t>
+        <w:t xml:space="preserve">   [produit.torch-estate-lot-02.ferme.lieu]</w:t>
+      </w:r>
+    </w:p>
+    <w:p>
+      <w:pPr>
+        <w:spacing w:after="0"/>
+      </w:pPr>
+      <w:r>
+        <w:rPr>
+          <w:sz w:val="22"/>
+          <w:szCs w:val="22"/>
+        </w:rPr>
+        <w:t xml:space="preserve">Pu’er, Yunnan</w:t>
       </w:r>
     </w:p>
     <w:p>
@@ -3301,19 +3301,19 @@
           <w:sz w:val="19"/>
           <w:szCs w:val="19"/>
         </w:rPr>
-        <w:t xml:space="preserve">   [produit.lot-23-03-puer.ferme.texte]</w:t>
-      </w:r>
-    </w:p>
-    <w:p>
-      <w:pPr>
-        <w:spacing w:after="0"/>
-      </w:pPr>
-      <w:r>
-        <w:rPr>
-          <w:sz w:val="22"/>
-          <w:szCs w:val="22"/>
-        </w:rPr>
-        <w:t xml:space="preserve">Une parcelle de 1,8 hectare en lisière des jardins de thé, conduite sans intrant de synthèse depuis 2017. Les caféiers y poussent sous des arbres fruitiers, ce qui allonge la maturation de deux à trois semaines. La récolte est traitée en honey, séchée à l'ombre, sur des lits que la famille couvre chaque soir.</w:t>
+        <w:t xml:space="preserve">   [produit.torch-estate-lot-02.ferme.texte]</w:t>
+      </w:r>
+    </w:p>
+    <w:p>
+      <w:pPr>
+        <w:spacing w:after="0"/>
+      </w:pPr>
+      <w:r>
+        <w:rPr>
+          <w:sz w:val="22"/>
+          <w:szCs w:val="22"/>
+        </w:rPr>
+        <w:t xml:space="preserve">Torch Estate cultive ses parcelles dans les collines de Pu’er, autour de 1 450 mètres. C’est de cette même ferme que viennent nos deux lots honey : le Lot.01 en fermentation anaérobie double, le Lot.02 en honey traditionnel. Même terre, même variété, deux traitements — et deux tasses qui n’ont presque rien en commun.</w:t>
       </w:r>
     </w:p>
     <w:p>
@@ -3336,19 +3336,19 @@
           <w:sz w:val="19"/>
           <w:szCs w:val="19"/>
         </w:rPr>
-        <w:t xml:space="preserve">   [produit.lot-23-03-puer.prix.1]</w:t>
-      </w:r>
-    </w:p>
-    <w:p>
-      <w:pPr>
-        <w:spacing w:after="0"/>
-      </w:pPr>
-      <w:r>
-        <w:rPr>
-          <w:sz w:val="22"/>
-          <w:szCs w:val="22"/>
-        </w:rPr>
-        <w:t xml:space="preserve">200 g — 19.00 €</w:t>
+        <w:t xml:space="preserve">   [produit.torch-estate-lot-02.prix.1]</w:t>
+      </w:r>
+    </w:p>
+    <w:p>
+      <w:pPr>
+        <w:spacing w:after="0"/>
+      </w:pPr>
+      <w:r>
+        <w:rPr>
+          <w:sz w:val="22"/>
+          <w:szCs w:val="22"/>
+        </w:rPr>
+        <w:t xml:space="preserve">200 g — 18.00 €</w:t>
       </w:r>
     </w:p>
     <w:p>
@@ -3357,7 +3357,7 @@
         <w:spacing w:after="140" w:before="340"/>
       </w:pPr>
       <w:r>
-        <w:t xml:space="preserve">Sélection Lot N°23-05 — Menglian, Yunnan</w:t>
+        <w:t xml:space="preserve">Yun Lan Estate — Xishuangbanna</w:t>
       </w:r>
     </w:p>
     <w:p>
@@ -3380,19 +3380,19 @@
           <w:sz w:val="19"/>
           <w:szCs w:val="19"/>
         </w:rPr>
-        <w:t xml:space="preserve">   [produit.lot-23-05-menglian.nom]</w:t>
-      </w:r>
-    </w:p>
-    <w:p>
-      <w:pPr>
-        <w:spacing w:after="0"/>
-      </w:pPr>
-      <w:r>
-        <w:rPr>
-          <w:sz w:val="22"/>
-          <w:szCs w:val="22"/>
-        </w:rPr>
-        <w:t xml:space="preserve">Sélection Lot N°23-05</w:t>
+        <w:t xml:space="preserve">   [produit.yun-lan-estate.nom]</w:t>
+      </w:r>
+    </w:p>
+    <w:p>
+      <w:pPr>
+        <w:spacing w:after="0"/>
+      </w:pPr>
+      <w:r>
+        <w:rPr>
+          <w:sz w:val="22"/>
+          <w:szCs w:val="22"/>
+        </w:rPr>
+        <w:t xml:space="preserve">Yun Lan Estate</w:t>
       </w:r>
     </w:p>
     <w:p>
@@ -3415,19 +3415,19 @@
           <w:sz w:val="19"/>
           <w:szCs w:val="19"/>
         </w:rPr>
-        <w:t xml:space="preserve">   [produit.lot-23-05-menglian.sousTitre]</w:t>
-      </w:r>
-    </w:p>
-    <w:p>
-      <w:pPr>
-        <w:spacing w:after="0"/>
-      </w:pPr>
-      <w:r>
-        <w:rPr>
-          <w:sz w:val="22"/>
-          <w:szCs w:val="22"/>
-        </w:rPr>
-        <w:t xml:space="preserve">Menglian, Yunnan</w:t>
+        <w:t xml:space="preserve">   [produit.yun-lan-estate.sousTitre]</w:t>
+      </w:r>
+    </w:p>
+    <w:p>
+      <w:pPr>
+        <w:spacing w:after="0"/>
+      </w:pPr>
+      <w:r>
+        <w:rPr>
+          <w:sz w:val="22"/>
+          <w:szCs w:val="22"/>
+        </w:rPr>
+        <w:t xml:space="preserve">Xishuangbanna</w:t>
       </w:r>
     </w:p>
     <w:p>
@@ -3450,19 +3450,19 @@
           <w:sz w:val="19"/>
           <w:szCs w:val="19"/>
         </w:rPr>
-        <w:t xml:space="preserve">   [produit.lot-23-05-menglian.accroche]</w:t>
-      </w:r>
-    </w:p>
-    <w:p>
-      <w:pPr>
-        <w:spacing w:after="0"/>
-      </w:pPr>
-      <w:r>
-        <w:rPr>
-          <w:sz w:val="22"/>
-          <w:szCs w:val="22"/>
-        </w:rPr>
-        <w:t xml:space="preserve">Fraise, cacao, épices douces.</w:t>
+        <w:t xml:space="preserve">   [produit.yun-lan-estate.accroche]</w:t>
+      </w:r>
+    </w:p>
+    <w:p>
+      <w:pPr>
+        <w:spacing w:after="0"/>
+      </w:pPr>
+      <w:r>
+        <w:rPr>
+          <w:sz w:val="22"/>
+          <w:szCs w:val="22"/>
+        </w:rPr>
+        <w:t xml:space="preserve">Pamplemousse, prune rouge, thé noir.</w:t>
       </w:r>
     </w:p>
     <w:p>
@@ -3485,19 +3485,19 @@
           <w:sz w:val="19"/>
           <w:szCs w:val="19"/>
         </w:rPr>
-        <w:t xml:space="preserve">   [produit.lot-23-05-menglian.description]</w:t>
-      </w:r>
-    </w:p>
-    <w:p>
-      <w:pPr>
-        <w:spacing w:after="0"/>
-      </w:pPr>
-      <w:r>
-        <w:rPr>
-          <w:sz w:val="22"/>
-          <w:szCs w:val="22"/>
-        </w:rPr>
-        <w:t xml:space="preserve">Notre lot le plus expressif. Séché en cerise entière pendant 21 jours, il développe des arômes de fruits rouges confits et une finale cacaotée, longue et enveloppante.</w:t>
+        <w:t xml:space="preserve">   [produit.yun-lan-estate.description]</w:t>
+      </w:r>
+    </w:p>
+    <w:p>
+      <w:pPr>
+        <w:spacing w:after="0"/>
+      </w:pPr>
+      <w:r>
+        <w:rPr>
+          <w:sz w:val="22"/>
+          <w:szCs w:val="22"/>
+        </w:rPr>
+        <w:t xml:space="preserve">Du Pacamara cultivé entre 1 600 et 1 800 mètres, traité en lavé traditionnel : rien pour masquer, rien pour ajouter. Ce qui reste, c’est la variété et l’altitude — une acidité de pamplemousse, une chair de prune rouge, et une longueur de thé noir qui tient bien après la tasse.</w:t>
       </w:r>
     </w:p>
     <w:p>
@@ -3520,19 +3520,19 @@
           <w:sz w:val="19"/>
           <w:szCs w:val="19"/>
         </w:rPr>
-        <w:t xml:space="preserve">   [produit.lot-23-05-menglian.histoire]</w:t>
-      </w:r>
-    </w:p>
-    <w:p>
-      <w:pPr>
-        <w:spacing w:after="0"/>
-      </w:pPr>
-      <w:r>
-        <w:rPr>
-          <w:sz w:val="22"/>
-          <w:szCs w:val="22"/>
-        </w:rPr>
-        <w:t xml:space="preserve">Menglian borde la frontière birmane. Les nuits y sont fraîches et les journées sèches en fin d'année : des conditions rares qui permettent un séchage naturel long, sans risque de fermentation excessive.</w:t>
+        <w:t xml:space="preserve">   [produit.yun-lan-estate.histoire]</w:t>
+      </w:r>
+    </w:p>
+    <w:p>
+      <w:pPr>
+        <w:spacing w:after="0"/>
+      </w:pPr>
+      <w:r>
+        <w:rPr>
+          <w:sz w:val="22"/>
+          <w:szCs w:val="22"/>
+        </w:rPr>
+        <w:t xml:space="preserve">Le Pacamara est une variété encombrante : de grands arbres, de très gros grains, peu de rendement, et une sensibilité qui décourage la plupart des exploitations. Il en existe encore peu au Yunnan. Ce lot est le plus cher que nous proposons, et c’est aussi le seul dont nous savons, chaque année, qu’il partira avant les autres.</w:t>
       </w:r>
     </w:p>
     <w:p>
@@ -3555,19 +3555,19 @@
           <w:sz w:val="19"/>
           <w:szCs w:val="19"/>
         </w:rPr>
-        <w:t xml:space="preserve">   [produit.lot-23-05-menglian.origine]</w:t>
-      </w:r>
-    </w:p>
-    <w:p>
-      <w:pPr>
-        <w:spacing w:after="0"/>
-      </w:pPr>
-      <w:r>
-        <w:rPr>
-          <w:sz w:val="22"/>
-          <w:szCs w:val="22"/>
-        </w:rPr>
-        <w:t xml:space="preserve">Yunnan, Chine — Menglian</w:t>
+        <w:t xml:space="preserve">   [produit.yun-lan-estate.origine]</w:t>
+      </w:r>
+    </w:p>
+    <w:p>
+      <w:pPr>
+        <w:spacing w:after="0"/>
+      </w:pPr>
+      <w:r>
+        <w:rPr>
+          <w:sz w:val="22"/>
+          <w:szCs w:val="22"/>
+        </w:rPr>
+        <w:t xml:space="preserve">Yunnan, Chine — Xishuangbanna</w:t>
       </w:r>
     </w:p>
     <w:p>
@@ -3590,19 +3590,19 @@
           <w:sz w:val="19"/>
           <w:szCs w:val="19"/>
         </w:rPr>
-        <w:t xml:space="preserve">   [produit.lot-23-05-menglian.altitude]</w:t>
-      </w:r>
-    </w:p>
-    <w:p>
-      <w:pPr>
-        <w:spacing w:after="0"/>
-      </w:pPr>
-      <w:r>
-        <w:rPr>
-          <w:sz w:val="22"/>
-          <w:szCs w:val="22"/>
-        </w:rPr>
-        <w:t xml:space="preserve">1 300 – 1 550 m</w:t>
+        <w:t xml:space="preserve">   [produit.yun-lan-estate.altitude]</w:t>
+      </w:r>
+    </w:p>
+    <w:p>
+      <w:pPr>
+        <w:spacing w:after="0"/>
+      </w:pPr>
+      <w:r>
+        <w:rPr>
+          <w:sz w:val="22"/>
+          <w:szCs w:val="22"/>
+        </w:rPr>
+        <w:t xml:space="preserve">1 600 – 1 800 m</w:t>
       </w:r>
     </w:p>
     <w:p>
@@ -3625,19 +3625,19 @@
           <w:sz w:val="19"/>
           <w:szCs w:val="19"/>
         </w:rPr>
-        <w:t xml:space="preserve">   [produit.lot-23-05-menglian.variete]</w:t>
-      </w:r>
-    </w:p>
-    <w:p>
-      <w:pPr>
-        <w:spacing w:after="0"/>
-      </w:pPr>
-      <w:r>
-        <w:rPr>
-          <w:sz w:val="22"/>
-          <w:szCs w:val="22"/>
-        </w:rPr>
-        <w:t xml:space="preserve">Catimor, Typica</w:t>
+        <w:t xml:space="preserve">   [produit.yun-lan-estate.variete]</w:t>
+      </w:r>
+    </w:p>
+    <w:p>
+      <w:pPr>
+        <w:spacing w:after="0"/>
+      </w:pPr>
+      <w:r>
+        <w:rPr>
+          <w:sz w:val="22"/>
+          <w:szCs w:val="22"/>
+        </w:rPr>
+        <w:t xml:space="preserve">Pacamara</w:t>
       </w:r>
     </w:p>
     <w:p>
@@ -3660,19 +3660,19 @@
           <w:sz w:val="19"/>
           <w:szCs w:val="19"/>
         </w:rPr>
-        <w:t xml:space="preserve">   [produit.lot-23-05-menglian.process]</w:t>
-      </w:r>
-    </w:p>
-    <w:p>
-      <w:pPr>
-        <w:spacing w:after="0"/>
-      </w:pPr>
-      <w:r>
-        <w:rPr>
-          <w:sz w:val="22"/>
-          <w:szCs w:val="22"/>
-        </w:rPr>
-        <w:t xml:space="preserve">Naturel</w:t>
+        <w:t xml:space="preserve">   [produit.yun-lan-estate.process]</w:t>
+      </w:r>
+    </w:p>
+    <w:p>
+      <w:pPr>
+        <w:spacing w:after="0"/>
+      </w:pPr>
+      <w:r>
+        <w:rPr>
+          <w:sz w:val="22"/>
+          <w:szCs w:val="22"/>
+        </w:rPr>
+        <w:t xml:space="preserve">Lavé traditionnel</w:t>
       </w:r>
     </w:p>
     <w:p>
@@ -3695,19 +3695,19 @@
           <w:sz w:val="19"/>
           <w:szCs w:val="19"/>
         </w:rPr>
-        <w:t xml:space="preserve">   [produit.lot-23-05-menglian.notes]</w:t>
-      </w:r>
-    </w:p>
-    <w:p>
-      <w:pPr>
-        <w:spacing w:after="0"/>
-      </w:pPr>
-      <w:r>
-        <w:rPr>
-          <w:sz w:val="22"/>
-          <w:szCs w:val="22"/>
-        </w:rPr>
-        <w:t xml:space="preserve">Fraise, cacao, épices douces</w:t>
+        <w:t xml:space="preserve">   [produit.yun-lan-estate.notes]</w:t>
+      </w:r>
+    </w:p>
+    <w:p>
+      <w:pPr>
+        <w:spacing w:after="0"/>
+      </w:pPr>
+      <w:r>
+        <w:rPr>
+          <w:sz w:val="22"/>
+          <w:szCs w:val="22"/>
+        </w:rPr>
+        <w:t xml:space="preserve">Pamplemousse, prune rouge, thé noir</w:t>
       </w:r>
     </w:p>
     <w:p>
@@ -3730,19 +3730,19 @@
           <w:sz w:val="19"/>
           <w:szCs w:val="19"/>
         </w:rPr>
-        <w:t xml:space="preserve">   [produit.lot-23-05-menglian.sechage]</w:t>
-      </w:r>
-    </w:p>
-    <w:p>
-      <w:pPr>
-        <w:spacing w:after="0"/>
-      </w:pPr>
-      <w:r>
-        <w:rPr>
-          <w:sz w:val="22"/>
-          <w:szCs w:val="22"/>
-        </w:rPr>
-        <w:t xml:space="preserve">Cerise entière, 21 jours</w:t>
+        <w:t xml:space="preserve">   [produit.yun-lan-estate.sechage]</w:t>
+      </w:r>
+    </w:p>
+    <w:p>
+      <w:pPr>
+        <w:spacing w:after="0"/>
+      </w:pPr>
+      <w:r>
+        <w:rPr>
+          <w:sz w:val="22"/>
+          <w:szCs w:val="22"/>
+        </w:rPr>
+        <w:t xml:space="preserve">Lits africains surélevés</w:t>
       </w:r>
     </w:p>
     <w:p>
@@ -3765,7 +3765,7 @@
           <w:sz w:val="19"/>
           <w:szCs w:val="19"/>
         </w:rPr>
-        <w:t xml:space="preserve">   [produit.lot-23-05-menglian.recolte]</w:t>
+        <w:t xml:space="preserve">   [produit.yun-lan-estate.recolte]</w:t>
       </w:r>
     </w:p>
     <w:p>
@@ -3792,27 +3792,27 @@
           <w:sz w:val="19"/>
           <w:szCs w:val="19"/>
         </w:rPr>
-        <w:t xml:space="preserve">Fiche : torréfaction</w:t>
-      </w:r>
-      <w:r>
-        <w:rPr>
-          <w:color w:val="B95F2C"/>
-          <w:sz w:val="19"/>
-          <w:szCs w:val="19"/>
-        </w:rPr>
-        <w:t xml:space="preserve">   [produit.lot-23-05-menglian.torrefaction]</w:t>
-      </w:r>
-    </w:p>
-    <w:p>
-      <w:pPr>
-        <w:spacing w:after="0"/>
-      </w:pPr>
-      <w:r>
-        <w:rPr>
-          <w:sz w:val="22"/>
-          <w:szCs w:val="22"/>
-        </w:rPr>
-        <w:t xml:space="preserve">Claire à moyenne — filtre &amp; espresso</w:t>
+        <w:t xml:space="preserve">Fiche : profil (filtre ou espresso)</w:t>
+      </w:r>
+      <w:r>
+        <w:rPr>
+          <w:color w:val="B95F2C"/>
+          <w:sz w:val="19"/>
+          <w:szCs w:val="19"/>
+        </w:rPr>
+        <w:t xml:space="preserve">   [produit.yun-lan-estate.profil]</w:t>
+      </w:r>
+    </w:p>
+    <w:p>
+      <w:pPr>
+        <w:spacing w:after="0"/>
+      </w:pPr>
+      <w:r>
+        <w:rPr>
+          <w:sz w:val="22"/>
+          <w:szCs w:val="22"/>
+        </w:rPr>
+        <w:t xml:space="preserve">Filtre</w:t>
       </w:r>
     </w:p>
     <w:p>
@@ -3835,19 +3835,19 @@
           <w:sz w:val="19"/>
           <w:szCs w:val="19"/>
         </w:rPr>
-        <w:t xml:space="preserve">   [produit.lot-23-05-menglian.preparation]</w:t>
-      </w:r>
-    </w:p>
-    <w:p>
-      <w:pPr>
-        <w:spacing w:after="0"/>
-      </w:pPr>
-      <w:r>
-        <w:rPr>
-          <w:sz w:val="22"/>
-          <w:szCs w:val="22"/>
-        </w:rPr>
-        <w:t xml:space="preserve">Filtre : 15 g pour 250 ml, eau à 94 °C. En espresso, allonger légèrement le ratio pour adoucir l'acidité.</w:t>
+        <w:t xml:space="preserve">   [produit.yun-lan-estate.preparation]</w:t>
+      </w:r>
+    </w:p>
+    <w:p>
+      <w:pPr>
+        <w:spacing w:after="0"/>
+      </w:pPr>
+      <w:r>
+        <w:rPr>
+          <w:sz w:val="22"/>
+          <w:szCs w:val="22"/>
+        </w:rPr>
+        <w:t xml:space="preserve">Filtre : 15 g pour 250 ml, eau à 94 °C. Mouture un cran plus grossière que d’habitude — le Pacamara donne beaucoup, vite.</w:t>
       </w:r>
     </w:p>
     <w:p>
@@ -3870,19 +3870,19 @@
           <w:sz w:val="19"/>
           <w:szCs w:val="19"/>
         </w:rPr>
-        <w:t xml:space="preserve">   [produit.lot-23-05-menglian.ferme.nom]</w:t>
-      </w:r>
-    </w:p>
-    <w:p>
-      <w:pPr>
-        <w:spacing w:after="0"/>
-      </w:pPr>
-      <w:r>
-        <w:rPr>
-          <w:sz w:val="22"/>
-          <w:szCs w:val="22"/>
-        </w:rPr>
-        <w:t xml:space="preserve">Coopérative de Menglian</w:t>
+        <w:t xml:space="preserve">   [produit.yun-lan-estate.ferme.nom]</w:t>
+      </w:r>
+    </w:p>
+    <w:p>
+      <w:pPr>
+        <w:spacing w:after="0"/>
+      </w:pPr>
+      <w:r>
+        <w:rPr>
+          <w:sz w:val="22"/>
+          <w:szCs w:val="22"/>
+        </w:rPr>
+        <w:t xml:space="preserve">Yun Lan Estate</w:t>
       </w:r>
     </w:p>
     <w:p>
@@ -3905,19 +3905,19 @@
           <w:sz w:val="19"/>
           <w:szCs w:val="19"/>
         </w:rPr>
-        <w:t xml:space="preserve">   [produit.lot-23-05-menglian.ferme.lieu]</w:t>
-      </w:r>
-    </w:p>
-    <w:p>
-      <w:pPr>
-        <w:spacing w:after="0"/>
-      </w:pPr>
-      <w:r>
-        <w:rPr>
-          <w:sz w:val="22"/>
-          <w:szCs w:val="22"/>
-        </w:rPr>
-        <w:t xml:space="preserve">Menglian, Yunnan</w:t>
+        <w:t xml:space="preserve">   [produit.yun-lan-estate.ferme.lieu]</w:t>
+      </w:r>
+    </w:p>
+    <w:p>
+      <w:pPr>
+        <w:spacing w:after="0"/>
+      </w:pPr>
+      <w:r>
+        <w:rPr>
+          <w:sz w:val="22"/>
+          <w:szCs w:val="22"/>
+        </w:rPr>
+        <w:t xml:space="preserve">Xishuangbanna, Yunnan</w:t>
       </w:r>
     </w:p>
     <w:p>
@@ -3940,19 +3940,19 @@
           <w:sz w:val="19"/>
           <w:szCs w:val="19"/>
         </w:rPr>
-        <w:t xml:space="preserve">   [produit.lot-23-05-menglian.ferme.texte]</w:t>
-      </w:r>
-    </w:p>
-    <w:p>
-      <w:pPr>
-        <w:spacing w:after="0"/>
-      </w:pPr>
-      <w:r>
-        <w:rPr>
-          <w:sz w:val="22"/>
-          <w:szCs w:val="22"/>
-        </w:rPr>
-        <w:t xml:space="preserve">Sept familles réunies en coopérative, le long de la frontière birmane. Elles mettent en commun l'aire de séchage et le trieur optique, ce qu'aucune ne pourrait financer seule. Ce lot naturel est le fruit de cette mise en commun : vingt et un jours de séchage demandent une surveillance que l'on ne tient pas à une seule paire de bras.</w:t>
+        <w:t xml:space="preserve">   [produit.yun-lan-estate.ferme.texte]</w:t>
+      </w:r>
+    </w:p>
+    <w:p>
+      <w:pPr>
+        <w:spacing w:after="0"/>
+      </w:pPr>
+      <w:r>
+        <w:rPr>
+          <w:sz w:val="22"/>
+          <w:szCs w:val="22"/>
+        </w:rPr>
+        <w:t xml:space="preserve">Yun Lan Estate se trouve à Xishuangbanna, à l’extrême sud du Yunnan, entre 1 600 et 1 800 mètres — les parcelles les plus hautes avec lesquelles nous travaillons. La ferme y cultive du Pacamara, une variété rare, peu productive et difficile à mener, qu’elle traite en lavé traditionnel.</w:t>
       </w:r>
     </w:p>
     <w:p>
@@ -3975,19 +3975,19 @@
           <w:sz w:val="19"/>
           <w:szCs w:val="19"/>
         </w:rPr>
-        <w:t xml:space="preserve">   [produit.lot-23-05-menglian.prix.1]</w:t>
-      </w:r>
-    </w:p>
-    <w:p>
-      <w:pPr>
-        <w:spacing w:after="0"/>
-      </w:pPr>
-      <w:r>
-        <w:rPr>
-          <w:sz w:val="22"/>
-          <w:szCs w:val="22"/>
-        </w:rPr>
-        <w:t xml:space="preserve">200 g — 20.00 €</w:t>
+        <w:t xml:space="preserve">   [produit.yun-lan-estate.prix.1]</w:t>
+      </w:r>
+    </w:p>
+    <w:p>
+      <w:pPr>
+        <w:spacing w:after="0"/>
+      </w:pPr>
+      <w:r>
+        <w:rPr>
+          <w:sz w:val="22"/>
+          <w:szCs w:val="22"/>
+        </w:rPr>
+        <w:t xml:space="preserve">200 g — 22.00 €</w:t>
       </w:r>
     </w:p>
     <w:p>
@@ -4136,7 +4136,7 @@
           <w:sz w:val="22"/>
           <w:szCs w:val="22"/>
         </w:rPr>
-        <w:t xml:space="preserve">Huit sachets filtres individuels de 10 g, moulus et conditionnés sous atmosphère protectrice le jour de la torréfaction. L'assemblage de saison réunit nos lots de Baoshan et de Pu'er : douceur, fruit, longueur.</w:t>
+        <w:t xml:space="preserve">Huit sachets filtres individuels de 10 g, moulus et conditionnés sous atmosphère protectrice le jour de la torréfaction. L’assemblage de saison réunit le honey de Torch Estate et le lavé de Gaoshen : du corps, du fruit, et assez de douceur pour se passer de sucre.</w:t>
       </w:r>
     </w:p>
     <w:p>
@@ -4206,7 +4206,7 @@
           <w:sz w:val="22"/>
           <w:szCs w:val="22"/>
         </w:rPr>
-        <w:t xml:space="preserve">Yunnan, Chine — Baoshan &amp; Pu'er</w:t>
+        <w:t xml:space="preserve">Yunnan, Chine — Pu’er &amp; Baoshan</w:t>
       </w:r>
     </w:p>
     <w:p>
@@ -4241,7 +4241,7 @@
           <w:sz w:val="22"/>
           <w:szCs w:val="22"/>
         </w:rPr>
-        <w:t xml:space="preserve">1 400 – 1 800 m</w:t>
+        <w:t xml:space="preserve">1 300 – 1 750 m</w:t>
       </w:r>
     </w:p>
     <w:p>
@@ -4276,7 +4276,7 @@
           <w:sz w:val="22"/>
           <w:szCs w:val="22"/>
         </w:rPr>
-        <w:t xml:space="preserve">Catimor, Typica</w:t>
+        <w:t xml:space="preserve">Catimor</w:t>
       </w:r>
     </w:p>
     <w:p>
@@ -4311,7 +4311,7 @@
           <w:sz w:val="22"/>
           <w:szCs w:val="22"/>
         </w:rPr>
-        <w:t xml:space="preserve">Lavé &amp; honey</w:t>
+        <w:t xml:space="preserve">Honey &amp; lavé</w:t>
       </w:r>
     </w:p>
     <w:p>
@@ -4346,7 +4346,7 @@
           <w:sz w:val="22"/>
           <w:szCs w:val="22"/>
         </w:rPr>
-        <w:t xml:space="preserve">Amande, abricot, cacao au lait</w:t>
+        <w:t xml:space="preserve">Amande, cacao au lait, fruits jaunes</w:t>
       </w:r>
     </w:p>
     <w:p>
@@ -4431,27 +4431,27 @@
           <w:sz w:val="19"/>
           <w:szCs w:val="19"/>
         </w:rPr>
-        <w:t xml:space="preserve">Fiche : torréfaction</w:t>
-      </w:r>
-      <w:r>
-        <w:rPr>
-          <w:color w:val="B95F2C"/>
-          <w:sz w:val="19"/>
-          <w:szCs w:val="19"/>
-        </w:rPr>
-        <w:t xml:space="preserve">   [produit.drip-bags-x8.torrefaction]</w:t>
-      </w:r>
-    </w:p>
-    <w:p>
-      <w:pPr>
-        <w:spacing w:after="0"/>
-      </w:pPr>
-      <w:r>
-        <w:rPr>
-          <w:sz w:val="22"/>
-          <w:szCs w:val="22"/>
-        </w:rPr>
-        <w:t xml:space="preserve">Moyenne — mouture filtre</w:t>
+        <w:t xml:space="preserve">Fiche : profil (filtre ou espresso)</w:t>
+      </w:r>
+      <w:r>
+        <w:rPr>
+          <w:color w:val="B95F2C"/>
+          <w:sz w:val="19"/>
+          <w:szCs w:val="19"/>
+        </w:rPr>
+        <w:t xml:space="preserve">   [produit.drip-bags-x8.profil]</w:t>
+      </w:r>
+    </w:p>
+    <w:p>
+      <w:pPr>
+        <w:spacing w:after="0"/>
+      </w:pPr>
+      <w:r>
+        <w:rPr>
+          <w:sz w:val="22"/>
+          <w:szCs w:val="22"/>
+        </w:rPr>
+        <w:t xml:space="preserve">Filtre</w:t>
       </w:r>
     </w:p>
     <w:p>
@@ -4626,7 +4626,7 @@
           <w:sz w:val="22"/>
           <w:szCs w:val="22"/>
         </w:rPr>
-        <w:t xml:space="preserve">Baoshan &amp; Pu’er</w:t>
+        <w:t xml:space="preserve">Torch Estate</w:t>
       </w:r>
     </w:p>
     <w:p>
@@ -4661,7 +4661,7 @@
           <w:sz w:val="22"/>
           <w:szCs w:val="22"/>
         </w:rPr>
-        <w:t xml:space="preserve">Deux fermes partenaires</w:t>
+        <w:t xml:space="preserve">Pu’er, Yunnan</w:t>
       </w:r>
     </w:p>
     <w:p>
@@ -4696,7 +4696,7 @@
           <w:sz w:val="22"/>
           <w:szCs w:val="22"/>
         </w:rPr>
-        <w:t xml:space="preserve">Cet assemblage réunit le lavé de la famille Yang, à Baoshan, et le honey du jardin de Manlao, à Pu'er. Le premier apporte la structure et la propreté, le second la douceur et le parfum. Les proportions sont réajustées à chaque récolte pour que la tasse reste la même d'une boîte à l'autre.</w:t>
+        <w:t xml:space="preserve">Torch Estate cultive ses parcelles dans les collines de Pu’er, autour de 1 450 mètres. C’est de cette même ferme que viennent nos deux lots honey : le Lot.01 en fermentation anaérobie double, le Lot.02 en honey traditionnel. Même terre, même variété, deux traitements — et deux tasses qui n’ont presque rien en commun.</w:t>
       </w:r>
     </w:p>
     <w:p>
@@ -4880,7 +4880,7 @@
           <w:sz w:val="22"/>
           <w:szCs w:val="22"/>
         </w:rPr>
-        <w:t xml:space="preserve">Une boîte de huit drip bags composée par vous, à partir de deux variétés cultivées sur la même ferme, à Gaoshen : le Catimor, rond et cacaoté, et le Bourbon jaune, plus fin et floral. Prenez-en huit d'une seule, ou quatre de chaque pour les comparer tasse après tasse.</w:t>
+        <w:t xml:space="preserve">Une boîte de huit drip bags composée par vous, à partir de deux variétés cultivées sur la même ferme, à Gaoshen : le Catimor, rond et cacaoté, et le Bourbon jaune, plus fin et floral. Prenez-en huit d’une seule, ou quatre de chaque pour les comparer tasse après tasse.</w:t>
       </w:r>
     </w:p>
     <w:p>
@@ -4915,7 +4915,7 @@
           <w:sz w:val="22"/>
           <w:szCs w:val="22"/>
         </w:rPr>
-        <w:t xml:space="preserve">Même terre, même altitude, même traitement, même torréfaction : seule la variété change. C'est la comparaison la plus honnête que l'on puisse proposer, et la plus instructive. La plupart des gens ne s'entendent pas dire « je préfère le Bourbon jaune » avant d'avoir bu les deux à la suite.</w:t>
+        <w:t xml:space="preserve">Même terre, même altitude, même traitement, même torréfaction : seule la variété change. C’est la comparaison la plus honnête que l’on puisse proposer, et la plus instructive. La plupart des gens ne s’entendent pas dire « je préfère le Bourbon jaune » avant d’avoir bu les deux à la suite.</w:t>
       </w:r>
     </w:p>
     <w:p>
@@ -5055,7 +5055,7 @@
           <w:sz w:val="22"/>
           <w:szCs w:val="22"/>
         </w:rPr>
-        <w:t xml:space="preserve">Lavé</w:t>
+        <w:t xml:space="preserve">Lavé traditionnel</w:t>
       </w:r>
     </w:p>
     <w:p>
@@ -5175,27 +5175,27 @@
           <w:sz w:val="19"/>
           <w:szCs w:val="19"/>
         </w:rPr>
-        <w:t xml:space="preserve">Fiche : torréfaction</w:t>
-      </w:r>
-      <w:r>
-        <w:rPr>
-          <w:color w:val="B95F2C"/>
-          <w:sz w:val="19"/>
-          <w:szCs w:val="19"/>
-        </w:rPr>
-        <w:t xml:space="preserve">   [produit.drip-bags-a-composer.torrefaction]</w:t>
-      </w:r>
-    </w:p>
-    <w:p>
-      <w:pPr>
-        <w:spacing w:after="0"/>
-      </w:pPr>
-      <w:r>
-        <w:rPr>
-          <w:sz w:val="22"/>
-          <w:szCs w:val="22"/>
-        </w:rPr>
-        <w:t xml:space="preserve">Moyenne — mouture filtre</w:t>
+        <w:t xml:space="preserve">Fiche : profil (filtre ou espresso)</w:t>
+      </w:r>
+      <w:r>
+        <w:rPr>
+          <w:color w:val="B95F2C"/>
+          <w:sz w:val="19"/>
+          <w:szCs w:val="19"/>
+        </w:rPr>
+        <w:t xml:space="preserve">   [produit.drip-bags-a-composer.profil]</w:t>
+      </w:r>
+    </w:p>
+    <w:p>
+      <w:pPr>
+        <w:spacing w:after="0"/>
+      </w:pPr>
+      <w:r>
+        <w:rPr>
+          <w:sz w:val="22"/>
+          <w:szCs w:val="22"/>
+        </w:rPr>
+        <w:t xml:space="preserve">Filtre</w:t>
       </w:r>
     </w:p>
     <w:p>
@@ -5440,7 +5440,7 @@
           <w:sz w:val="22"/>
           <w:szCs w:val="22"/>
         </w:rPr>
-        <w:t xml:space="preserve">À Gaoshen, sur les hauteurs de Baoshan, une même exploitation conduit côte à côte deux variétés que tout oppose en tasse. Le Catimor occupe les parcelles basses, plus exposées ; le Bourbon jaune, plus fragile et deux fois moins productif, est réservé aux terrasses hautes. Les deux sont récoltés, lavés et séchés exactement de la même manière — c'est ce qui rend la comparaison possible.</w:t>
+        <w:t xml:space="preserve">À Gaoshen, sur les hauteurs de Baoshan, une même exploitation conduit côte à côte deux variétés que tout oppose en tasse. Le Catimor occupe les parcelles basses, plus exposées ; le Bourbon jaune, plus fragile et deux fois moins productif, est réservé aux terrasses hautes. Les deux sont récoltés, lavés et séchés exactement de la même manière — c’est ce qui rend la comparaison possible.</w:t>
       </w:r>
     </w:p>
     <w:p>
@@ -5659,7 +5659,7 @@
           <w:sz w:val="22"/>
           <w:szCs w:val="22"/>
         </w:rPr>
-        <w:t xml:space="preserve">Les trois terroirs, plus les drip bags.</w:t>
+        <w:t xml:space="preserve">Les trois lots, plus les drip bags.</w:t>
       </w:r>
     </w:p>
     <w:p>
@@ -5694,7 +5694,7 @@
           <w:sz w:val="22"/>
           <w:szCs w:val="22"/>
         </w:rPr>
-        <w:t xml:space="preserve">Le meilleur moyen de comprendre le Yunnan : trois lots de 200 g — Baoshan lavé, Pu'er honey, Menglian naturel — et une boîte de huit drip bags pour emporter la dégustation avec vous.</w:t>
+        <w:t xml:space="preserve">Le meilleur moyen de comprendre notre gamme : les deux honey de Torch Estate — anaérobie double et traditionnel — le lavé de Yun Lan Estate en Pacamara, et une boîte de huit drip bags pour emporter la dégustation avec vous.</w:t>
       </w:r>
     </w:p>
     <w:p>
@@ -5729,7 +5729,7 @@
           <w:sz w:val="22"/>
           <w:szCs w:val="22"/>
         </w:rPr>
-        <w:t xml:space="preserve">Trois traitements, trois vallées, une même saison. Dégustez-les côte à côte : c'est là que le terroir se lit le plus clairement. Le coffret est accompagné d'une fiche de dégustation.</w:t>
+        <w:t xml:space="preserve">Deux fermes, deux terroirs, trois traitements, une même saison. Dégustez-les côte à côte : c’est là que le travail se lit le plus clairement — ce que change une fermentation, ce que change une variété. Le coffret est accompagné d’une fiche de dégustation.</w:t>
       </w:r>
     </w:p>
     <w:p>
@@ -5764,7 +5764,7 @@
           <w:sz w:val="22"/>
           <w:szCs w:val="22"/>
         </w:rPr>
-        <w:t xml:space="preserve">Yunnan, Chine — 3 terroirs</w:t>
+        <w:t xml:space="preserve">Yunnan, Chine — Pu’er &amp; Xishuangbanna</w:t>
       </w:r>
     </w:p>
     <w:p>
@@ -5834,7 +5834,7 @@
           <w:sz w:val="22"/>
           <w:szCs w:val="22"/>
         </w:rPr>
-        <w:t xml:space="preserve">Catimor, Typica, Bourbon</w:t>
+        <w:t xml:space="preserve">Catimor, Pacamara</w:t>
       </w:r>
     </w:p>
     <w:p>
@@ -5869,7 +5869,7 @@
           <w:sz w:val="22"/>
           <w:szCs w:val="22"/>
         </w:rPr>
-        <w:t xml:space="preserve">Lavé, honey, naturel</w:t>
+        <w:t xml:space="preserve">Honey anaérobie, honey, lavé</w:t>
       </w:r>
     </w:p>
     <w:p>
@@ -5904,7 +5904,7 @@
           <w:sz w:val="22"/>
           <w:szCs w:val="22"/>
         </w:rPr>
-        <w:t xml:space="preserve">Thé noir, pêche, fraise, cacao</w:t>
+        <w:t xml:space="preserve">Fruits tropicaux, citron vert, pamplemousse, cacao</w:t>
       </w:r>
     </w:p>
     <w:p>
@@ -5974,42 +5974,42 @@
           <w:sz w:val="22"/>
           <w:szCs w:val="22"/>
         </w:rPr>
-        <w:t xml:space="preserve">Récolte 2023 – 2024</w:t>
-      </w:r>
-    </w:p>
-    <w:p>
-      <w:pPr>
-        <w:spacing w:after="40" w:before="200"/>
-      </w:pPr>
-      <w:r>
-        <w:rPr>
-          <w:b/>
-          <w:bCs/>
-          <w:color w:val="55524A"/>
-          <w:sz w:val="19"/>
-          <w:szCs w:val="19"/>
-        </w:rPr>
-        <w:t xml:space="preserve">Fiche : torréfaction</w:t>
-      </w:r>
-      <w:r>
-        <w:rPr>
-          <w:color w:val="B95F2C"/>
-          <w:sz w:val="19"/>
-          <w:szCs w:val="19"/>
-        </w:rPr>
-        <w:t xml:space="preserve">   [produit.coffret-decouverte.torrefaction]</w:t>
-      </w:r>
-    </w:p>
-    <w:p>
-      <w:pPr>
-        <w:spacing w:after="0"/>
-      </w:pPr>
-      <w:r>
-        <w:rPr>
-          <w:sz w:val="22"/>
-          <w:szCs w:val="22"/>
-        </w:rPr>
-        <w:t xml:space="preserve">Claire à moyenne</w:t>
+        <w:t xml:space="preserve">Récolte en cours</w:t>
+      </w:r>
+    </w:p>
+    <w:p>
+      <w:pPr>
+        <w:spacing w:after="40" w:before="200"/>
+      </w:pPr>
+      <w:r>
+        <w:rPr>
+          <w:b/>
+          <w:bCs/>
+          <w:color w:val="55524A"/>
+          <w:sz w:val="19"/>
+          <w:szCs w:val="19"/>
+        </w:rPr>
+        <w:t xml:space="preserve">Fiche : profil (filtre ou espresso)</w:t>
+      </w:r>
+      <w:r>
+        <w:rPr>
+          <w:color w:val="B95F2C"/>
+          <w:sz w:val="19"/>
+          <w:szCs w:val="19"/>
+        </w:rPr>
+        <w:t xml:space="preserve">   [produit.coffret-decouverte.profil]</w:t>
+      </w:r>
+    </w:p>
+    <w:p>
+      <w:pPr>
+        <w:spacing w:after="0"/>
+      </w:pPr>
+      <w:r>
+        <w:rPr>
+          <w:sz w:val="22"/>
+          <w:szCs w:val="22"/>
+        </w:rPr>
+        <w:t xml:space="preserve">Filtre &amp; espresso</w:t>
       </w:r>
     </w:p>
     <w:p>
@@ -6044,7 +6044,7 @@
           <w:sz w:val="22"/>
           <w:szCs w:val="22"/>
         </w:rPr>
-        <w:t xml:space="preserve">Commencez par le Baoshan, puis le Pu’er, terminez par le Menglian : du plus délicat au plus expressif.</w:t>
+        <w:t xml:space="preserve">Commencez par le Lot.02, puis le Lot.01, terminez par le Yun Lan : du plus rond au plus vif.</w:t>
       </w:r>
     </w:p>
     <w:p>
@@ -6079,7 +6079,7 @@
           <w:sz w:val="22"/>
           <w:szCs w:val="22"/>
         </w:rPr>
-        <w:t xml:space="preserve">Sélection Lot N°23-01 — 200 g</w:t>
+        <w:t xml:space="preserve">Torch Estate, Lot.01 — 200 g</w:t>
       </w:r>
     </w:p>
     <w:p>
@@ -6114,7 +6114,7 @@
           <w:sz w:val="22"/>
           <w:szCs w:val="22"/>
         </w:rPr>
-        <w:t xml:space="preserve">Sélection Lot N°23-03 — 200 g</w:t>
+        <w:t xml:space="preserve">Torch Estate, Lot.02 — 200 g</w:t>
       </w:r>
     </w:p>
     <w:p>
@@ -6149,7 +6149,7 @@
           <w:sz w:val="22"/>
           <w:szCs w:val="22"/>
         </w:rPr>
-        <w:t xml:space="preserve">Sélection Lot N°23-05 — 200 g</w:t>
+        <w:t xml:space="preserve">Yun Lan Estate — 200 g</w:t>
       </w:r>
     </w:p>
     <w:p>
@@ -6254,7 +6254,7 @@
           <w:sz w:val="22"/>
           <w:szCs w:val="22"/>
         </w:rPr>
-        <w:t xml:space="preserve">Nos trois fermes</w:t>
+        <w:t xml:space="preserve">Yun Lan Estate</w:t>
       </w:r>
     </w:p>
     <w:p>
@@ -6289,7 +6289,7 @@
           <w:sz w:val="22"/>
           <w:szCs w:val="22"/>
         </w:rPr>
-        <w:t xml:space="preserve">Baoshan, Pu’er, Menglian</w:t>
+        <w:t xml:space="preserve">Xishuangbanna, Yunnan</w:t>
       </w:r>
     </w:p>
     <w:p>
@@ -6324,7 +6324,7 @@
           <w:sz w:val="22"/>
           <w:szCs w:val="22"/>
         </w:rPr>
-        <w:t xml:space="preserve">Le coffret rassemble le travail des trois fermes avec lesquelles nous travaillons depuis le début : la famille Yang à Baoshan, le jardin de Manlao à Pu'er, la coopérative de Menglian. Trois altitudes, trois traitements, trois façons de faire — c'est en les goûtant côte à côte qu'on entend ce que chacune apporte.</w:t>
+        <w:t xml:space="preserve">Yun Lan Estate se trouve à Xishuangbanna, à l’extrême sud du Yunnan, entre 1 600 et 1 800 mètres — les parcelles les plus hautes avec lesquelles nous travaillons. La ferme y cultive du Pacamara, une variété rare, peu productive et difficile à mener, qu’elle traite en lavé traditionnel.</w:t>
       </w:r>
     </w:p>
     <w:p>
@@ -6359,7 +6359,7 @@
           <w:sz w:val="22"/>
           <w:szCs w:val="22"/>
         </w:rPr>
-        <w:t xml:space="preserve">Coffret complet — 62.00 €</w:t>
+        <w:t xml:space="preserve">Coffret complet — 66.00 €</w:t>
       </w:r>
     </w:p>
     <w:p>
@@ -6730,7 +6730,7 @@
           <w:sz w:val="22"/>
           <w:szCs w:val="22"/>
         </w:rPr>
-        <w:t xml:space="preserve">Nos parcelles se situent entre 1 200 et 1 900 mètres, sur des sols volcaniques et argileux. Les nuits fraîches ralentissent la maturation des cerises et concentrent les sucres : c’est ce qui donne au Yunnan cette tasse ronde, à la fois florale et cacaotée.</w:t>
+        <w:t xml:space="preserve">Nos parcelles se situent entre 1 300 et 1 800 mètres, sur des sols volcaniques et argileux. Les nuits fraîches ralentissent la maturation des cerises et concentrent les sucres : c’est ce qui donne au Yunnan cette tasse ronde, à la fois florale et cacaotée.</w:t>
       </w:r>
     </w:p>
     <w:p>
@@ -6774,7 +6774,7 @@
           <w:sz w:val="22"/>
           <w:szCs w:val="22"/>
         </w:rPr>
-        <w:t xml:space="preserve">Les familles</w:t>
+        <w:t xml:space="preserve">Les fermes</w:t>
       </w:r>
     </w:p>
     <w:p>
@@ -6844,7 +6844,7 @@
           <w:sz w:val="22"/>
           <w:szCs w:val="22"/>
         </w:rPr>
-        <w:t xml:space="preserve">Nous travaillons avec cinq familles productrices à Baoshan, Pu’er et Menglian. Nous achetons en direct, à un prix supérieur au marché, et nous nous engageons sur plusieurs récoltes afin que chacun puisse investir dans ses parcelles et ses infrastructures de séchage.</w:t>
+        <w:t xml:space="preserve">Nous travaillons avec trois fermes, à Baoshan, Pu’er et Xishuangbanna. Nous achetons en direct, à un prix supérieur au marché, et nous nous engageons sur plusieurs récoltes afin que chacune puisse investir dans ses parcelles et ses infrastructures de séchage.</w:t>
       </w:r>
     </w:p>
     <w:p>
@@ -7073,6 +7073,321 @@
           <w:szCs w:val="22"/>
         </w:rPr>
         <w:t xml:space="preserve">Trois zones, trois profils de tasse.</w:t>
+      </w:r>
+    </w:p>
+    <w:p>
+      <w:pPr>
+        <w:spacing w:after="40" w:before="200"/>
+      </w:pPr>
+      <w:r>
+        <w:rPr>
+          <w:b/>
+          <w:bCs/>
+          <w:color w:val="55524A"/>
+          <w:sz w:val="19"/>
+          <w:szCs w:val="19"/>
+        </w:rPr>
+        <w:t xml:space="preserve">Terroir 1 : nom</w:t>
+      </w:r>
+      <w:r>
+        <w:rPr>
+          <w:color w:val="B95F2C"/>
+          <w:sz w:val="19"/>
+          <w:szCs w:val="19"/>
+        </w:rPr>
+        <w:t xml:space="preserve">   [origine.terroir.1.nom]</w:t>
+      </w:r>
+    </w:p>
+    <w:p>
+      <w:pPr>
+        <w:spacing w:after="0"/>
+      </w:pPr>
+      <w:r>
+        <w:rPr>
+          <w:sz w:val="22"/>
+          <w:szCs w:val="22"/>
+        </w:rPr>
+        <w:t xml:space="preserve">Baoshan</w:t>
+      </w:r>
+    </w:p>
+    <w:p>
+      <w:pPr>
+        <w:spacing w:after="40" w:before="200"/>
+      </w:pPr>
+      <w:r>
+        <w:rPr>
+          <w:b/>
+          <w:bCs/>
+          <w:color w:val="55524A"/>
+          <w:sz w:val="19"/>
+          <w:szCs w:val="19"/>
+        </w:rPr>
+        <w:t xml:space="preserve">Terroir 1 : altitude et variétés</w:t>
+      </w:r>
+      <w:r>
+        <w:rPr>
+          <w:color w:val="B95F2C"/>
+          <w:sz w:val="19"/>
+          <w:szCs w:val="19"/>
+        </w:rPr>
+        <w:t xml:space="preserve">   [origine.terroir.1.detail]</w:t>
+      </w:r>
+    </w:p>
+    <w:p>
+      <w:pPr>
+        <w:spacing w:after="0"/>
+      </w:pPr>
+      <w:r>
+        <w:rPr>
+          <w:sz w:val="22"/>
+          <w:szCs w:val="22"/>
+        </w:rPr>
+        <w:t xml:space="preserve">1 550 – 1 750 m · Catimor et Bourbon jaune</w:t>
+      </w:r>
+    </w:p>
+    <w:p>
+      <w:pPr>
+        <w:spacing w:after="40" w:before="200"/>
+      </w:pPr>
+      <w:r>
+        <w:rPr>
+          <w:b/>
+          <w:bCs/>
+          <w:color w:val="55524A"/>
+          <w:sz w:val="19"/>
+          <w:szCs w:val="19"/>
+        </w:rPr>
+        <w:t xml:space="preserve">Terroir 1 : texte</w:t>
+      </w:r>
+      <w:r>
+        <w:rPr>
+          <w:color w:val="B95F2C"/>
+          <w:sz w:val="19"/>
+          <w:szCs w:val="19"/>
+        </w:rPr>
+        <w:t xml:space="preserve">   [origine.terroir.1.texte]</w:t>
+      </w:r>
+    </w:p>
+    <w:p>
+      <w:pPr>
+        <w:spacing w:after="0"/>
+      </w:pPr>
+      <w:r>
+        <w:rPr>
+          <w:sz w:val="22"/>
+          <w:szCs w:val="22"/>
+        </w:rPr>
+        <w:t xml:space="preserve">Les hauteurs de Gaoshen, où une même exploitation conduit deux variétés côte à côte. C’est de là que viennent nos drip bags.</w:t>
+      </w:r>
+    </w:p>
+    <w:p>
+      <w:pPr>
+        <w:spacing w:after="40" w:before="200"/>
+      </w:pPr>
+      <w:r>
+        <w:rPr>
+          <w:b/>
+          <w:bCs/>
+          <w:color w:val="55524A"/>
+          <w:sz w:val="19"/>
+          <w:szCs w:val="19"/>
+        </w:rPr>
+        <w:t xml:space="preserve">Terroir 2 : nom</w:t>
+      </w:r>
+      <w:r>
+        <w:rPr>
+          <w:color w:val="B95F2C"/>
+          <w:sz w:val="19"/>
+          <w:szCs w:val="19"/>
+        </w:rPr>
+        <w:t xml:space="preserve">   [origine.terroir.2.nom]</w:t>
+      </w:r>
+    </w:p>
+    <w:p>
+      <w:pPr>
+        <w:spacing w:after="0"/>
+      </w:pPr>
+      <w:r>
+        <w:rPr>
+          <w:sz w:val="22"/>
+          <w:szCs w:val="22"/>
+        </w:rPr>
+        <w:t xml:space="preserve">Pu’er</w:t>
+      </w:r>
+    </w:p>
+    <w:p>
+      <w:pPr>
+        <w:spacing w:after="40" w:before="200"/>
+      </w:pPr>
+      <w:r>
+        <w:rPr>
+          <w:b/>
+          <w:bCs/>
+          <w:color w:val="55524A"/>
+          <w:sz w:val="19"/>
+          <w:szCs w:val="19"/>
+        </w:rPr>
+        <w:t xml:space="preserve">Terroir 2 : altitude et variétés</w:t>
+      </w:r>
+      <w:r>
+        <w:rPr>
+          <w:color w:val="B95F2C"/>
+          <w:sz w:val="19"/>
+          <w:szCs w:val="19"/>
+        </w:rPr>
+        <w:t xml:space="preserve">   [origine.terroir.2.detail]</w:t>
+      </w:r>
+    </w:p>
+    <w:p>
+      <w:pPr>
+        <w:spacing w:after="0"/>
+      </w:pPr>
+      <w:r>
+        <w:rPr>
+          <w:sz w:val="22"/>
+          <w:szCs w:val="22"/>
+        </w:rPr>
+        <w:t xml:space="preserve">1 300 – 1 500 m · Catimor</w:t>
+      </w:r>
+    </w:p>
+    <w:p>
+      <w:pPr>
+        <w:spacing w:after="40" w:before="200"/>
+      </w:pPr>
+      <w:r>
+        <w:rPr>
+          <w:b/>
+          <w:bCs/>
+          <w:color w:val="55524A"/>
+          <w:sz w:val="19"/>
+          <w:szCs w:val="19"/>
+        </w:rPr>
+        <w:t xml:space="preserve">Terroir 2 : texte</w:t>
+      </w:r>
+      <w:r>
+        <w:rPr>
+          <w:color w:val="B95F2C"/>
+          <w:sz w:val="19"/>
+          <w:szCs w:val="19"/>
+        </w:rPr>
+        <w:t xml:space="preserve">   [origine.terroir.2.texte]</w:t>
+      </w:r>
+    </w:p>
+    <w:p>
+      <w:pPr>
+        <w:spacing w:after="0"/>
+      </w:pPr>
+      <w:r>
+        <w:rPr>
+          <w:sz w:val="22"/>
+          <w:szCs w:val="22"/>
+        </w:rPr>
+        <w:t xml:space="preserve">Les collines de Torch Estate, d’où sortent nos deux lots honey : l’un en fermentation anaérobie double, l’autre en traitement traditionnel.</w:t>
+      </w:r>
+    </w:p>
+    <w:p>
+      <w:pPr>
+        <w:spacing w:after="40" w:before="200"/>
+      </w:pPr>
+      <w:r>
+        <w:rPr>
+          <w:b/>
+          <w:bCs/>
+          <w:color w:val="55524A"/>
+          <w:sz w:val="19"/>
+          <w:szCs w:val="19"/>
+        </w:rPr>
+        <w:t xml:space="preserve">Terroir 3 : nom</w:t>
+      </w:r>
+      <w:r>
+        <w:rPr>
+          <w:color w:val="B95F2C"/>
+          <w:sz w:val="19"/>
+          <w:szCs w:val="19"/>
+        </w:rPr>
+        <w:t xml:space="preserve">   [origine.terroir.3.nom]</w:t>
+      </w:r>
+    </w:p>
+    <w:p>
+      <w:pPr>
+        <w:spacing w:after="0"/>
+      </w:pPr>
+      <w:r>
+        <w:rPr>
+          <w:sz w:val="22"/>
+          <w:szCs w:val="22"/>
+        </w:rPr>
+        <w:t xml:space="preserve">Xishuangbanna</w:t>
+      </w:r>
+    </w:p>
+    <w:p>
+      <w:pPr>
+        <w:spacing w:after="40" w:before="200"/>
+      </w:pPr>
+      <w:r>
+        <w:rPr>
+          <w:b/>
+          <w:bCs/>
+          <w:color w:val="55524A"/>
+          <w:sz w:val="19"/>
+          <w:szCs w:val="19"/>
+        </w:rPr>
+        <w:t xml:space="preserve">Terroir 3 : altitude et variétés</w:t>
+      </w:r>
+      <w:r>
+        <w:rPr>
+          <w:color w:val="B95F2C"/>
+          <w:sz w:val="19"/>
+          <w:szCs w:val="19"/>
+        </w:rPr>
+        <w:t xml:space="preserve">   [origine.terroir.3.detail]</w:t>
+      </w:r>
+    </w:p>
+    <w:p>
+      <w:pPr>
+        <w:spacing w:after="0"/>
+      </w:pPr>
+      <w:r>
+        <w:rPr>
+          <w:sz w:val="22"/>
+          <w:szCs w:val="22"/>
+        </w:rPr>
+        <w:t xml:space="preserve">1 600 – 1 800 m · Pacamara</w:t>
+      </w:r>
+    </w:p>
+    <w:p>
+      <w:pPr>
+        <w:spacing w:after="40" w:before="200"/>
+      </w:pPr>
+      <w:r>
+        <w:rPr>
+          <w:b/>
+          <w:bCs/>
+          <w:color w:val="55524A"/>
+          <w:sz w:val="19"/>
+          <w:szCs w:val="19"/>
+        </w:rPr>
+        <w:t xml:space="preserve">Terroir 3 : texte</w:t>
+      </w:r>
+      <w:r>
+        <w:rPr>
+          <w:color w:val="B95F2C"/>
+          <w:sz w:val="19"/>
+          <w:szCs w:val="19"/>
+        </w:rPr>
+        <w:t xml:space="preserve">   [origine.terroir.3.texte]</w:t>
+      </w:r>
+    </w:p>
+    <w:p>
+      <w:pPr>
+        <w:spacing w:after="0"/>
+      </w:pPr>
+      <w:r>
+        <w:rPr>
+          <w:sz w:val="22"/>
+          <w:szCs w:val="22"/>
+        </w:rPr>
+        <w:t xml:space="preserve">L’extrême sud du Yunnan et nos parcelles les plus hautes, à Yun Lan Estate, où mûrit un Pacamara lavé, rare et peu productif.</w:t>
       </w:r>
     </w:p>
     <w:p>
@@ -9064,7 +9379,7 @@
           <w:sz w:val="22"/>
           <w:szCs w:val="22"/>
         </w:rPr>
-        <w:t xml:space="preserve">5</w:t>
+        <w:t xml:space="preserve">3</w:t>
       </w:r>
     </w:p>
     <w:p>
@@ -9099,7 +9414,7 @@
           <w:sz w:val="22"/>
           <w:szCs w:val="22"/>
         </w:rPr>
-        <w:t xml:space="preserve">familles productrices partenaires</w:t>
+        <w:t xml:space="preserve">fermes partenaires</w:t>
       </w:r>
     </w:p>
     <w:p>
@@ -9204,7 +9519,7 @@
           <w:sz w:val="22"/>
           <w:szCs w:val="22"/>
         </w:rPr>
-        <w:t xml:space="preserve">1 200 – 1 900 m</w:t>
+        <w:t xml:space="preserve">1 300 – 1 800 m</w:t>
       </w:r>
     </w:p>
     <w:p>

--- a/contenu/textes-yunma-fr.docx
+++ b/contenu/textes-yunma-fr.docx
@@ -20,7 +20,7 @@
           <w:iCs/>
           <w:color w:val="666660"/>
         </w:rPr>
-        <w:t xml:space="preserve">Français. Document généré le 02/09/2026. Modifiez les textes sous les codes entre crochets, sans toucher aux codes.</w:t>
+        <w:t xml:space="preserve">Français. Document généré le 03/09/2026. Modifiez les textes sous les codes entre crochets, sans toucher aux codes.</w:t>
       </w:r>
     </w:p>
     <w:p>
@@ -288,7 +288,7 @@
           <w:sz w:val="22"/>
           <w:szCs w:val="22"/>
         </w:rPr>
-        <w:t xml:space="preserve">+33 6 00 00 00 00</w:t>
+        <w:t xml:space="preserve">+33 6 42 05 04 58</w:t>
       </w:r>
     </w:p>
     <w:p>
@@ -323,19 +323,19 @@
           <w:sz w:val="22"/>
           <w:szCs w:val="22"/>
         </w:rPr>
-        <w:t xml:space="preserve">12 rue des Torréfacteurs</w:t>
-      </w:r>
-    </w:p>
-    <w:p>
-      <w:pPr>
-        <w:spacing w:after="0"/>
-      </w:pPr>
-      <w:r>
-        <w:rPr>
-          <w:sz w:val="22"/>
-          <w:szCs w:val="22"/>
-        </w:rPr>
-        <w:t xml:space="preserve">75011 Paris</w:t>
+        <w:t xml:space="preserve">1 rue Ordener</w:t>
+      </w:r>
+    </w:p>
+    <w:p>
+      <w:pPr>
+        <w:spacing w:after="0"/>
+      </w:pPr>
+      <w:r>
+        <w:rPr>
+          <w:sz w:val="22"/>
+          <w:szCs w:val="22"/>
+        </w:rPr>
+        <w:t xml:space="preserve">75018 Paris</w:t>
       </w:r>
     </w:p>
     <w:p>
@@ -455,7 +455,7 @@
           <w:sz w:val="22"/>
           <w:szCs w:val="22"/>
         </w:rPr>
-        <w:t xml:space="preserve">45 €</w:t>
+        <w:t xml:space="preserve">50 €</w:t>
       </w:r>
     </w:p>
     <w:p>
@@ -546,7 +546,7 @@
           <w:sz w:val="22"/>
           <w:szCs w:val="22"/>
         </w:rPr>
-        <w:t xml:space="preserve">Yunma — Cafés de spécialité du Yunnan, torréfiés en France</w:t>
+        <w:t xml:space="preserve">Yunma — Cafés de spécialité du Yunnan, torréfiés à Paris</w:t>
       </w:r>
     </w:p>
     <w:p>
@@ -581,7 +581,7 @@
           <w:sz w:val="22"/>
           <w:szCs w:val="22"/>
         </w:rPr>
-        <w:t xml:space="preserve">Yunma sélectionne et torréfie des cafés de spécialité du Yunnan (Chine) : lots tracés, producteurs partenaires, torréfaction claire. Livraison en France et en Europe.</w:t>
+        <w:t xml:space="preserve">Yunma sélectionne des cafés de spécialité du Yunnan (Chine) : lots tracés, producteurs indépendants, torréfaction à Paris. Livraison en France et en Europe.</w:t>
       </w:r>
     </w:p>
     <w:p>
@@ -793,7 +793,7 @@
           <w:sz w:val="22"/>
           <w:szCs w:val="22"/>
         </w:rPr>
-        <w:t xml:space="preserve">Notre origine</w:t>
+        <w:t xml:space="preserve">À L’origine,</w:t>
       </w:r>
     </w:p>
     <w:p>
@@ -828,31 +828,31 @@
           <w:sz w:val="22"/>
           <w:szCs w:val="22"/>
         </w:rPr>
-        <w:t xml:space="preserve">Le Yunnan.</w:t>
-      </w:r>
-    </w:p>
-    <w:p>
-      <w:pPr>
-        <w:spacing w:after="0"/>
-      </w:pPr>
-      <w:r>
-        <w:rPr>
-          <w:sz w:val="22"/>
-          <w:szCs w:val="22"/>
-        </w:rPr>
-        <w:t xml:space="preserve">Notre terre.</w:t>
-      </w:r>
-    </w:p>
-    <w:p>
-      <w:pPr>
-        <w:spacing w:after="0"/>
-      </w:pPr>
-      <w:r>
-        <w:rPr>
-          <w:sz w:val="22"/>
-          <w:szCs w:val="22"/>
-        </w:rPr>
-        <w:t xml:space="preserve">Notre inspiration.</w:t>
+        <w:t xml:space="preserve">le Yunnan.</w:t>
+      </w:r>
+    </w:p>
+    <w:p>
+      <w:pPr>
+        <w:spacing w:after="0"/>
+      </w:pPr>
+      <w:r>
+        <w:rPr>
+          <w:sz w:val="22"/>
+          <w:szCs w:val="22"/>
+        </w:rPr>
+        <w:t xml:space="preserve">Un terroir.</w:t>
+      </w:r>
+    </w:p>
+    <w:p>
+      <w:pPr>
+        <w:spacing w:after="0"/>
+      </w:pPr>
+      <w:r>
+        <w:rPr>
+          <w:sz w:val="22"/>
+          <w:szCs w:val="22"/>
+        </w:rPr>
+        <w:t xml:space="preserve">Une philosophie.</w:t>
       </w:r>
     </w:p>
     <w:p>
@@ -902,7 +902,7 @@
           <w:sz w:val="22"/>
           <w:szCs w:val="22"/>
         </w:rPr>
-        <w:t xml:space="preserve">Au sud-ouest de la Chine, entre 1 300 et 1 800 mètres d’altitude, le Yunnan cultive un café encore méconnu. Nous y sélectionnons des micro-lots auprès de trois fermes partenaires, parcelle par parcelle, récolte après récolte.</w:t>
+        <w:t xml:space="preserve">Au sud-ouest de la Chine, entre 1300 et 2000 mètres d’altitude, le Yunnan cultive un café encore peu connu. Chaque café que nous sélectionnons au Yunnan raconte une histoire… celle d’un terroir ou d’un producteur avec lequel nous partageons une certaine philosophie de vie.</w:t>
       </w:r>
     </w:p>
     <w:p>
@@ -1016,19 +1016,19 @@
           <w:sz w:val="22"/>
           <w:szCs w:val="22"/>
         </w:rPr>
-        <w:t xml:space="preserve">Des cafés d’exception,</w:t>
-      </w:r>
-    </w:p>
-    <w:p>
-      <w:pPr>
-        <w:spacing w:after="0"/>
-      </w:pPr>
-      <w:r>
-        <w:rPr>
-          <w:sz w:val="22"/>
-          <w:szCs w:val="22"/>
-        </w:rPr>
-        <w:t xml:space="preserve">cultivés avec soin.</w:t>
+        <w:t xml:space="preserve">Des cafés du Yunnan,</w:t>
+      </w:r>
+    </w:p>
+    <w:p>
+      <w:pPr>
+        <w:spacing w:after="0"/>
+      </w:pPr>
+      <w:r>
+        <w:rPr>
+          <w:sz w:val="22"/>
+          <w:szCs w:val="22"/>
+        </w:rPr>
+        <w:t xml:space="preserve">cultivés avec passion.</w:t>
       </w:r>
     </w:p>
     <w:p>
@@ -1078,7 +1078,7 @@
           <w:sz w:val="22"/>
           <w:szCs w:val="22"/>
         </w:rPr>
-        <w:t xml:space="preserve">Trois lots de saison en 200 g, des drip bags à emporter et un coffret pour tout goûter. Torréfaction claire à moyenne, en petites séries.</w:t>
+        <w:t xml:space="preserve">Trois lots de saison en sachet de 200 g, des drip bags à emporter, ou le coffret pour tout goûter. Torréfiés en petites séries, de manière régulière.</w:t>
       </w:r>
     </w:p>
     <w:p>
@@ -1113,7 +1113,7 @@
           <w:sz w:val="22"/>
           <w:szCs w:val="22"/>
         </w:rPr>
-        <w:t xml:space="preserve">Découvrir nos cafés</w:t>
+        <w:t xml:space="preserve">Découvrir nos cafés du Yunnan</w:t>
       </w:r>
     </w:p>
     <w:p>
@@ -1157,7 +1157,7 @@
           <w:sz w:val="22"/>
           <w:szCs w:val="22"/>
         </w:rPr>
-        <w:t xml:space="preserve">Notre approche</w:t>
+        <w:t xml:space="preserve">Notre philosophie</w:t>
       </w:r>
     </w:p>
     <w:p>
@@ -1192,31 +1192,31 @@
           <w:sz w:val="22"/>
           <w:szCs w:val="22"/>
         </w:rPr>
-        <w:t xml:space="preserve">Le temps,</w:t>
-      </w:r>
-    </w:p>
-    <w:p>
-      <w:pPr>
-        <w:spacing w:after="0"/>
-      </w:pPr>
-      <w:r>
-        <w:rPr>
-          <w:sz w:val="22"/>
-          <w:szCs w:val="22"/>
-        </w:rPr>
-        <w:t xml:space="preserve">la nature</w:t>
-      </w:r>
-    </w:p>
-    <w:p>
-      <w:pPr>
-        <w:spacing w:after="0"/>
-      </w:pPr>
-      <w:r>
-        <w:rPr>
-          <w:sz w:val="22"/>
-          <w:szCs w:val="22"/>
-        </w:rPr>
-        <w:t xml:space="preserve">et la précision.</w:t>
+        <w:t xml:space="preserve">Du temps,</w:t>
+      </w:r>
+    </w:p>
+    <w:p>
+      <w:pPr>
+        <w:spacing w:after="0"/>
+      </w:pPr>
+      <w:r>
+        <w:rPr>
+          <w:sz w:val="22"/>
+          <w:szCs w:val="22"/>
+        </w:rPr>
+        <w:t xml:space="preserve">des saveurs</w:t>
+      </w:r>
+    </w:p>
+    <w:p>
+      <w:pPr>
+        <w:spacing w:after="0"/>
+      </w:pPr>
+      <w:r>
+        <w:rPr>
+          <w:sz w:val="22"/>
+          <w:szCs w:val="22"/>
+        </w:rPr>
+        <w:t xml:space="preserve">et la nature.</w:t>
       </w:r>
     </w:p>
     <w:p>
@@ -1266,7 +1266,7 @@
           <w:sz w:val="22"/>
           <w:szCs w:val="22"/>
         </w:rPr>
-        <w:t xml:space="preserve">Fermentations maîtrisées, séchage sur lits africains, tri manuel : chaque étape est documentée avec nos partenaires pour révéler la tasse sans jamais la forcer.</w:t>
+        <w:t xml:space="preserve">Notre approche est de révéler les terroirs distinctifs du Yunnan. Pas de mélanges standardisés, mais des cafés tracés, à déguster comme on le ferait pour des grands vins.</w:t>
       </w:r>
     </w:p>
     <w:p>
@@ -1380,7 +1380,7 @@
           <w:sz w:val="22"/>
           <w:szCs w:val="22"/>
         </w:rPr>
-        <w:t xml:space="preserve">Carnets de récolte</w:t>
+        <w:t xml:space="preserve">Carnets de Yunma</w:t>
       </w:r>
     </w:p>
     <w:p>
@@ -1459,7 +1459,7 @@
           <w:sz w:val="22"/>
           <w:szCs w:val="22"/>
         </w:rPr>
-        <w:t xml:space="preserve">Cafés de spécialité pour les professionnels exigeants.</w:t>
+        <w:t xml:space="preserve">Cafés de spécialité du Yunnan pour votre Coffee shop, pour les torréfacteurs, hôtels, restaurants et épiceries fine.</w:t>
       </w:r>
     </w:p>
     <w:p>
@@ -1494,7 +1494,7 @@
           <w:sz w:val="22"/>
           <w:szCs w:val="22"/>
         </w:rPr>
-        <w:t xml:space="preserve">Découvrir l’offre pro</w:t>
+        <w:t xml:space="preserve">Découvrir notre offre pro</w:t>
       </w:r>
     </w:p>
     <w:p>
@@ -1562,7 +1562,7 @@
           <w:sz w:val="22"/>
           <w:szCs w:val="22"/>
         </w:rPr>
-        <w:t xml:space="preserve">la montagne.</w:t>
+        <w:t xml:space="preserve">le Yunnan.</w:t>
       </w:r>
     </w:p>
     <w:p>
@@ -1703,7 +1703,7 @@
           <w:sz w:val="22"/>
           <w:szCs w:val="22"/>
         </w:rPr>
-        <w:t xml:space="preserve">Découvrez les cafés Yunma : lots de spécialité du Yunnan en 200 g, drip bags en boîte de 8 et coffret découverte. Origine tracée, torréfaction en petites séries.</w:t>
+        <w:t xml:space="preserve">Découvrez les cafés Yunma : cafés de spécialité du Yunnan (Chine) en 200 g, drip bags en boîte de 8 ou coffret découverte. Des origine tracées, la torréfaction à Paris.</w:t>
       </w:r>
     </w:p>
     <w:p>
@@ -1747,7 +1747,7 @@
           <w:sz w:val="22"/>
           <w:szCs w:val="22"/>
         </w:rPr>
-        <w:t xml:space="preserve">Nos cafés</w:t>
+        <w:t xml:space="preserve">Notre spécialité</w:t>
       </w:r>
     </w:p>
     <w:p>
@@ -1782,7 +1782,7 @@
           <w:sz w:val="22"/>
           <w:szCs w:val="22"/>
         </w:rPr>
-        <w:t xml:space="preserve">La collection</w:t>
+        <w:t xml:space="preserve">Cafés du Yunnan</w:t>
       </w:r>
     </w:p>
     <w:p>
@@ -1817,7 +1817,7 @@
           <w:sz w:val="22"/>
           <w:szCs w:val="22"/>
         </w:rPr>
-        <w:t xml:space="preserve">Des lots de spécialité issus de trois terroirs du Yunnan, torréfiés en petites séries pour révéler ce que la montagne a mis un an à construire.</w:t>
+        <w:t xml:space="preserve">Nos cafés de spécialité sont issus de trois terroirs du Yunnan, torréfiés régulièrement pour révéler ce que les montagnes du Yunnan ont à nous offrir.</w:t>
       </w:r>
     </w:p>
     <w:p>
@@ -2010,7 +2010,7 @@
           <w:sz w:val="22"/>
           <w:szCs w:val="22"/>
         </w:rPr>
-        <w:t xml:space="preserve">Besoin d’un conseil ?</w:t>
+        <w:t xml:space="preserve">Besoin de conseils ?</w:t>
       </w:r>
     </w:p>
     <w:p>
@@ -2045,7 +2045,7 @@
           <w:sz w:val="22"/>
           <w:szCs w:val="22"/>
         </w:rPr>
-        <w:t xml:space="preserve">Dites-nous comment vous préparez votre café, nous vous orientons vers le lot qui vous ira le mieux.</w:t>
+        <w:t xml:space="preserve">Dites-nous comment vous préparez votre café, nous vous orienterons vers le lot qui vous conviendra le mieux.</w:t>
       </w:r>
     </w:p>
     <w:p>
@@ -2079,7 +2079,7 @@
         <w:spacing w:after="140" w:before="340"/>
       </w:pPr>
       <w:r>
-        <w:t xml:space="preserve">Torch Estate, Lot.01 — Pu’er</w:t>
+        <w:t xml:space="preserve">Torch Estate, Lot 01 — Café de Pu’er, Yunnan</w:t>
       </w:r>
     </w:p>
     <w:p>
@@ -2114,7 +2114,7 @@
           <w:sz w:val="22"/>
           <w:szCs w:val="22"/>
         </w:rPr>
-        <w:t xml:space="preserve">Torch Estate, Lot.01</w:t>
+        <w:t xml:space="preserve">Torch Estate, Lot 01</w:t>
       </w:r>
     </w:p>
     <w:p>
@@ -2149,7 +2149,7 @@
           <w:sz w:val="22"/>
           <w:szCs w:val="22"/>
         </w:rPr>
-        <w:t xml:space="preserve">Pu’er</w:t>
+        <w:t xml:space="preserve">Café de Pu’er, Yunnan</w:t>
       </w:r>
     </w:p>
     <w:p>
@@ -2184,7 +2184,7 @@
           <w:sz w:val="22"/>
           <w:szCs w:val="22"/>
         </w:rPr>
-        <w:t xml:space="preserve">Fruits tropicaux, baies, vin rouge.</w:t>
+        <w:t xml:space="preserve">Café du Yunnan aux notes de fruits tropicaux, baies, vin rouge.</w:t>
       </w:r>
     </w:p>
     <w:p>
@@ -2219,7 +2219,7 @@
           <w:sz w:val="22"/>
           <w:szCs w:val="22"/>
         </w:rPr>
-        <w:t xml:space="preserve">Une double fermentation anaérobie, menée en cuve fermée avant le séchage en honey. Le résultat est franchement aromatique : fruits tropicaux mûrs, baies, une finale qui tire vers le vin rouge. C’est notre lot le plus démonstratif, celui que l’on sert quand quelqu’un doute encore de ce que le Yunnan sait faire.</w:t>
+        <w:t xml:space="preserve">Une double fermentation anaérobie, menée en cuve fermée avant le séchage honey. Le résultat est clairement aromatique : fruits tropicaux mûrs, baies, une finale qui pointe vers les notes de vin rouge. C’est notre lot le plus démonstratif, celui que l’on sert quand quelqu’un doute encore de ce que le Yunnan sait faire.</w:t>
       </w:r>
     </w:p>
     <w:p>
@@ -2254,7 +2254,7 @@
           <w:sz w:val="22"/>
           <w:szCs w:val="22"/>
         </w:rPr>
-        <w:t xml:space="preserve">La fermentation anaérobie double demande une discipline que peu de fermes acceptent : deux cycles en cuve fermée, chacun suivi en température et en pH, sans marge d’erreur. Un degré de trop et le lot part en vinaigre. Torch Estate s’y est mise il y a trois récoltes, en commençant par des micro-lots de quelques sacs.</w:t>
+        <w:t xml:space="preserve">La fermentation anaérobie double demande une discipline que peu de fermes acceptent : deux cycles en cuve fermée, chacun suivi en température et en pH, sans marge d’erreur. Torch Estate s’y est mise il y a trois récoltes, en commençant par des micro-lots.</w:t>
       </w:r>
     </w:p>
     <w:p>
@@ -2324,7 +2324,7 @@
           <w:sz w:val="22"/>
           <w:szCs w:val="22"/>
         </w:rPr>
-        <w:t xml:space="preserve">1 450 m</w:t>
+        <w:t xml:space="preserve">1450 m</w:t>
       </w:r>
     </w:p>
     <w:p>
@@ -2359,7 +2359,7 @@
           <w:sz w:val="22"/>
           <w:szCs w:val="22"/>
         </w:rPr>
-        <w:t xml:space="preserve">Catimor</w:t>
+        <w:t xml:space="preserve">Catimor (Arabica)</w:t>
       </w:r>
     </w:p>
     <w:p>
@@ -2464,7 +2464,7 @@
           <w:sz w:val="22"/>
           <w:szCs w:val="22"/>
         </w:rPr>
-        <w:t xml:space="preserve">Lits africains surélevés</w:t>
+        <w:t xml:space="preserve">Lits surélevés</w:t>
       </w:r>
     </w:p>
     <w:p>
@@ -2534,7 +2534,7 @@
           <w:sz w:val="22"/>
           <w:szCs w:val="22"/>
         </w:rPr>
-        <w:t xml:space="preserve">Filtre</w:t>
+        <w:t xml:space="preserve">Filtre et espresso</w:t>
       </w:r>
     </w:p>
     <w:p>
@@ -2569,7 +2569,7 @@
           <w:sz w:val="22"/>
           <w:szCs w:val="22"/>
         </w:rPr>
-        <w:t xml:space="preserve">Filtre : 15 g pour 250 ml, eau à 93 °C, 2 min 45. Versements courts pour ne pas écraser le fruit.</w:t>
+        <w:t xml:space="preserve">Filtre : 15 g pour 250 ml, eau à 93 °C, 2 min 30. Versements courts pour ne pas écraser le fruit.</w:t>
       </w:r>
     </w:p>
     <w:p>
@@ -2674,7 +2674,46 @@
           <w:sz w:val="22"/>
           <w:szCs w:val="22"/>
         </w:rPr>
-        <w:t xml:space="preserve">Torch Estate cultive ses parcelles dans les collines de Pu’er, autour de 1 450 mètres. C’est de cette même ferme que viennent nos deux lots honey : le Lot.01 en fermentation anaérobie double, le Lot.02 en honey traditionnel. Même terre, même variété, deux traitements — et deux tasses qui n’ont presque rien en commun.</w:t>
+        <w:t xml:space="preserve">Torch Estate cultive ses parcelles dans les collines de Pu’er, autour de 1450 mètres. C’est de cette même ferme que viennent nos deux lots honey : le Lot 01 en fermentation anaérobie double, le Lot 02 en honey traditionnel. Même terre, même variété, deux traitements — et deux tasses qui n’ont presque rien en commun.</w:t>
+      </w:r>
+    </w:p>
+    <w:p>
+      <w:pPr>
+        <w:spacing w:after="0"/>
+      </w:pPr>
+      <w:r>
+        <w:rPr>
+          <w:sz w:val="22"/>
+          <w:szCs w:val="22"/>
+        </w:rPr>
+        <w:t xml:space="preserve">Fondée en 2014, Torch Coffee s’est installée directement sur les terres de production, en partenariat étroit avec les producteurs locaux. Leur modèle repose sur une logique de co-création plutôt que d’assistance : ils travaillent avec les fermiers pour développer des variétés (notamment le Catimor) et expérimenter des méthodes de traitement à faible consommation d’eau.</w:t>
+      </w:r>
+    </w:p>
+    <w:p>
+      <w:pPr>
+        <w:spacing w:after="0"/>
+      </w:pPr>
+      <w:r>
+        <w:rPr>
+          <w:sz w:val="22"/>
+          <w:szCs w:val="22"/>
+        </w:rPr>
+        <w:t xml:space="preserve">Torch Estate fait partie de ce qu’ils appellent le « Mountain Man Project », un programme visant à convertir des fermes autrefois tournées vers le commerce de masse vers la production de cafés de spécialité, avec un accompagnement technique et une valorisation économique.</w:t>
+      </w:r>
+    </w:p>
+    <w:p>
+      <w:pPr>
+        <w:spacing w:after="60"/>
+      </w:pPr>
+      <w:r>
+        <w:rPr>
+          <w:i/>
+          <w:iCs/>
+          <w:color w:val="9A958A"/>
+          <w:sz w:val="15"/>
+          <w:szCs w:val="15"/>
+        </w:rPr>
+        <w:t xml:space="preserve">↑ les retours à la ligne ci-dessus sont volontaires</w:t>
       </w:r>
     </w:p>
     <w:p>
@@ -2709,7 +2748,7 @@
           <w:sz w:val="22"/>
           <w:szCs w:val="22"/>
         </w:rPr>
-        <w:t xml:space="preserve">200 g — 19.00 €</w:t>
+        <w:t xml:space="preserve">200 g — 15.00 €</w:t>
       </w:r>
     </w:p>
     <w:p>
@@ -2718,7 +2757,7 @@
         <w:spacing w:after="140" w:before="340"/>
       </w:pPr>
       <w:r>
-        <w:t xml:space="preserve">Torch Estate, Lot.02 — Pu’er</w:t>
+        <w:t xml:space="preserve">Torch Estate, Lot 02 — Café de Pu’er, Yunnan</w:t>
       </w:r>
     </w:p>
     <w:p>
@@ -2753,7 +2792,7 @@
           <w:sz w:val="22"/>
           <w:szCs w:val="22"/>
         </w:rPr>
-        <w:t xml:space="preserve">Torch Estate, Lot.02</w:t>
+        <w:t xml:space="preserve">Torch Estate, Lot 02</w:t>
       </w:r>
     </w:p>
     <w:p>
@@ -2788,7 +2827,7 @@
           <w:sz w:val="22"/>
           <w:szCs w:val="22"/>
         </w:rPr>
-        <w:t xml:space="preserve">Pu’er</w:t>
+        <w:t xml:space="preserve">Café de Pu’er, Yunnan</w:t>
       </w:r>
     </w:p>
     <w:p>
@@ -2823,7 +2862,7 @@
           <w:sz w:val="22"/>
           <w:szCs w:val="22"/>
         </w:rPr>
-        <w:t xml:space="preserve">Citron vert, olive, liqueur de cacao.</w:t>
+        <w:t xml:space="preserve">Café du Yunnan aux notes de Citron vert, olive, liqueur de cacao.</w:t>
       </w:r>
     </w:p>
     <w:p>
@@ -2858,7 +2897,7 @@
           <w:sz w:val="22"/>
           <w:szCs w:val="22"/>
         </w:rPr>
-        <w:t xml:space="preserve">Un honey traditionnel, pensé pour l’espresso. La mucilage laissée sur le grain donne du corps et une douceur de liqueur de cacao, que vient trancher une acidité de citron vert. Cette note d’olive, presque saline, est la signature de la parcelle : on la retrouve d’une récolte à l’autre.</w:t>
+        <w:t xml:space="preserve">Un honey traditionnel, pensé pour l’espresso. La mucilage laissée sur le grain donne du corps et une douceur de liqueur de cacao, que vient trancher une acidité de citron vert. Cette note d’olive, presque saline, est la signature du lot: on la retrouve souvent d’une récolte à l’autre.</w:t>
       </w:r>
     </w:p>
     <w:p>
@@ -2893,7 +2932,7 @@
           <w:sz w:val="22"/>
           <w:szCs w:val="22"/>
         </w:rPr>
-        <w:t xml:space="preserve">C’est le lot que nous buvons le plus souvent à l’atelier, en espresso serré le matin. Il tient aussi remarquablement bien au lait : la liqueur de cacao ressort, l’acidité se range. Si vous n’avez qu’une machine et pas envie de réfléchir, prenez celui-là.</w:t>
+        <w:t xml:space="preserve">C’est le lot que nous buvons le plus souvent chez nous, en espresso serré le matin. Il tient aussi remarquablement bien au lait : la liqueur de cacao ressort, l’acidité se range. Si vous n’avez qu’une machine, ne cherchez plus, prenez celui-là.</w:t>
       </w:r>
     </w:p>
     <w:p>
@@ -2963,7 +3002,7 @@
           <w:sz w:val="22"/>
           <w:szCs w:val="22"/>
         </w:rPr>
-        <w:t xml:space="preserve">1 300 – 1 500 m</w:t>
+        <w:t xml:space="preserve">1300 – 1500 m</w:t>
       </w:r>
     </w:p>
     <w:p>
@@ -2998,7 +3037,7 @@
           <w:sz w:val="22"/>
           <w:szCs w:val="22"/>
         </w:rPr>
-        <w:t xml:space="preserve">Catimor</w:t>
+        <w:t xml:space="preserve">Catimor (Arabica)</w:t>
       </w:r>
     </w:p>
     <w:p>
@@ -3103,7 +3142,7 @@
           <w:sz w:val="22"/>
           <w:szCs w:val="22"/>
         </w:rPr>
-        <w:t xml:space="preserve">Lits africains surélevés</w:t>
+        <w:t xml:space="preserve">Lits surélevés</w:t>
       </w:r>
     </w:p>
     <w:p>
@@ -3208,7 +3247,7 @@
           <w:sz w:val="22"/>
           <w:szCs w:val="22"/>
         </w:rPr>
-        <w:t xml:space="preserve">Espresso : 18 g pour 40 g en 26 secondes, eau à 92 °C. En filtre, allonger à 15 g pour 260 ml.</w:t>
+        <w:t xml:space="preserve">Espresso : 18 g pour 40 ml en 26 secondes, eau à 91 °C. En filtre, allonger à 15 g pour 260 ml.</w:t>
       </w:r>
     </w:p>
     <w:p>
@@ -3313,7 +3352,46 @@
           <w:sz w:val="22"/>
           <w:szCs w:val="22"/>
         </w:rPr>
-        <w:t xml:space="preserve">Torch Estate cultive ses parcelles dans les collines de Pu’er, autour de 1 450 mètres. C’est de cette même ferme que viennent nos deux lots honey : le Lot.01 en fermentation anaérobie double, le Lot.02 en honey traditionnel. Même terre, même variété, deux traitements — et deux tasses qui n’ont presque rien en commun.</w:t>
+        <w:t xml:space="preserve">Torch Estate cultive ses parcelles dans les collines de Pu’er, autour de 1450 mètres. C’est de cette même ferme que viennent nos deux lots honey : le Lot 01 en fermentation anaérobie double, le Lot 02 en honey traditionnel. Même terre, même variété, deux traitements — et deux tasses qui n’ont presque rien en commun.</w:t>
+      </w:r>
+    </w:p>
+    <w:p>
+      <w:pPr>
+        <w:spacing w:after="0"/>
+      </w:pPr>
+      <w:r>
+        <w:rPr>
+          <w:sz w:val="22"/>
+          <w:szCs w:val="22"/>
+        </w:rPr>
+        <w:t xml:space="preserve">Fondée en 2014, Torch Coffee s’est installée directement sur les terres de production, en partenariat étroit avec les producteurs locaux. Leur modèle repose sur une logique de co-création plutôt que d’assistance : ils travaillent avec les fermiers pour développer des variétés (notamment le Catimor) et expérimenter des méthodes de traitement à faible consommation d’eau.</w:t>
+      </w:r>
+    </w:p>
+    <w:p>
+      <w:pPr>
+        <w:spacing w:after="0"/>
+      </w:pPr>
+      <w:r>
+        <w:rPr>
+          <w:sz w:val="22"/>
+          <w:szCs w:val="22"/>
+        </w:rPr>
+        <w:t xml:space="preserve">Torch Estate fait partie de ce qu’ils appellent le « Mountain Man Project », un programme visant à convertir des fermes autrefois tournées vers le commerce de masse vers la production de cafés de spécialité, avec un accompagnement technique et une valorisation économique.</w:t>
+      </w:r>
+    </w:p>
+    <w:p>
+      <w:pPr>
+        <w:spacing w:after="60"/>
+      </w:pPr>
+      <w:r>
+        <w:rPr>
+          <w:i/>
+          <w:iCs/>
+          <w:color w:val="9A958A"/>
+          <w:sz w:val="15"/>
+          <w:szCs w:val="15"/>
+        </w:rPr>
+        <w:t xml:space="preserve">↑ les retours à la ligne ci-dessus sont volontaires</w:t>
       </w:r>
     </w:p>
     <w:p>
@@ -3348,7 +3426,7 @@
           <w:sz w:val="22"/>
           <w:szCs w:val="22"/>
         </w:rPr>
-        <w:t xml:space="preserve">200 g — 18.00 €</w:t>
+        <w:t xml:space="preserve">200 g — 15.00 €</w:t>
       </w:r>
     </w:p>
     <w:p>
@@ -3357,7 +3435,7 @@
         <w:spacing w:after="140" w:before="340"/>
       </w:pPr>
       <w:r>
-        <w:t xml:space="preserve">Yun Lan Estate — Xishuangbanna</w:t>
+        <w:t xml:space="preserve">Yun Lan Estate — Café de Xishuangbanna, Yunnan</w:t>
       </w:r>
     </w:p>
     <w:p>
@@ -3427,7 +3505,7 @@
           <w:sz w:val="22"/>
           <w:szCs w:val="22"/>
         </w:rPr>
-        <w:t xml:space="preserve">Xishuangbanna</w:t>
+        <w:t xml:space="preserve">Café de Xishuangbanna, Yunnan</w:t>
       </w:r>
     </w:p>
     <w:p>
@@ -3497,7 +3575,7 @@
           <w:sz w:val="22"/>
           <w:szCs w:val="22"/>
         </w:rPr>
-        <w:t xml:space="preserve">Du Pacamara cultivé entre 1 600 et 1 800 mètres, traité en lavé traditionnel : rien pour masquer, rien pour ajouter. Ce qui reste, c’est la variété et l’altitude — une acidité de pamplemousse, une chair de prune rouge, et une longueur de thé noir qui tient bien après la tasse.</w:t>
+        <w:t xml:space="preserve">Du Pacamara cultivé entre 1600 et 1800 mètres, traité en lavé traditionnel : naturel, rien pour masquer, rien pour ajouter. Ce qui reste, c’est la variété et l’altitude — une acidité de pamplemousse, une chair de prune rouge, et une longueur de thé noir qui tient après la tasse.</w:t>
       </w:r>
     </w:p>
     <w:p>
@@ -3532,7 +3610,7 @@
           <w:sz w:val="22"/>
           <w:szCs w:val="22"/>
         </w:rPr>
-        <w:t xml:space="preserve">Le Pacamara est une variété encombrante : de grands arbres, de très gros grains, peu de rendement, et une sensibilité qui décourage la plupart des exploitations. Il en existe encore peu au Yunnan. Ce lot est le plus cher que nous proposons, et c’est aussi le seul dont nous savons, chaque année, qu’il partira avant les autres.</w:t>
+        <w:t xml:space="preserve">Le Pacamara est une variété encombrante : de grands arbres, de très gros grains, peu de rendement, et une sensibilité qui décourage la plupart des exploitations. Il en existe peu au Yunnan. Ce lot est le plus cher que nous proposons, et c’est aussi le seul dont nous savons qu’il partira avant les autres.</w:t>
       </w:r>
     </w:p>
     <w:p>
@@ -3602,7 +3680,7 @@
           <w:sz w:val="22"/>
           <w:szCs w:val="22"/>
         </w:rPr>
-        <w:t xml:space="preserve">1 600 – 1 800 m</w:t>
+        <w:t xml:space="preserve">1600 – 1800 m</w:t>
       </w:r>
     </w:p>
     <w:p>
@@ -3847,7 +3925,7 @@
           <w:sz w:val="22"/>
           <w:szCs w:val="22"/>
         </w:rPr>
-        <w:t xml:space="preserve">Filtre : 15 g pour 250 ml, eau à 94 °C. Mouture un cran plus grossière que d’habitude — le Pacamara donne beaucoup, vite.</w:t>
+        <w:t xml:space="preserve">Filtre : 15 g pour 250 ml, eau à 93 °C. Mouture un cran plus grossière que d’habitude — le Pacamara donne beaucoup, rapidement.</w:t>
       </w:r>
     </w:p>
     <w:p>
@@ -3952,7 +4030,34 @@
           <w:sz w:val="22"/>
           <w:szCs w:val="22"/>
         </w:rPr>
-        <w:t xml:space="preserve">Yun Lan Estate se trouve à Xishuangbanna, à l’extrême sud du Yunnan, entre 1 600 et 1 800 mètres — les parcelles les plus hautes avec lesquelles nous travaillons. La ferme y cultive du Pacamara, une variété rare, peu productive et difficile à mener, qu’elle traite en lavé traditionnel.</w:t>
+        <w:t xml:space="preserve">Yun Lan Estate se trouve à Xishuangbanna, à l’extrême sud du Yunnan, entre 1600 et 1800 mètres — les parcelles les plus hautes avec lesquelles nous travaillons. La ferme y cultive du Pacamara, une variété rare, peu productive et difficile à mener, qu’elle traite en lavé traditionnel.</w:t>
+      </w:r>
+    </w:p>
+    <w:p>
+      <w:pPr>
+        <w:spacing w:after="0"/>
+      </w:pPr>
+      <w:r>
+        <w:rPr>
+          <w:sz w:val="22"/>
+          <w:szCs w:val="22"/>
+        </w:rPr>
+        <w:t xml:space="preserve">Créée en 1999 par Zhang Hongjun, cette ferme est l’une des plus anciennes fermes de spécialité du Yunnan. Elle cultive plus de 20 variétés (Geisha, Pacamara, Typica pourpre, sélections locales) avec une approche patiente, artisanale et plutôt traditionnelle (lavé, naturel, honey). Ses cafés sont connus pour leur acidité lumineuse et douce, leurs arômes d’agrumes, de baies, de prune et de thé noir, et leur grande finesse.</w:t>
+      </w:r>
+    </w:p>
+    <w:p>
+      <w:pPr>
+        <w:spacing w:after="60"/>
+      </w:pPr>
+      <w:r>
+        <w:rPr>
+          <w:i/>
+          <w:iCs/>
+          <w:color w:val="9A958A"/>
+          <w:sz w:val="15"/>
+          <w:szCs w:val="15"/>
+        </w:rPr>
+        <w:t xml:space="preserve">↑ les retours à la ligne ci-dessus sont volontaires</w:t>
       </w:r>
     </w:p>
     <w:p>
@@ -3987,7 +4092,7 @@
           <w:sz w:val="22"/>
           <w:szCs w:val="22"/>
         </w:rPr>
-        <w:t xml:space="preserve">200 g — 22.00 €</w:t>
+        <w:t xml:space="preserve">200 g — 17.00 €</w:t>
       </w:r>
     </w:p>
     <w:p>
@@ -3996,7 +4101,7 @@
         <w:spacing w:after="140" w:before="340"/>
       </w:pPr>
       <w:r>
-        <w:t xml:space="preserve">Drip Bags — Boîte de 8 — Assemblage de saison</w:t>
+        <w:t xml:space="preserve">Drip Bags — Boîte de 8 — Catimor et Bourbon</w:t>
       </w:r>
     </w:p>
     <w:p>
@@ -4066,7 +4171,7 @@
           <w:sz w:val="22"/>
           <w:szCs w:val="22"/>
         </w:rPr>
-        <w:t xml:space="preserve">Assemblage de saison</w:t>
+        <w:t xml:space="preserve">Catimor et Bourbon</w:t>
       </w:r>
     </w:p>
     <w:p>
@@ -4101,7 +4206,7 @@
           <w:sz w:val="22"/>
           <w:szCs w:val="22"/>
         </w:rPr>
-        <w:t xml:space="preserve">Un filtre propre, partout, en trois minutes.</w:t>
+        <w:t xml:space="preserve">Un filtre individuel de café du Yunnan à emporter partout.</w:t>
       </w:r>
     </w:p>
     <w:p>
@@ -4136,7 +4241,7 @@
           <w:sz w:val="22"/>
           <w:szCs w:val="22"/>
         </w:rPr>
-        <w:t xml:space="preserve">Huit sachets filtres individuels de 10 g, moulus et conditionnés sous atmosphère protectrice le jour de la torréfaction. L’assemblage de saison réunit le honey de Torch Estate et le lavé de Gaoshen : du corps, du fruit, et assez de douceur pour se passer de sucre.</w:t>
+        <w:t xml:space="preserve">Huit sachets filtres individuels de 10 g, moulus et conditionnés sous atmosphère protectrice le jour de la torréfaction. L’assemblage de saison réunit quatre Catimor et quatre Bourbon jaune de la ferme Gaosheng : de la légèreté et assez de douceur pour se passer de sucre.</w:t>
       </w:r>
     </w:p>
     <w:p>
@@ -4171,7 +4276,7 @@
           <w:sz w:val="22"/>
           <w:szCs w:val="22"/>
         </w:rPr>
-        <w:t xml:space="preserve">Pensés pour le bureau, le train et les matins pressés — sans jamais renoncer à la tasse. Posez le sachet sur votre mug, versez en trois fois, retirez : trois minutes, aucun matériel.</w:t>
+        <w:t xml:space="preserve">Pensés pour le bureau, les voyages ou les matins pressés — sans jamais renoncer à la tasse. Posez le sachet sur votre mug, versez en trois fois, retirez : trois minutes, savourez.</w:t>
       </w:r>
     </w:p>
     <w:p>
@@ -4206,7 +4311,7 @@
           <w:sz w:val="22"/>
           <w:szCs w:val="22"/>
         </w:rPr>
-        <w:t xml:space="preserve">Yunnan, Chine — Pu’er &amp; Baoshan</w:t>
+        <w:t xml:space="preserve">Yunnan, Chine — Baoshan</w:t>
       </w:r>
     </w:p>
     <w:p>
@@ -4241,7 +4346,7 @@
           <w:sz w:val="22"/>
           <w:szCs w:val="22"/>
         </w:rPr>
-        <w:t xml:space="preserve">1 300 – 1 750 m</w:t>
+        <w:t xml:space="preserve">1300 – 1850 m</w:t>
       </w:r>
     </w:p>
     <w:p>
@@ -4276,7 +4381,7 @@
           <w:sz w:val="22"/>
           <w:szCs w:val="22"/>
         </w:rPr>
-        <w:t xml:space="preserve">Catimor</w:t>
+        <w:t xml:space="preserve">Catimor et Bourbon Jaune</w:t>
       </w:r>
     </w:p>
     <w:p>
@@ -4486,7 +4591,7 @@
           <w:sz w:val="22"/>
           <w:szCs w:val="22"/>
         </w:rPr>
-        <w:t xml:space="preserve">Posez le sachet sur la tasse, versez 30 ml pour humidifier, attendez 30 secondes, puis complétez à 180 ml en deux versements.</w:t>
+        <w:t xml:space="preserve">Posez le sachet sur le mug, versez 30 ml à 90 °C pour humidifier, attendez 30 secondes, puis complétez à 120 - 150 ml en deux versements.</w:t>
       </w:r>
     </w:p>
     <w:p>
@@ -4521,7 +4626,7 @@
           <w:sz w:val="22"/>
           <w:szCs w:val="22"/>
         </w:rPr>
-        <w:t xml:space="preserve">8 sachets filtres de 10 g</w:t>
+        <w:t xml:space="preserve">4x2 sachets filtres de 10 g</w:t>
       </w:r>
     </w:p>
     <w:p>
@@ -4556,7 +4661,7 @@
           <w:sz w:val="22"/>
           <w:szCs w:val="22"/>
         </w:rPr>
-        <w:t xml:space="preserve">Assemblage de saison, moulu du jour</w:t>
+        <w:t xml:space="preserve">Variétés Catimor et Bourbon Jaune</w:t>
       </w:r>
     </w:p>
     <w:p>
@@ -4591,7 +4696,7 @@
           <w:sz w:val="22"/>
           <w:szCs w:val="22"/>
         </w:rPr>
-        <w:t xml:space="preserve">Boîte recyclable</w:t>
+        <w:t xml:space="preserve">Boîte et sachets recyclables</w:t>
       </w:r>
     </w:p>
     <w:p>
@@ -4626,7 +4731,7 @@
           <w:sz w:val="22"/>
           <w:szCs w:val="22"/>
         </w:rPr>
-        <w:t xml:space="preserve">Torch Estate</w:t>
+        <w:t xml:space="preserve">Gaosheng Manor</w:t>
       </w:r>
     </w:p>
     <w:p>
@@ -4661,7 +4766,7 @@
           <w:sz w:val="22"/>
           <w:szCs w:val="22"/>
         </w:rPr>
-        <w:t xml:space="preserve">Pu’er, Yunnan</w:t>
+        <w:t xml:space="preserve">Baoshan, Yunnan</w:t>
       </w:r>
     </w:p>
     <w:p>
@@ -4696,7 +4801,7 @@
           <w:sz w:val="22"/>
           <w:szCs w:val="22"/>
         </w:rPr>
-        <w:t xml:space="preserve">Torch Estate cultive ses parcelles dans les collines de Pu’er, autour de 1 450 mètres. C’est de cette même ferme que viennent nos deux lots honey : le Lot.01 en fermentation anaérobie double, le Lot.02 en honey traditionnel. Même terre, même variété, deux traitements — et deux tasses qui n’ont presque rien en commun.</w:t>
+        <w:t xml:space="preserve">La Ferme de Gaosheng Manor, fondée en 1956, est souvent présentée comme la première plantation de café de Chine, dédiée à la production d’Arabica de qualité. La ferme cultive principalement du Catimor (et un peu de Typica /« Blue Mountain ») entre 1500 et 1850 m d’altitude, dans la vallée sèche et chaude de la rivière Nu, près de la frontière avec le Myanmar.</w:t>
       </w:r>
     </w:p>
     <w:p>
@@ -4731,7 +4836,7 @@
           <w:sz w:val="22"/>
           <w:szCs w:val="22"/>
         </w:rPr>
-        <w:t xml:space="preserve">Boîte de 8 — 14.00 €</w:t>
+        <w:t xml:space="preserve">Boîte de 8 — 16.50 €</w:t>
       </w:r>
     </w:p>
     <w:p>
@@ -4740,7 +4845,7 @@
         <w:spacing w:after="140" w:before="340"/>
       </w:pPr>
       <w:r>
-        <w:t xml:space="preserve">Drip Bags — Composez votre boîte — Ferme de Gaoshen, Baoshan</w:t>
+        <w:t xml:space="preserve">Drip Bags — Composez votre boîte — Ferme de Gaosheng, Baoshan</w:t>
       </w:r>
     </w:p>
     <w:p>
@@ -4810,7 +4915,7 @@
           <w:sz w:val="22"/>
           <w:szCs w:val="22"/>
         </w:rPr>
-        <w:t xml:space="preserve">Ferme de Gaoshen, Baoshan</w:t>
+        <w:t xml:space="preserve">Ferme de Gaosheng, Baoshan</w:t>
       </w:r>
     </w:p>
     <w:p>
@@ -4845,7 +4950,7 @@
           <w:sz w:val="22"/>
           <w:szCs w:val="22"/>
         </w:rPr>
-        <w:t xml:space="preserve">Huit sachets, deux variétés, votre choix.</w:t>
+        <w:t xml:space="preserve">Huit sachets, deux variétés au choix.</w:t>
       </w:r>
     </w:p>
     <w:p>
@@ -4880,7 +4985,7 @@
           <w:sz w:val="22"/>
           <w:szCs w:val="22"/>
         </w:rPr>
-        <w:t xml:space="preserve">Une boîte de huit drip bags composée par vous, à partir de deux variétés cultivées sur la même ferme, à Gaoshen : le Catimor, rond et cacaoté, et le Bourbon jaune, plus fin et floral. Prenez-en huit d’une seule, ou quatre de chaque pour les comparer tasse après tasse.</w:t>
+        <w:t xml:space="preserve">Une boîte de huit drip bags composée par vous, à partir de deux variétés cultivées sur la même ferme, à Gaosheng : le Catimor, rond et cacaoté, et le Bourbon jaune, plus fin et floral. Prenez-en huit d’une seule, ou quatre de chaque pour les comparer tasse après tasse.</w:t>
       </w:r>
     </w:p>
     <w:p>
@@ -4950,7 +5055,7 @@
           <w:sz w:val="22"/>
           <w:szCs w:val="22"/>
         </w:rPr>
-        <w:t xml:space="preserve">Yunnan, Chine — Gaoshen, Baoshan</w:t>
+        <w:t xml:space="preserve">Yunnan, Chine — Gaosheng, Baoshan</w:t>
       </w:r>
     </w:p>
     <w:p>
@@ -4985,7 +5090,7 @@
           <w:sz w:val="22"/>
           <w:szCs w:val="22"/>
         </w:rPr>
-        <w:t xml:space="preserve">1 550 – 1 750 m</w:t>
+        <w:t xml:space="preserve">1300 – 1850 m</w:t>
       </w:r>
     </w:p>
     <w:p>
@@ -5020,7 +5125,7 @@
           <w:sz w:val="22"/>
           <w:szCs w:val="22"/>
         </w:rPr>
-        <w:t xml:space="preserve">Catimor ou Bourbon jaune</w:t>
+        <w:t xml:space="preserve">Catimor et / ou Bourbon jaune</w:t>
       </w:r>
     </w:p>
     <w:p>
@@ -5230,7 +5335,7 @@
           <w:sz w:val="22"/>
           <w:szCs w:val="22"/>
         </w:rPr>
-        <w:t xml:space="preserve">Posez le sachet sur la tasse, versez 30 ml pour humidifier, attendez 30 secondes, puis complétez à 180 ml en deux versements.</w:t>
+        <w:t xml:space="preserve">Posez le sachet sur le mug, versez 30 ml à 90 °C pour humidifier, attendez 30 secondes, puis complétez à 120 - 150 ml en deux versements.</w:t>
       </w:r>
     </w:p>
     <w:p>
@@ -5265,7 +5370,7 @@
           <w:sz w:val="22"/>
           <w:szCs w:val="22"/>
         </w:rPr>
-        <w:t xml:space="preserve">8 sachets filtres de 10 g, moulus du jour</w:t>
+        <w:t xml:space="preserve">8 sachets filtres de 10 g</w:t>
       </w:r>
     </w:p>
     <w:p>
@@ -5300,7 +5405,7 @@
           <w:sz w:val="22"/>
           <w:szCs w:val="22"/>
         </w:rPr>
-        <w:t xml:space="preserve">Une seule ferme, une seule récolte</w:t>
+        <w:t xml:space="preserve">Variétés Catimor et / ou Bourbon Jaune</w:t>
       </w:r>
     </w:p>
     <w:p>
@@ -5335,7 +5440,7 @@
           <w:sz w:val="22"/>
           <w:szCs w:val="22"/>
         </w:rPr>
-        <w:t xml:space="preserve">Boîte recyclable</w:t>
+        <w:t xml:space="preserve">Boîte et sachets recyclables</w:t>
       </w:r>
     </w:p>
     <w:p>
@@ -5370,7 +5475,7 @@
           <w:sz w:val="22"/>
           <w:szCs w:val="22"/>
         </w:rPr>
-        <w:t xml:space="preserve">Ferme de Gaoshen</w:t>
+        <w:t xml:space="preserve">Ferme de Gaosheng</w:t>
       </w:r>
     </w:p>
     <w:p>
@@ -5440,7 +5545,7 @@
           <w:sz w:val="22"/>
           <w:szCs w:val="22"/>
         </w:rPr>
-        <w:t xml:space="preserve">À Gaoshen, sur les hauteurs de Baoshan, une même exploitation conduit côte à côte deux variétés que tout oppose en tasse. Le Catimor occupe les parcelles basses, plus exposées ; le Bourbon jaune, plus fragile et deux fois moins productif, est réservé aux terrasses hautes. Les deux sont récoltés, lavés et séchés exactement de la même manière — c’est ce qui rend la comparaison possible.</w:t>
+        <w:t xml:space="preserve">La Ferme de Gaosheng Manor, fondée en 1956, est souvent présentée comme la première plantation de café de Chine, dédiée à la production d’Arabica de qualité. La ferme cultive principalement du Catimor (et un peu de Typica /« Blue Mountain ») entre 1500 et 1850 m d’altitude, dans la vallée sèche et chaude de la rivière Nu, près de la frontière avec le Myanmar.</w:t>
       </w:r>
     </w:p>
     <w:p>
@@ -5510,7 +5615,7 @@
           <w:sz w:val="22"/>
           <w:szCs w:val="22"/>
         </w:rPr>
-        <w:t xml:space="preserve">8 × Bourbon jaune — 15.00 €</w:t>
+        <w:t xml:space="preserve">8 × Bourbon jaune — 18.00 €</w:t>
       </w:r>
     </w:p>
     <w:p>
@@ -5545,7 +5650,7 @@
           <w:sz w:val="22"/>
           <w:szCs w:val="22"/>
         </w:rPr>
-        <w:t xml:space="preserve">4 × Catimor + 4 × Bourbon jaune — 15.00 €</w:t>
+        <w:t xml:space="preserve">4 × Catimor + 4 × Bourbon jaune — 16.50 €</w:t>
       </w:r>
     </w:p>
     <w:p>
@@ -5659,7 +5764,7 @@
           <w:sz w:val="22"/>
           <w:szCs w:val="22"/>
         </w:rPr>
-        <w:t xml:space="preserve">Les trois lots, plus les drip bags.</w:t>
+        <w:t xml:space="preserve">Nos trois cafés du Yunnan, avec les drip bags.</w:t>
       </w:r>
     </w:p>
     <w:p>
@@ -5694,7 +5799,7 @@
           <w:sz w:val="22"/>
           <w:szCs w:val="22"/>
         </w:rPr>
-        <w:t xml:space="preserve">Le meilleur moyen de comprendre notre gamme : les deux honey de Torch Estate — anaérobie double et traditionnel — le lavé de Yun Lan Estate en Pacamara, et une boîte de huit drip bags pour emporter la dégustation avec vous.</w:t>
+        <w:t xml:space="preserve">Le meilleur moyen de comprendre nos cafés du Yunnan : deux honey de Torch Estate — anaérobie double et traditionnel — le lavé de Yun Lan Estate en Pacamara, et une boîte de huit drip bags de Gaosheng pour emporter un peu de Yunnan partout avec vous.</w:t>
       </w:r>
     </w:p>
     <w:p>
@@ -5729,7 +5834,7 @@
           <w:sz w:val="22"/>
           <w:szCs w:val="22"/>
         </w:rPr>
-        <w:t xml:space="preserve">Deux fermes, deux terroirs, trois traitements, une même saison. Dégustez-les côte à côte : c’est là que le travail se lit le plus clairement — ce que change une fermentation, ce que change une variété. Le coffret est accompagné d’une fiche de dégustation.</w:t>
+        <w:t xml:space="preserve">Une ferme, un terroir, deux variétés. Dégustez-les côte à côte : c’est là que le travail se lit le plus clairement — ce que change une fermentation, ce que change une variété. Le coffret est accompagné d’une fiche de dégustation.</w:t>
       </w:r>
     </w:p>
     <w:p>
@@ -5764,7 +5869,7 @@
           <w:sz w:val="22"/>
           <w:szCs w:val="22"/>
         </w:rPr>
-        <w:t xml:space="preserve">Yunnan, Chine — Pu’er &amp; Xishuangbanna</w:t>
+        <w:t xml:space="preserve">Yunnan, Chine — Pu’er, Baoshan &amp; Xishuangbanna</w:t>
       </w:r>
     </w:p>
     <w:p>
@@ -5799,7 +5904,7 @@
           <w:sz w:val="22"/>
           <w:szCs w:val="22"/>
         </w:rPr>
-        <w:t xml:space="preserve">1 300 – 1 800 m</w:t>
+        <w:t xml:space="preserve">1300 –1800 m</w:t>
       </w:r>
     </w:p>
     <w:p>
@@ -5834,7 +5939,7 @@
           <w:sz w:val="22"/>
           <w:szCs w:val="22"/>
         </w:rPr>
-        <w:t xml:space="preserve">Catimor, Pacamara</w:t>
+        <w:t xml:space="preserve">Catimor, Pacamara et Bourbon jaune</w:t>
       </w:r>
     </w:p>
     <w:p>
@@ -6079,7 +6184,7 @@
           <w:sz w:val="22"/>
           <w:szCs w:val="22"/>
         </w:rPr>
-        <w:t xml:space="preserve">Torch Estate, Lot.01 — 200 g</w:t>
+        <w:t xml:space="preserve">Torch Estate, Lot 01 — 200 g</w:t>
       </w:r>
     </w:p>
     <w:p>
@@ -6114,7 +6219,7 @@
           <w:sz w:val="22"/>
           <w:szCs w:val="22"/>
         </w:rPr>
-        <w:t xml:space="preserve">Torch Estate, Lot.02 — 200 g</w:t>
+        <w:t xml:space="preserve">Torch Estate, Lot 02 — 200 g</w:t>
       </w:r>
     </w:p>
     <w:p>
@@ -6219,7 +6324,7 @@
           <w:sz w:val="22"/>
           <w:szCs w:val="22"/>
         </w:rPr>
-        <w:t xml:space="preserve">Fiche de dégustation</w:t>
+        <w:t xml:space="preserve">Fiches de dégustation</w:t>
       </w:r>
     </w:p>
     <w:p>
@@ -6324,7 +6429,34 @@
           <w:sz w:val="22"/>
           <w:szCs w:val="22"/>
         </w:rPr>
-        <w:t xml:space="preserve">Yun Lan Estate se trouve à Xishuangbanna, à l’extrême sud du Yunnan, entre 1 600 et 1 800 mètres — les parcelles les plus hautes avec lesquelles nous travaillons. La ferme y cultive du Pacamara, une variété rare, peu productive et difficile à mener, qu’elle traite en lavé traditionnel.</w:t>
+        <w:t xml:space="preserve">Yun Lan Estate se trouve à Xishuangbanna, à l’extrême sud du Yunnan, entre 1600 et 1800 mètres — les parcelles les plus hautes avec lesquelles nous travaillons. La ferme y cultive du Pacamara, une variété rare, peu productive et difficile à mener, qu’elle traite en lavé traditionnel.</w:t>
+      </w:r>
+    </w:p>
+    <w:p>
+      <w:pPr>
+        <w:spacing w:after="0"/>
+      </w:pPr>
+      <w:r>
+        <w:rPr>
+          <w:sz w:val="22"/>
+          <w:szCs w:val="22"/>
+        </w:rPr>
+        <w:t xml:space="preserve">Créée en 1999 par Zhang Hongjun, cette ferme est l’une des plus anciennes fermes de spécialité du Yunnan. Elle cultive plus de 20 variétés (Geisha, Pacamara, Typica pourpre, sélections locales) avec une approche patiente, artisanale et plutôt traditionnelle (lavé, naturel, honey). Ses cafés sont connus pour leur acidité lumineuse et douce, leurs arômes d’agrumes, de baies, de prune et de thé noir, et leur grande finesse.</w:t>
+      </w:r>
+    </w:p>
+    <w:p>
+      <w:pPr>
+        <w:spacing w:after="60"/>
+      </w:pPr>
+      <w:r>
+        <w:rPr>
+          <w:i/>
+          <w:iCs/>
+          <w:color w:val="9A958A"/>
+          <w:sz w:val="15"/>
+          <w:szCs w:val="15"/>
+        </w:rPr>
+        <w:t xml:space="preserve">↑ les retours à la ligne ci-dessus sont volontaires</w:t>
       </w:r>
     </w:p>
     <w:p>
@@ -6359,7 +6491,7 @@
           <w:sz w:val="22"/>
           <w:szCs w:val="22"/>
         </w:rPr>
-        <w:t xml:space="preserve">Coffret complet — 66.00 €</w:t>
+        <w:t xml:space="preserve">Coffret complet — 60.00 €</w:t>
       </w:r>
     </w:p>
     <w:p>
@@ -6428,7 +6560,7 @@
           <w:sz w:val="22"/>
           <w:szCs w:val="22"/>
         </w:rPr>
-        <w:t xml:space="preserve">Origine, histoire et savoir-faire — Yunma, cafés du Yunnan</w:t>
+        <w:t xml:space="preserve">Origine, histoire et savoir-faire — Yunma, cafés de spécialité du Yunnan</w:t>
       </w:r>
     </w:p>
     <w:p>
@@ -6463,7 +6595,7 @@
           <w:sz w:val="22"/>
           <w:szCs w:val="22"/>
         </w:rPr>
-        <w:t xml:space="preserve">Le Yunnan et ses terroirs, l’histoire de Yunma, et notre savoir-faire de la cerise à la tasse : récolte, traitement, séchage, torréfaction.</w:t>
+        <w:t xml:space="preserve">Les cafés du Yunnan et leur terroirs, l’histoire de Yunma, et notre savoir-faire de la cerise à la tasse : récolte, traitement, séchage, torréfaction.</w:t>
       </w:r>
     </w:p>
     <w:p>
@@ -6507,7 +6639,7 @@
           <w:sz w:val="22"/>
           <w:szCs w:val="22"/>
         </w:rPr>
-        <w:t xml:space="preserve">Notre origine</w:t>
+        <w:t xml:space="preserve">À l’origine,</w:t>
       </w:r>
     </w:p>
     <w:p>
@@ -6542,31 +6674,31 @@
           <w:sz w:val="22"/>
           <w:szCs w:val="22"/>
         </w:rPr>
-        <w:t xml:space="preserve">Le Yunnan.</w:t>
-      </w:r>
-    </w:p>
-    <w:p>
-      <w:pPr>
-        <w:spacing w:after="0"/>
-      </w:pPr>
-      <w:r>
-        <w:rPr>
-          <w:sz w:val="22"/>
-          <w:szCs w:val="22"/>
-        </w:rPr>
-        <w:t xml:space="preserve">Notre terre.</w:t>
-      </w:r>
-    </w:p>
-    <w:p>
-      <w:pPr>
-        <w:spacing w:after="0"/>
-      </w:pPr>
-      <w:r>
-        <w:rPr>
-          <w:sz w:val="22"/>
-          <w:szCs w:val="22"/>
-        </w:rPr>
-        <w:t xml:space="preserve">Notre inspiration.</w:t>
+        <w:t xml:space="preserve">le Yunnan.</w:t>
+      </w:r>
+    </w:p>
+    <w:p>
+      <w:pPr>
+        <w:spacing w:after="0"/>
+      </w:pPr>
+      <w:r>
+        <w:rPr>
+          <w:sz w:val="22"/>
+          <w:szCs w:val="22"/>
+        </w:rPr>
+        <w:t xml:space="preserve">Un terroir.</w:t>
+      </w:r>
+    </w:p>
+    <w:p>
+      <w:pPr>
+        <w:spacing w:after="0"/>
+      </w:pPr>
+      <w:r>
+        <w:rPr>
+          <w:sz w:val="22"/>
+          <w:szCs w:val="22"/>
+        </w:rPr>
+        <w:t xml:space="preserve">Une philosophie.</w:t>
       </w:r>
     </w:p>
     <w:p>
@@ -6616,7 +6748,7 @@
           <w:sz w:val="22"/>
           <w:szCs w:val="22"/>
         </w:rPr>
-        <w:t xml:space="preserve">Le Yunnan produit plus de 95 % du café chinois. Longtemps vendu en commodité, il révèle depuis quelques années des tasses d’une finesse rare, portées par une nouvelle génération de producteurs.</w:t>
+        <w:t xml:space="preserve">Le Yunnan produit plus de 95 % du café chinois. La Chine n’exporte que 5 % de sa production aux marchés extérieurs. Des cafés rares et d’une grande finesse portés par une nouvelle génération de producteurs.</w:t>
       </w:r>
     </w:p>
     <w:p>
@@ -6625,7 +6757,7 @@
         <w:spacing w:after="140" w:before="340"/>
       </w:pPr>
       <w:r>
-        <w:t xml:space="preserve">Bloc 1 — Une montagne, trois vallées</w:t>
+        <w:t xml:space="preserve">Bloc 1 — Ses montagnes, ses terroirs</w:t>
       </w:r>
     </w:p>
     <w:p>
@@ -6660,7 +6792,7 @@
           <w:sz w:val="22"/>
           <w:szCs w:val="22"/>
         </w:rPr>
-        <w:t xml:space="preserve">Le terroir</w:t>
+        <w:t xml:space="preserve">La région</w:t>
       </w:r>
     </w:p>
     <w:p>
@@ -6695,7 +6827,7 @@
           <w:sz w:val="22"/>
           <w:szCs w:val="22"/>
         </w:rPr>
-        <w:t xml:space="preserve">Une montagne, trois vallées</w:t>
+        <w:t xml:space="preserve">Ses montagnes, ses terroirs</w:t>
       </w:r>
     </w:p>
     <w:p>
@@ -6730,7 +6862,7 @@
           <w:sz w:val="22"/>
           <w:szCs w:val="22"/>
         </w:rPr>
-        <w:t xml:space="preserve">Nos parcelles se situent entre 1 300 et 1 800 mètres, sur des sols volcaniques et argileux. Les nuits fraîches ralentissent la maturation des cerises et concentrent les sucres : c’est ce qui donne au Yunnan cette tasse ronde, à la fois florale et cacaotée.</w:t>
+        <w:t xml:space="preserve">Les terroirs de café se situent entre 1300 et 1800 mètres, sur des sols volcaniques et argileux. Les nuits fraîches en altitude ralentissent la maturation des cerises de café et concentrent leurs sucres : c’est ce qui donne au Yunnan ces cafés distinctifs.</w:t>
       </w:r>
     </w:p>
     <w:p>
@@ -6739,7 +6871,7 @@
         <w:spacing w:after="140" w:before="340"/>
       </w:pPr>
       <w:r>
-        <w:t xml:space="preserve">Bloc 2 — Des relations directes, année après année</w:t>
+        <w:t xml:space="preserve">Bloc 2 — Des relations humaines, une philosophie de vie</w:t>
       </w:r>
     </w:p>
     <w:p>
@@ -6809,7 +6941,7 @@
           <w:sz w:val="22"/>
           <w:szCs w:val="22"/>
         </w:rPr>
-        <w:t xml:space="preserve">Des relations directes, année après année</w:t>
+        <w:t xml:space="preserve">Des relations humaines, une philosophie de vie</w:t>
       </w:r>
     </w:p>
     <w:p>
@@ -6844,7 +6976,7 @@
           <w:sz w:val="22"/>
           <w:szCs w:val="22"/>
         </w:rPr>
-        <w:t xml:space="preserve">Nous travaillons avec trois fermes, à Baoshan, Pu’er et Xishuangbanna. Nous achetons en direct, à un prix supérieur au marché, et nous nous engageons sur plusieurs récoltes afin que chacune puisse investir dans ses parcelles et ses infrastructures de séchage.</w:t>
+        <w:t xml:space="preserve">Nous travaillons avec trois fermes, à Baoshan, Pu’er et Xishuangbanna. Nous achetons à un prix supérieur au marché, et nous nous engageons afin que chacune puisse perpétuer dans ses parcelles et ses infrastructures de cafés de spécialité.</w:t>
       </w:r>
     </w:p>
     <w:p>
@@ -6853,7 +6985,7 @@
         <w:spacing w:after="140" w:before="340"/>
       </w:pPr>
       <w:r>
-        <w:t xml:space="preserve">Bloc 3 — De novembre à mars</w:t>
+        <w:t xml:space="preserve">Bloc 3 — De décembre à mars</w:t>
       </w:r>
     </w:p>
     <w:p>
@@ -6923,7 +7055,7 @@
           <w:sz w:val="22"/>
           <w:szCs w:val="22"/>
         </w:rPr>
-        <w:t xml:space="preserve">De novembre à mars</w:t>
+        <w:t xml:space="preserve">De décembre à mars</w:t>
       </w:r>
     </w:p>
     <w:p>
@@ -6958,7 +7090,7 @@
           <w:sz w:val="22"/>
           <w:szCs w:val="22"/>
         </w:rPr>
-        <w:t xml:space="preserve">La récolte s’étale sur quatre mois. Les cerises sont cueillies à la main, à pleine maturité, puis triées le jour même. Les lots arrivent en France au printemps et sont torréfiés au fil de l’année, jamais stockés au-delà de la saison suivante.</w:t>
+        <w:t xml:space="preserve">La récolte s’étale sur quatre mois dans le Yunnan. Les cerises de café sont cueillies à la main, à maturité, puis triées le jour même. Les lots arrivent en France au printemps pour être torréfiés tout au long de l’année.</w:t>
       </w:r>
     </w:p>
     <w:p>
@@ -7177,7 +7309,7 @@
           <w:sz w:val="22"/>
           <w:szCs w:val="22"/>
         </w:rPr>
-        <w:t xml:space="preserve">Les hauteurs de Gaoshen, où une même exploitation conduit deux variétés côte à côte. C’est de là que viennent nos drip bags.</w:t>
+        <w:t xml:space="preserve">Les hauteurs de Gaosheng, où une même exploitation conduit deux variétés côte à côte. C’est de là que viennent nos drip bags.</w:t>
       </w:r>
     </w:p>
     <w:p>
@@ -11602,7 +11734,7 @@
           <w:sz w:val="22"/>
           <w:szCs w:val="22"/>
         </w:rPr>
-        <w:t xml:space="preserve">France : 2 à 3 jours ouvrés via Colissimo ou Mondial Relay. Union européenne : 3 à 6 jours ouvrés. Livraison offerte à partir de 45 € d’achat en France métropolitaine.</w:t>
+        <w:t xml:space="preserve">France : 2 à 3 jours ouvrés via Colissimo ou Mondial Relay. Union européenne : 3 à 6 jours ouvrés. Livraison offerte à partir de 50 € d’achat en France métropolitaine.</w:t>
       </w:r>
     </w:p>
     <w:p>
@@ -13895,7 +14027,7 @@
           <w:sz w:val="22"/>
           <w:szCs w:val="22"/>
         </w:rPr>
-        <w:t xml:space="preserve">La livraison est offerte à partir de 45 € d’achat en France métropolitaine. Les risques sont transférés à la remise du colis.</w:t>
+        <w:t xml:space="preserve">La livraison est offerte à partir de 50 € d’achat en France métropolitaine. Les risques sont transférés à la remise du colis.</w:t>
       </w:r>
     </w:p>
     <w:p>
@@ -14665,7 +14797,7 @@
           <w:sz w:val="22"/>
           <w:szCs w:val="22"/>
         </w:rPr>
-        <w:t xml:space="preserve">Expédié sous 48 h — livraison offerte dès 45 €</w:t>
+        <w:t xml:space="preserve">Expédié sous 48 h — livraison offerte dès 50 €</w:t>
       </w:r>
     </w:p>
     <w:p>

--- a/contenu/textes-yunma-fr.docx
+++ b/contenu/textes-yunma-fr.docx
@@ -7,7 +7,7 @@
         <w:pStyle w:val="Title"/>
       </w:pPr>
       <w:r>
-        <w:t xml:space="preserve">Yunma — textes du site</w:t>
+        <w:t xml:space="preserve">Yunma — textes du site (français)</w:t>
       </w:r>
     </w:p>
     <w:p>
@@ -20,7 +20,7 @@
           <w:iCs/>
           <w:color w:val="666660"/>
         </w:rPr>
-        <w:t xml:space="preserve">Français. Document généré le 03/09/2026. Modifiez les textes sous les codes entre crochets, sans toucher aux codes.</w:t>
+        <w:t xml:space="preserve">Document généré le 03/09/2026 à partir du site. Modifiez les textes sous les codes entre crochets, sans toucher aux codes eux-mêmes.</w:t>
       </w:r>
     </w:p>
     <w:p>

--- a/contenu/textes-yunma-fr.docx
+++ b/contenu/textes-yunma-fr.docx
@@ -20,7 +20,7 @@
           <w:iCs/>
           <w:color w:val="666660"/>
         </w:rPr>
-        <w:t xml:space="preserve">Document généré le 03/09/2026 à partir du site. Modifiez les textes sous les codes entre crochets, sans toucher aux codes eux-mêmes.</w:t>
+        <w:t xml:space="preserve">Document généré le 04/09/2026 à partir du site. Modifiez les textes sous les codes entre crochets, sans toucher aux codes eux-mêmes.</w:t>
       </w:r>
     </w:p>
     <w:p>
@@ -12873,6 +12873,98 @@
           <w:szCs w:val="22"/>
         </w:rPr>
         <w:t xml:space="preserve">Merci, votre inscription est enregistrée.</w:t>
+      </w:r>
+    </w:p>
+    <w:p>
+      <w:pPr>
+        <w:pStyle w:val="Heading2"/>
+        <w:spacing w:after="140" w:before="340"/>
+      </w:pPr>
+      <w:r>
+        <w:t xml:space="preserve">Signature défilante</w:t>
+      </w:r>
+    </w:p>
+    <w:p>
+      <w:pPr>
+        <w:spacing w:after="140"/>
+      </w:pPr>
+      <w:r>
+        <w:rPr>
+          <w:i/>
+          <w:iCs/>
+          <w:color w:val="55524A"/>
+        </w:rPr>
+        <w:t xml:space="preserve">La bande qui défile en bas de chaque page. Elle reste en anglais dans les trois versions du site : c’est une signature de marque. L’étoile entre les deux moitiés est un dessin, elle ne se modifie pas ici.</w:t>
+      </w:r>
+    </w:p>
+    <w:p>
+      <w:pPr>
+        <w:spacing w:after="40" w:before="200"/>
+      </w:pPr>
+      <w:r>
+        <w:rPr>
+          <w:b/>
+          <w:bCs/>
+          <w:color w:val="55524A"/>
+          <w:sz w:val="19"/>
+          <w:szCs w:val="19"/>
+        </w:rPr>
+        <w:t xml:space="preserve">Première moitié</w:t>
+      </w:r>
+      <w:r>
+        <w:rPr>
+          <w:color w:val="B95F2C"/>
+          <w:sz w:val="19"/>
+          <w:szCs w:val="19"/>
+        </w:rPr>
+        <w:t xml:space="preserve">   [signature.debut]</w:t>
+      </w:r>
+    </w:p>
+    <w:p>
+      <w:pPr>
+        <w:spacing w:after="0"/>
+      </w:pPr>
+      <w:r>
+        <w:rPr>
+          <w:sz w:val="22"/>
+          <w:szCs w:val="22"/>
+        </w:rPr>
+        <w:t xml:space="preserve">Slow Coffee</w:t>
+      </w:r>
+    </w:p>
+    <w:p>
+      <w:pPr>
+        <w:spacing w:after="40" w:before="200"/>
+      </w:pPr>
+      <w:r>
+        <w:rPr>
+          <w:b/>
+          <w:bCs/>
+          <w:color w:val="55524A"/>
+          <w:sz w:val="19"/>
+          <w:szCs w:val="19"/>
+        </w:rPr>
+        <w:t xml:space="preserve">Seconde moitié</w:t>
+      </w:r>
+      <w:r>
+        <w:rPr>
+          <w:color w:val="B95F2C"/>
+          <w:sz w:val="19"/>
+          <w:szCs w:val="19"/>
+        </w:rPr>
+        <w:t xml:space="preserve">   [signature.fin]</w:t>
+      </w:r>
+    </w:p>
+    <w:p>
+      <w:pPr>
+        <w:spacing w:after="0"/>
+      </w:pPr>
+      <w:r>
+        <w:rPr>
+          <w:sz w:val="22"/>
+          <w:szCs w:val="22"/>
+        </w:rPr>
+        <w:t xml:space="preserve">Slow Life</w:t>
       </w:r>
     </w:p>
     <w:p>
